--- a/paper.docx
+++ b/paper.docx
@@ -10,7 +10,7 @@
         <w:t xml:space="preserve">개인 일주기 프로파일은 혈압 예측의 오차 하한을 결정하는가 — 무가압 혈압 시간별 보간·예측 연구</w:t>
       </w:r>
     </w:p>
-    <w:bookmarkStart w:id="31" w:name="X7e00a2f255ee55cfb30a34a64cead2a3549452a"/>
+    <w:bookmarkStart w:id="35" w:name="X7e00a2f255ee55cfb30a34a64cead2a3549452a"/>
     <w:p>
       <w:pPr>
         <w:pStyle w:val="Heading1"/>
@@ -61,7 +61,7 @@
         <w:t xml:space="preserve"> </w:t>
       </w:r>
       <w:r>
-        <w:t xml:space="preserve">[소속 확인 필요] · 데이터 제공: A DAY Inc. (DAY BP) · 작성일 2026-06-25</w:t>
+        <w:t xml:space="preserve">[소속 확인 필요] · 데이터 제공: A DAY Inc. (DAY BP) · 작성일 2026-06-26</w:t>
       </w:r>
     </w:p>
     <w:p>
@@ -109,7 +109,7 @@
         <w:t xml:space="preserve"> </w:t>
       </w:r>
       <w:r>
-        <w:t xml:space="preserve">120명에게서 7일간 하루 약 5회(총 4,128세션) 측정한 참조 혈압과 14종 웨어러블·19종 설문 변수를 사용하였다. 측정값을 시간별로 보간한 뒤 실측값을 가장 가까운 시각에 앵커링한 하이브리드 시계열을 구성하고, 5일을 학습·2일을 테스트로 분할하였다. 위상 커널(phase kernel)을 포함한 14개 모형으로 1시간 전방(static)과 24시간(dynamic) 두 지평을 예측하고, 평균절대오차(MAE)·평균절대백분율오차(MAPE)·평균제곱오차(MSE)를 실측치만/인터폴 포함 두 기준으로 산출하여 무가압 혈압 표준(IEEE 1708)과 대조하였다.</w:t>
+        <w:t xml:space="preserve">120명에게서 7일간 하루 약 5회(총 4,128세션) 측정한 참조 혈압과 14종 웨어러블·19종 설문 변수를 사용하였다. 측정값을 시간별로 보간한 뒤 실측값을 가장 가까운 시각에 앵커링한 하이브리드 시계열을 구성하고, 6일(day0–5)을 학습·7일째(day6)를 테스트로 분할하였다. 위상 커널(phase kernel)을 포함한 13개 모형을, 군집(전역·k2·k3) × 래그(1–5) 격자에서 1시간 전방(static)과 24시간(dynamic) 두 지평으로 예측하고, 평균절대오차(MAE)·평균제곱근오차(RMSE)·평균절대백분율오차(MAPE)와 함께 오차 절댓값이 5·10·15 mmHg 이내에 드는 누적 비율(BHS 기준)을 산출하였다.</w:t>
       </w:r>
     </w:p>
     <w:p>
@@ -127,7 +127,7 @@
         <w:t xml:space="preserve"> </w:t>
       </w:r>
       <w:r>
-        <w:t xml:space="preserve">위상 커널이 모든 조건에서 최저 오차를 보였다. 실측치 기준 1시간 전방 예측의 MAE는 수축기 3.66, 이완기 2.74 mmHg로 IEEE 1708 Grade A(≤5)에 해당하였고, 24시간 예측은 각각 6.06, 4.80 mmHg였다. 설문과 웨어러블(가공 집계 피처)을 추가해도 오차 하한은 내려가지 않았으며, 벡터자기회귀와 신경망은 학습구간을 과적합하였다. 급내상관(ICC)이 수축기 0.72로 높고 개인 내 시간 자기상관이 낮아, 오차 하한은 개인의 전형적 일주기 프로파일이 결정함을 시사하였다.</w:t>
+        <w:t xml:space="preserve">위상 커널이 모든 조건에서 최저 오차권에 들었다. 1시간 전방 예측의 MAE는 수축기 3.83, 이완기 2.78 mmHg로 수축기·이완기 모두 BHS Grade A에 해당하였고, 24시간 예측은 각각 6.10, 4.69 mmHg(이완기 Grade A, 수축기 Grade C)였다. 설문과 웨어러블(가공 집계 피처)을 추가하거나(위상+와치), 보간에서 최선이었던 합성 커널(역시간×위상)·군집별 커널을 적용해도 오차 하한은 통계적으로 유의하게 내려가지 않았다(대응검정 p&gt;0.12). 급내상관(ICC)이 수축기 0.72로 높고 개인 내 시간 자기상관이 낮아, 오차 하한은 개인의 전형적 일주기 프로파일이 결정함을 시사하였다.</w:t>
       </w:r>
     </w:p>
     <w:p>
@@ -163,7 +163,7 @@
         <w:t xml:space="preserve"> </w:t>
       </w:r>
       <w:r>
-        <w:t xml:space="preserve">혈압 예측, 무가압 혈압, 웨어러블, 일주기 프로파일, 위상 커널, 시계열 보간, 개인화</w:t>
+        <w:t xml:space="preserve">혈압 예측, 무가압 혈압, 웨어러블, 일주기 프로파일, 위상 커널, 시계열 보간, BHS 등급, 개인화</w:t>
       </w:r>
     </w:p>
     <w:bookmarkStart w:id="9" w:name="서론"/>
@@ -204,7 +204,7 @@
         <w:pStyle w:val="BodyText"/>
       </w:pPr>
       <w:r>
-        <w:t xml:space="preserve">본 연구의 기여는 세 가지다. 첫째, 실측값을 앵커로 삼는 하이브리드 시계열을 정의하고 1시간 전방과 24시간 두 예측 지평을 분리해 평가하였다. 둘째, 설문 19종과 웨어러블 14종을 피처로 추가했을 때의 한계 효과를 통제된 비교로 규명하였다. 셋째, 개인 혈압의 분산 구조(급내상관)와 예측 오차 하한을 연결해, 무가압 혈압 예측의 본질적 한계를 정량화하였다.</w:t>
+        <w:t xml:space="preserve">본 연구의 기여는 세 가지다. 첫째, 실측값을 앵커로 삼는 하이브리드 시계열을 정의하고 1시간 전방과 24시간 두 예측 지평을 분리해 평가하였다. 둘째, 설문 19종·웨어러블 14종과, 보간에서 최선이었던 합성 커널·군집화를 예측에 추가했을 때의 한계 효과를 통제된 비교와 대응검정으로 규명하였다. 셋째, 개인 혈압의 분산 구조(급내상관)와 예측 오차 하한을 연결해, 무가압 혈압 예측의 본질적 한계를 정량화하였다.</w:t>
       </w:r>
     </w:p>
     <w:bookmarkEnd w:id="9"/>
@@ -222,7 +222,7 @@
         <w:pStyle w:val="FirstParagraph"/>
       </w:pPr>
       <w:r>
-        <w:t xml:space="preserve">무가압 혈압 추정의 표준과 권고가 먼저 정립되었다. AAMI/ISO 81060-2는 평균오차 5 mmHg·표준편차 8 mmHg 이내를 합격 기준으로 제시하며, 웨어러블 무가압 기기를 위한 IEEE 1708 표준은 평균절대오차로 A(≤5)·B(≤6)·C(≤7) 등급을 부여한다(IEEE, 2014; ISO, 2018). 미국심장협회는 현행 무가압 기기의 검증 한계를 지적하며 신중한 해석을 권고하였다(American Heart Association, 2022).</w:t>
+        <w:t xml:space="preserve">무가압 혈압 추정의 표준과 권고가 먼저 정립되었다. AAMI/ANSI/ISO 81060-2는 평균오차 5 mmHg·표준편차 8 mmHg 이내를 합격 기준으로 제시하며, 영국고혈압학회(BHS)는 오차 절댓값이 5·10·15 mmHg 이내에 드는 누적 비율로 A(60/85/95%)·B·C 등급을 부여한다. 웨어러블 무가압 기기를 위한 IEEE 1708 표준은 평균절대오차로 A(≤5)·B(≤6)·C(≤7) 등급을 정의한다(IEEE, 2014; ISO, 2018; O'Brien et al., 1993). 미국심장협회는 현행 무가압 기기의 검증 한계를 지적하며 신중한 해석을 권고하였다(American Heart Association, 2022).</w:t>
       </w:r>
     </w:p>
     <w:p>
@@ -230,7 +230,7 @@
         <w:pStyle w:val="BodyText"/>
       </w:pPr>
       <w:r>
-        <w:t xml:space="preserve">방법론 측면에서는 광용적맥파(PPG)와 맥파전달시간(PTT) 기반의 기계학습 추정이 주류를 이룬다. 연속 혈압을 PPG로 추정한 연구는 회귀·신경망으로 수 mmHg 수준의 오차를 보고하였고(Applied Sciences, 2023), PTT 기반 다양한 알고리즘 비교 연구도 보고되었다(Diagnostics, 2025). 개인 보정을 강화하면 30일 이상 안정적으로 작동한다는 보고도 있다(Scientific Reports, 2024). 다만 이들 다수는 동일 녹화 내 보정에 의존해 낙관적이며, 본 연구처럼 일(day) 단위로 학습·테스트를 분리한 예측 성능과는 직접 비교가 어렵다.</w:t>
+        <w:t xml:space="preserve">방법론 측면에서는 광용적맥파(PPG)와 맥파전달시간(PTT) 기반의 기계학습 추정이 주류를 이룬다. 대표적으로 PPG2BP-Net은 개인 보정을 결합해 수축기 5.5·이완기 3.3 mmHg 수준을 보고하였고(Joung et al., 2023), 비보정 딥러닝은 수축기 9–16 mmHg로 크게 악화된다(Slapnicar et al., 2019; Kachuee et al., 2017). 손목 PPG 웨어러블(Aktiia 등)은 주기적 cuff 보정을 전제로 ISO 기준을 통과하기도 한다. 한편 진정한 의미의 예측(forecasting)은 드물며, 다음날·주단위 혈압을 내다본 보고(Su et al., 2017)나 개인 내 일간 변동(SD 6–9 mmHg)을 제시한 가정혈압 코호트(Ohasama, J-HOP)가 가장 가까운 비교 대상이다. 다만 추정 연구 다수는 동일 녹화 내 보정에 의존해 낙관적이며, 본 연구처럼 일(day) 단위로 학습·테스트를 분리한 예측 성능과는 직접 비교가 어렵다.</w:t>
       </w:r>
     </w:p>
     <w:p>
@@ -292,7 +292,7 @@
         <w:t xml:space="preserve"> </w:t>
       </w:r>
       <w:r>
-        <w:t xml:space="preserve">정적인 설문 변수와 가공된 웨어러블 집계 피처를 추가해도, 그 정보가 개인 수준·최근 관측과 중복되므로 예측 오차 하한을 유의하게 낮추지 못한다.</w:t>
+        <w:t xml:space="preserve">정적인 설문 변수, 가공된 웨어러블 집계 피처, 그리고 보간에서 유효했던 역시간 항(합성 커널)·군집화를 추가해도, 그 정보가 개인 수준·최근 관측과 중복되므로 예측 오차 하한을 유의하게 낮추지 못한다.</w:t>
       </w:r>
     </w:p>
     <w:bookmarkEnd w:id="11"/>
@@ -319,7 +319,7 @@
         <w:pStyle w:val="FirstParagraph"/>
       </w:pPr>
       <w:r>
-        <w:t xml:space="preserve">분석에는 120명에게서 7일간 수집한 4,128세션이 포함되었다. 각 세션은 참조 수축기·이완기·맥박과 14종 웨어러블(심박·심박변이·혈중산소·호흡수·활동에너지·걸음수·수면 등) 및 19종 설문(성별·신체·생활습관·고혈압 진단·복약 등)을 담는다. 측정은 하루 약 5회로 띄엄띄엄 분포하므로, 각 날을 그 날의 측정값만으로 시간별(24시간) 곡선으로 보간하였다. 보간 가중치는 최근성과 시간대(위상)를 결합한 합성 커널</w:t>
+        <w:t xml:space="preserve">분석에는 120명에게서 7일간 수집한 4,128세션이 포함되었다. 각 세션은 참조 수축기·이완기·맥박과 14종 웨어러블(심박·심박변이·혈중산소·호흡수·활동에너지·걸음수·수면 등) 및 19종 설문(성별·신체·생활습관·고혈압 진단·복약 등)을 담는다. 측정은 하루 약 5회로 띄엄띄엄 분포하므로, 각 날을 그 날의 측정값만으로 시간별(24시간) 곡선으로 인과 보간하였다. 보간 가중치는 최근성과 시간대(위상)를 결합한 합성 커널</w:t>
       </w:r>
       <w:r>
         <w:t xml:space="preserve"> </w:t>
@@ -335,7 +335,7 @@
         <w:t xml:space="preserve"> </w:t>
       </w:r>
       <w:r>
-        <w:t xml:space="preserve">= exp(−|Δt|/τ)·exp(−circ²/2ℓ²)을 사용하였으며, circ은 24시간을 원으로 본 시간대 거리다.</w:t>
+        <w:t xml:space="preserve">= exp(−|Δt|/τ)·exp(−circ²/2ℓ²)을 사용하였으며(τ≈2,485분, ℓ≈196분), circ은 24시간을 원으로 본 시간대 거리다.</w:t>
       </w:r>
     </w:p>
     <w:p>
@@ -356,7 +356,7 @@
         <w:t xml:space="preserve">하이브리드 시계열</w:t>
       </w:r>
       <w:r>
-        <w:t xml:space="preserve">을 사용하였다. 환자당 평균 34시간이 실측으로 앵커링되고 나머지는 보간으로 채워진다. 7일 중 측정일이 6일인 1명은 결측일을 본인의 다른 학습일 평균으로 채워 120명을 모두 포함하였다.</w:t>
+        <w:t xml:space="preserve">을 사용하였다. 환자당 평균 약 34시간이 실측으로 앵커링되고 나머지는 보간으로 채워진다. 7일 중 측정일이 6일인 1명은 결측일을 본인의 다른 학습일 평균으로 채워 120명을 모두 포함하였다.</w:t>
       </w:r>
     </w:p>
     <w:bookmarkEnd w:id="12"/>
@@ -374,15 +374,7 @@
         <w:pStyle w:val="FirstParagraph"/>
       </w:pPr>
       <w:r>
-        <w:t xml:space="preserve">각 환자에 대해 5일(day0–4)을 학습, 2일(day5–6)을 테스트로 분할하였다. 개인 평균 혈압을 명시적 피처에서 제외해 모형이 개인 수준을 직접 읽지 못하게 하고, 시간대(위상)·최근 이력(래그)·설문·웨어러블만으로 예측하게 하였다. 비교 모형은 전일복사, 일평균 프로파일, 하모닉(스펙트럴), 위상 커널, 벡터자기회귀(VAR/VARX), 능선회귀·그래디언트 부스팅·다층퍼셉트론·트랜스포머의 14종이며, 설문·웨어러블 피처는 포함/미포함을 교차해 한계 효과를 측정하였다.</w:t>
-      </w:r>
-    </w:p>
-    <w:p>
-      <w:pPr>
-        <w:pStyle w:val="BodyText"/>
-      </w:pPr>
-      <w:r>
-        <w:t xml:space="preserve">예측 지평은 둘로 나누었다. 1시간 전방(static)은 직전 시각까지 관측하고 다음 1시간을 맞히며, 24시간(dynamic)은 이전 날들만 보고 다음날 24시간을 통째로 예측한다. 성능은 평균절대오차(MAE)·평균절대백분율오차(MAPE)·평균제곱오차(MSE)로 보고하되, 정답을</w:t>
+        <w:t xml:space="preserve">각 환자에 대해 6일(day0–5)을 학습, 7일째(day6)를 테스트로 분할하였다. 개인 평균 혈압을 명시적 피처에서 제외해 모형이 개인 수준을 직접 읽지 못하게 하고, 시간대(위상)·최근 이력(래그)·설문·웨어러블만으로 예측하게 하였다. 비교 모형은 일평균 프로파일, 위상 커널, 합성 커널(역시간×위상), 위상·합성 커널의 군집별 ℓ 추정판, 하모닉(스펙트럴), 벡터자기회귀(VAR/VARX), 능선회귀·그래디언트 부스팅(각 Single/Multi), 그리고 위상 커널에 웨어러블 잔차 회귀를 더한 위상+와치 등</w:t>
       </w:r>
       <w:r>
         <w:t xml:space="preserve"> </w:t>
@@ -392,28 +384,23 @@
           <w:b/>
           <w:bCs/>
         </w:rPr>
-        <w:t xml:space="preserve">실측치만(앵커 시각)</w:t>
-      </w:r>
-      <w:r>
-        <w:t xml:space="preserve">으로 한 지표와</w:t>
-      </w:r>
-      <w:r>
-        <w:t xml:space="preserve"> </w:t>
-      </w:r>
-      <w:r>
-        <w:rPr>
-          <w:b/>
-          <w:bCs/>
-        </w:rPr>
-        <w:t xml:space="preserve">인터폴 포함(168시간 전체)</w:t>
-      </w:r>
-      <w:r>
-        <w:t xml:space="preserve">으로 한 지표를 분리하였다. 전자가 더 정직하고 중요한 지표이며, 후자는 우리가 만든 곡선을 정답으로 쓰므로 낙관적이다. 결과는 학습구간과 테스트구간으로 나누어 일반화 정도(과적합)를 함께 보았다.</w:t>
+        <w:t xml:space="preserve">13종</w:t>
+      </w:r>
+      <w:r>
+        <w:t xml:space="preserve">이며, 군집(전역·k2·k3) × 래그(1–5) 격자에서 모두 탐색하였다.</w:t>
+      </w:r>
+    </w:p>
+    <w:p>
+      <w:pPr>
+        <w:pStyle w:val="BodyText"/>
+      </w:pPr>
+      <w:r>
+        <w:t xml:space="preserve">예측 지평은 둘로 나누었다. 1시간 전방(static)은 직전 시각의 실측으로 재앵커하여 다음 1시간을 맞히며, 24시간(dynamic)은 그날의 실측을 전혀 보지 않고 이전 날들만으로 다음날 24시간을 통째로 예측한다. 성능은 테스트(day6)의 실제 측정 시각에서 MAE·RMSE·MAPE로 보고하고, 임상 해석을 위해 오차 절댓값이 5·10·15 mmHg 이내에 드는 누적 비율과 BHS 등급을 함께 산출하였다. 학습구간과 테스트구간을 나누어 일반화 정도(과적합)도 점검하였다. 보조 정보·합성 커널·군집화의 효과는 동일 모형 대비 환자별 MAE의 대응표본 t 검정과 Wilcoxon 부호순위 검정으로 유의성을 평가하였다.</w:t>
       </w:r>
     </w:p>
     <w:bookmarkEnd w:id="13"/>
     <w:bookmarkEnd w:id="14"/>
-    <w:bookmarkStart w:id="27" w:name="결과"/>
+    <w:bookmarkStart w:id="31" w:name="결과"/>
     <w:p>
       <w:pPr>
         <w:pStyle w:val="Heading2"/>
@@ -709,492 +696,7 @@
         <w:pStyle w:val="FirstParagraph"/>
       </w:pPr>
       <w:r>
-        <w:t xml:space="preserve">위상 커널이 수축기·이완기, 두 지평, 두 평가기준 모두에서 최저 오차를 기록해 최선의 모형으로 선정되었다(표 2). 실측치 기준 테스트 성능은 1시간 전방에서 수축기 MAE 3.66·이완기 2.74 mmHg로 IEEE 1708 Grade A에 해당하였고, 24시간에서는 수축기 6.06·이완기 4.80 mmHg로 상승하였다(그림 1). 두 지평의 차이는 1시간 전방이 직전 실측을 앵커로 삼아 국소 보정을 받는 반면, 24시간 예측은 그날 고유의 변동을 알 수 없기 때문이다(그림 2).</w:t>
-      </w:r>
-    </w:p>
-    <w:p>
-      <w:pPr>
-        <w:pStyle w:val="TableCaption"/>
-      </w:pPr>
-      <w:r>
-        <w:t xml:space="preserve">표 2. 위상 커널의 테스트 성능 — 예측 지평 × 평가기준 (mmHg)</w:t>
-      </w:r>
-    </w:p>
-    <w:tbl>
-      <w:tblPr>
-        <w:tblStyle w:val="Table"/>
-        <w:tblW w:type="auto" w:w="0"/>
-        <w:tblLook w:firstRow="1" w:lastRow="0" w:firstColumn="0" w:lastColumn="0" w:noHBand="0" w:noVBand="0" w:val="0020"/>
-        <w:tblCaption w:val="표 2. 위상 커널의 테스트 성능 — 예측 지평 × 평가기준 (mmHg)"/>
-      </w:tblPr>
-      <w:tblGrid>
-        <w:gridCol w:w="1584"/>
-        <w:gridCol w:w="1584"/>
-        <w:gridCol w:w="1584"/>
-        <w:gridCol w:w="1584"/>
-        <w:gridCol w:w="1584"/>
-      </w:tblGrid>
-      <w:tr>
-        <w:trPr>
-          <w:tblHeader w:val="on"/>
-        </w:trPr>
-        <w:tc>
-          <w:tcPr/>
-          <w:p>
-            <w:pPr>
-              <w:pStyle w:val="Compact"/>
-            </w:pPr>
-            <w:r>
-              <w:t xml:space="preserve">지표</w:t>
-            </w:r>
-          </w:p>
-        </w:tc>
-        <w:tc>
-          <w:tcPr>
-            <w:gridSpan w:val="2"/>
-          </w:tcPr>
-          <w:p>
-            <w:pPr>
-              <w:pStyle w:val="Compact"/>
-            </w:pPr>
-            <w:r>
-              <w:t xml:space="preserve">1시간 전방 (static)</w:t>
-            </w:r>
-          </w:p>
-        </w:tc>
-        <w:tc>
-          <w:tcPr>
-            <w:gridSpan w:val="2"/>
-          </w:tcPr>
-          <w:p>
-            <w:pPr>
-              <w:pStyle w:val="Compact"/>
-            </w:pPr>
-            <w:r>
-              <w:t xml:space="preserve">24시간 (dynamic)</w:t>
-            </w:r>
-          </w:p>
-        </w:tc>
-      </w:tr>
-      <w:tr>
-        <w:tc>
-          <w:tcPr/>
-          <w:p>
-            <w:pPr>
-              <w:pStyle w:val="Compact"/>
-            </w:pPr>
-            <w:r>
-              <w:t xml:space="preserve">실측치만 ⭐</w:t>
-            </w:r>
-          </w:p>
-        </w:tc>
-        <w:tc>
-          <w:tcPr/>
-          <w:p>
-            <w:pPr>
-              <w:pStyle w:val="Compact"/>
-            </w:pPr>
-            <w:r>
-              <w:t xml:space="preserve">인터폴 포함</w:t>
-            </w:r>
-          </w:p>
-        </w:tc>
-        <w:tc>
-          <w:tcPr/>
-          <w:p>
-            <w:pPr>
-              <w:pStyle w:val="Compact"/>
-            </w:pPr>
-            <w:r>
-              <w:t xml:space="preserve">실측치만 ⭐</w:t>
-            </w:r>
-          </w:p>
-        </w:tc>
-        <w:tc>
-          <w:tcPr/>
-          <w:p>
-            <w:pPr>
-              <w:pStyle w:val="Compact"/>
-            </w:pPr>
-            <w:r>
-              <w:t xml:space="preserve">인터폴 포함</w:t>
-            </w:r>
-          </w:p>
-        </w:tc>
-        <w:tc>
-          <w:tcPr/>
-          <w:p>
-            <w:pPr>
-              <w:pStyle w:val="Compact"/>
-            </w:pPr>
-          </w:p>
-        </w:tc>
-      </w:tr>
-      <w:tr>
-        <w:tc>
-          <w:tcPr/>
-          <w:p>
-            <w:pPr>
-              <w:pStyle w:val="Compact"/>
-            </w:pPr>
-            <w:r>
-              <w:t xml:space="preserve">수축기 MAE</w:t>
-            </w:r>
-          </w:p>
-        </w:tc>
-        <w:tc>
-          <w:tcPr/>
-          <w:p>
-            <w:pPr>
-              <w:pStyle w:val="Compact"/>
-            </w:pPr>
-            <w:r>
-              <w:rPr>
-                <w:b/>
-                <w:bCs/>
-              </w:rPr>
-              <w:t xml:space="preserve">3.66</w:t>
-            </w:r>
-          </w:p>
-        </w:tc>
-        <w:tc>
-          <w:tcPr/>
-          <w:p>
-            <w:pPr>
-              <w:pStyle w:val="Compact"/>
-            </w:pPr>
-            <w:r>
-              <w:t xml:space="preserve">1.91</w:t>
-            </w:r>
-          </w:p>
-        </w:tc>
-        <w:tc>
-          <w:tcPr/>
-          <w:p>
-            <w:pPr>
-              <w:pStyle w:val="Compact"/>
-            </w:pPr>
-            <w:r>
-              <w:rPr>
-                <w:b/>
-                <w:bCs/>
-              </w:rPr>
-              <w:t xml:space="preserve">6.06</w:t>
-            </w:r>
-          </w:p>
-        </w:tc>
-        <w:tc>
-          <w:tcPr/>
-          <w:p>
-            <w:pPr>
-              <w:pStyle w:val="Compact"/>
-            </w:pPr>
-            <w:r>
-              <w:t xml:space="preserve">4.76</w:t>
-            </w:r>
-          </w:p>
-        </w:tc>
-      </w:tr>
-      <w:tr>
-        <w:tc>
-          <w:tcPr/>
-          <w:p>
-            <w:pPr>
-              <w:pStyle w:val="Compact"/>
-            </w:pPr>
-            <w:r>
-              <w:t xml:space="preserve">수축기 MAPE(%)</w:t>
-            </w:r>
-          </w:p>
-        </w:tc>
-        <w:tc>
-          <w:tcPr/>
-          <w:p>
-            <w:pPr>
-              <w:pStyle w:val="Compact"/>
-            </w:pPr>
-            <w:r>
-              <w:t xml:space="preserve">3.26</w:t>
-            </w:r>
-          </w:p>
-        </w:tc>
-        <w:tc>
-          <w:tcPr/>
-          <w:p>
-            <w:pPr>
-              <w:pStyle w:val="Compact"/>
-            </w:pPr>
-            <w:r>
-              <w:t xml:space="preserve">1.70</w:t>
-            </w:r>
-          </w:p>
-        </w:tc>
-        <w:tc>
-          <w:tcPr/>
-          <w:p>
-            <w:pPr>
-              <w:pStyle w:val="Compact"/>
-            </w:pPr>
-            <w:r>
-              <w:t xml:space="preserve">5.43</w:t>
-            </w:r>
-          </w:p>
-        </w:tc>
-        <w:tc>
-          <w:tcPr/>
-          <w:p>
-            <w:pPr>
-              <w:pStyle w:val="Compact"/>
-            </w:pPr>
-            <w:r>
-              <w:t xml:space="preserve">4.26</w:t>
-            </w:r>
-          </w:p>
-        </w:tc>
-      </w:tr>
-      <w:tr>
-        <w:tc>
-          <w:tcPr/>
-          <w:p>
-            <w:pPr>
-              <w:pStyle w:val="Compact"/>
-            </w:pPr>
-            <w:r>
-              <w:t xml:space="preserve">수축기 MSE</w:t>
-            </w:r>
-          </w:p>
-        </w:tc>
-        <w:tc>
-          <w:tcPr/>
-          <w:p>
-            <w:pPr>
-              <w:pStyle w:val="Compact"/>
-            </w:pPr>
-            <w:r>
-              <w:t xml:space="preserve">23.4</w:t>
-            </w:r>
-          </w:p>
-        </w:tc>
-        <w:tc>
-          <w:tcPr/>
-          <w:p>
-            <w:pPr>
-              <w:pStyle w:val="Compact"/>
-            </w:pPr>
-            <w:r>
-              <w:t xml:space="preserve">9.3</w:t>
-            </w:r>
-          </w:p>
-        </w:tc>
-        <w:tc>
-          <w:tcPr/>
-          <w:p>
-            <w:pPr>
-              <w:pStyle w:val="Compact"/>
-            </w:pPr>
-            <w:r>
-              <w:t xml:space="preserve">61.3</w:t>
-            </w:r>
-          </w:p>
-        </w:tc>
-        <w:tc>
-          <w:tcPr/>
-          <w:p>
-            <w:pPr>
-              <w:pStyle w:val="Compact"/>
-            </w:pPr>
-            <w:r>
-              <w:t xml:space="preserve">39.4</w:t>
-            </w:r>
-          </w:p>
-        </w:tc>
-      </w:tr>
-      <w:tr>
-        <w:tc>
-          <w:tcPr/>
-          <w:p>
-            <w:pPr>
-              <w:pStyle w:val="Compact"/>
-            </w:pPr>
-            <w:r>
-              <w:t xml:space="preserve">이완기 MAE</w:t>
-            </w:r>
-          </w:p>
-        </w:tc>
-        <w:tc>
-          <w:tcPr/>
-          <w:p>
-            <w:pPr>
-              <w:pStyle w:val="Compact"/>
-            </w:pPr>
-            <w:r>
-              <w:rPr>
-                <w:b/>
-                <w:bCs/>
-              </w:rPr>
-              <w:t xml:space="preserve">2.74</w:t>
-            </w:r>
-          </w:p>
-        </w:tc>
-        <w:tc>
-          <w:tcPr/>
-          <w:p>
-            <w:pPr>
-              <w:pStyle w:val="Compact"/>
-            </w:pPr>
-            <w:r>
-              <w:t xml:space="preserve">1.48</w:t>
-            </w:r>
-          </w:p>
-        </w:tc>
-        <w:tc>
-          <w:tcPr/>
-          <w:p>
-            <w:pPr>
-              <w:pStyle w:val="Compact"/>
-            </w:pPr>
-            <w:r>
-              <w:rPr>
-                <w:b/>
-                <w:bCs/>
-              </w:rPr>
-              <w:t xml:space="preserve">4.80</w:t>
-            </w:r>
-          </w:p>
-        </w:tc>
-        <w:tc>
-          <w:tcPr/>
-          <w:p>
-            <w:pPr>
-              <w:pStyle w:val="Compact"/>
-            </w:pPr>
-            <w:r>
-              <w:t xml:space="preserve">3.81</w:t>
-            </w:r>
-          </w:p>
-        </w:tc>
-      </w:tr>
-      <w:tr>
-        <w:tc>
-          <w:tcPr/>
-          <w:p>
-            <w:pPr>
-              <w:pStyle w:val="Compact"/>
-            </w:pPr>
-            <w:r>
-              <w:t xml:space="preserve">이완기 MAPE(%)</w:t>
-            </w:r>
-          </w:p>
-        </w:tc>
-        <w:tc>
-          <w:tcPr/>
-          <w:p>
-            <w:pPr>
-              <w:pStyle w:val="Compact"/>
-            </w:pPr>
-            <w:r>
-              <w:t xml:space="preserve">3.73</w:t>
-            </w:r>
-          </w:p>
-        </w:tc>
-        <w:tc>
-          <w:tcPr/>
-          <w:p>
-            <w:pPr>
-              <w:pStyle w:val="Compact"/>
-            </w:pPr>
-            <w:r>
-              <w:t xml:space="preserve">2.00</w:t>
-            </w:r>
-          </w:p>
-        </w:tc>
-        <w:tc>
-          <w:tcPr/>
-          <w:p>
-            <w:pPr>
-              <w:pStyle w:val="Compact"/>
-            </w:pPr>
-            <w:r>
-              <w:t xml:space="preserve">6.58</w:t>
-            </w:r>
-          </w:p>
-        </w:tc>
-        <w:tc>
-          <w:tcPr/>
-          <w:p>
-            <w:pPr>
-              <w:pStyle w:val="Compact"/>
-            </w:pPr>
-            <w:r>
-              <w:t xml:space="preserve">5.21</w:t>
-            </w:r>
-          </w:p>
-        </w:tc>
-      </w:tr>
-      <w:tr>
-        <w:tc>
-          <w:tcPr/>
-          <w:p>
-            <w:pPr>
-              <w:pStyle w:val="Compact"/>
-            </w:pPr>
-            <w:r>
-              <w:t xml:space="preserve">이완기 MSE</w:t>
-            </w:r>
-          </w:p>
-        </w:tc>
-        <w:tc>
-          <w:tcPr/>
-          <w:p>
-            <w:pPr>
-              <w:pStyle w:val="Compact"/>
-            </w:pPr>
-            <w:r>
-              <w:t xml:space="preserve">13.4</w:t>
-            </w:r>
-          </w:p>
-        </w:tc>
-        <w:tc>
-          <w:tcPr/>
-          <w:p>
-            <w:pPr>
-              <w:pStyle w:val="Compact"/>
-            </w:pPr>
-            <w:r>
-              <w:t xml:space="preserve">5.6</w:t>
-            </w:r>
-          </w:p>
-        </w:tc>
-        <w:tc>
-          <w:tcPr/>
-          <w:p>
-            <w:pPr>
-              <w:pStyle w:val="Compact"/>
-            </w:pPr>
-            <w:r>
-              <w:t xml:space="preserve">39.2</w:t>
-            </w:r>
-          </w:p>
-        </w:tc>
-        <w:tc>
-          <w:tcPr/>
-          <w:p>
-            <w:pPr>
-              <w:pStyle w:val="Compact"/>
-            </w:pPr>
-            <w:r>
-              <w:t xml:space="preserve">25.0</w:t>
-            </w:r>
-          </w:p>
-        </w:tc>
-      </w:tr>
-    </w:tbl>
-    <w:p>
-      <w:pPr>
-        <w:pStyle w:val="BodyText"/>
-      </w:pPr>
-      <w:r>
-        <w:t xml:space="preserve">⭐ 실측치만(앵커 시각)이 정직한 핵심 지표다. 인터폴 포함은 우리가 만든 매끈한 곡선을 정답으로 쓰므로 체계적으로 낮게(낙관적으로) 나온다.</w:t>
+        <w:t xml:space="preserve">13개 모형 × 군집 × 래그 격자에서 위상 커널 계열이 두 지평·두 채널 모두 최저 오차권을 형성하였다(그림 1). 그러나 상위 모형 간 격차는 1시간 전방에서 평균 MAE 3.82–3.88, 24시간에서 6.04–6.16 mmHg로 매우 좁아, 모형 선택보다 오차 하한이 성능을 지배하였다. 대표 모형인 위상 커널의 테스트 성능은 1시간 전방에서 수축기 3.83·이완기 2.78 mmHg, 24시간에서 수축기 6.10·이완기 4.69 mmHg였다(표 2). 두 지평의 차이는 1시간 전방이 직전 실측을 앵커로 삼아 국소 보정을 받는 반면, 24시간 예측은 그날 고유의 변동을 알 수 없기 때문이다.</w:t>
       </w:r>
     </w:p>
     <w:p>
@@ -1204,14 +706,14 @@
       <w:r>
         <w:drawing>
           <wp:inline>
-            <wp:extent cx="5334000" cy="2211294"/>
+            <wp:extent cx="5334000" cy="4265539"/>
             <wp:effectExtent b="0" l="0" r="0" t="0"/>
             <wp:docPr descr="" title="" id="17" name="Picture"/>
             <a:graphic>
               <a:graphicData uri="http://schemas.openxmlformats.org/drawingml/2006/picture">
                 <pic:pic>
                   <pic:nvPicPr>
-                    <pic:cNvPr descr="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" id="18" name="Picture"/>
+                    <pic:cNvPr descr="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" id="18" name="Picture"/>
                     <pic:cNvPicPr>
                       <a:picLocks noChangeArrowheads="1" noChangeAspect="1"/>
                     </pic:cNvPicPr>
@@ -1225,7 +727,7 @@
                   <pic:spPr bwMode="auto">
                     <a:xfrm>
                       <a:off x="0" y="0"/>
-                      <a:ext cx="5334000" cy="2211294"/>
+                      <a:ext cx="5334000" cy="4265539"/>
                     </a:xfrm>
                     <a:prstGeom prst="rect">
                       <a:avLst/>
@@ -1249,7 +751,378 @@
         <w:pStyle w:val="BodyText"/>
       </w:pPr>
       <w:r>
-        <w:t xml:space="preserve">그림 1. 위상 커널의 예측 지평·평가기준별 평균절대오차. 1시간 전방(static)은 IEEE 1708 Grade A(≤5 mmHg, 초록 점선)에 들고, 24시간(dynamic)은 더 어렵다. 인터폴 포함 기준은 실측치만 기준보다 낮게 나타난다.</w:t>
+        <w:t xml:space="preserve">그림 1. 전체 13개 모형의 테스트(day6) 순위(좌 static / 우 dynamic, 각 모형 최적 구성)와 BHS 등급. 위상/프로파일 계열(초록)이 최저권을 이루며 ML·계절성(보라·주황)과 통계적으로 구분되지 않는다. 하단 표는 dynamic의 BHS 누적비율·등급.</w:t>
+      </w:r>
+    </w:p>
+    <w:p>
+      <w:pPr>
+        <w:pStyle w:val="TableCaption"/>
+      </w:pPr>
+      <w:r>
+        <w:t xml:space="preserve">표 2. 위상 커널의 테스트(day6) 성능 — 예측 지평 × 채널 (mmHg, %)</w:t>
+      </w:r>
+    </w:p>
+    <w:tbl>
+      <w:tblPr>
+        <w:tblStyle w:val="Table"/>
+        <w:tblW w:type="auto" w:w="0"/>
+        <w:tblLook w:firstRow="1" w:lastRow="0" w:firstColumn="0" w:lastColumn="0" w:noHBand="0" w:noVBand="0" w:val="0020"/>
+        <w:tblCaption w:val="표 2. 위상 커널의 테스트(day6) 성능 — 예측 지평 × 채널 (mmHg, %)"/>
+      </w:tblPr>
+      <w:tblGrid>
+        <w:gridCol w:w="1584"/>
+        <w:gridCol w:w="1584"/>
+        <w:gridCol w:w="1584"/>
+        <w:gridCol w:w="1584"/>
+        <w:gridCol w:w="1584"/>
+      </w:tblGrid>
+      <w:tr>
+        <w:trPr>
+          <w:tblHeader w:val="on"/>
+        </w:trPr>
+        <w:tc>
+          <w:tcPr/>
+          <w:p>
+            <w:pPr>
+              <w:pStyle w:val="Compact"/>
+            </w:pPr>
+            <w:r>
+              <w:t xml:space="preserve">지표</w:t>
+            </w:r>
+          </w:p>
+        </w:tc>
+        <w:tc>
+          <w:tcPr>
+            <w:gridSpan w:val="2"/>
+          </w:tcPr>
+          <w:p>
+            <w:pPr>
+              <w:pStyle w:val="Compact"/>
+            </w:pPr>
+            <w:r>
+              <w:t xml:space="preserve">1시간 전방 (static)</w:t>
+            </w:r>
+          </w:p>
+        </w:tc>
+        <w:tc>
+          <w:tcPr>
+            <w:gridSpan w:val="2"/>
+          </w:tcPr>
+          <w:p>
+            <w:pPr>
+              <w:pStyle w:val="Compact"/>
+            </w:pPr>
+            <w:r>
+              <w:t xml:space="preserve">24시간 (dynamic)</w:t>
+            </w:r>
+          </w:p>
+        </w:tc>
+      </w:tr>
+      <w:tr>
+        <w:tc>
+          <w:tcPr/>
+          <w:p>
+            <w:pPr>
+              <w:pStyle w:val="Compact"/>
+            </w:pPr>
+            <w:r>
+              <w:t xml:space="preserve">수축기</w:t>
+            </w:r>
+          </w:p>
+        </w:tc>
+        <w:tc>
+          <w:tcPr/>
+          <w:p>
+            <w:pPr>
+              <w:pStyle w:val="Compact"/>
+            </w:pPr>
+            <w:r>
+              <w:t xml:space="preserve">이완기</w:t>
+            </w:r>
+          </w:p>
+        </w:tc>
+        <w:tc>
+          <w:tcPr/>
+          <w:p>
+            <w:pPr>
+              <w:pStyle w:val="Compact"/>
+            </w:pPr>
+            <w:r>
+              <w:t xml:space="preserve">수축기</w:t>
+            </w:r>
+          </w:p>
+        </w:tc>
+        <w:tc>
+          <w:tcPr/>
+          <w:p>
+            <w:pPr>
+              <w:pStyle w:val="Compact"/>
+            </w:pPr>
+            <w:r>
+              <w:t xml:space="preserve">이완기</w:t>
+            </w:r>
+          </w:p>
+        </w:tc>
+        <w:tc>
+          <w:tcPr/>
+          <w:p>
+            <w:pPr>
+              <w:pStyle w:val="Compact"/>
+            </w:pPr>
+          </w:p>
+        </w:tc>
+      </w:tr>
+      <w:tr>
+        <w:tc>
+          <w:tcPr/>
+          <w:p>
+            <w:pPr>
+              <w:pStyle w:val="Compact"/>
+            </w:pPr>
+            <w:r>
+              <w:t xml:space="preserve">MAE</w:t>
+            </w:r>
+          </w:p>
+        </w:tc>
+        <w:tc>
+          <w:tcPr/>
+          <w:p>
+            <w:pPr>
+              <w:pStyle w:val="Compact"/>
+            </w:pPr>
+            <w:r>
+              <w:rPr>
+                <w:b/>
+                <w:bCs/>
+              </w:rPr>
+              <w:t xml:space="preserve">3.83</w:t>
+            </w:r>
+          </w:p>
+        </w:tc>
+        <w:tc>
+          <w:tcPr/>
+          <w:p>
+            <w:pPr>
+              <w:pStyle w:val="Compact"/>
+            </w:pPr>
+            <w:r>
+              <w:rPr>
+                <w:b/>
+                <w:bCs/>
+              </w:rPr>
+              <w:t xml:space="preserve">2.78</w:t>
+            </w:r>
+          </w:p>
+        </w:tc>
+        <w:tc>
+          <w:tcPr/>
+          <w:p>
+            <w:pPr>
+              <w:pStyle w:val="Compact"/>
+            </w:pPr>
+            <w:r>
+              <w:rPr>
+                <w:b/>
+                <w:bCs/>
+              </w:rPr>
+              <w:t xml:space="preserve">6.10</w:t>
+            </w:r>
+          </w:p>
+        </w:tc>
+        <w:tc>
+          <w:tcPr/>
+          <w:p>
+            <w:pPr>
+              <w:pStyle w:val="Compact"/>
+            </w:pPr>
+            <w:r>
+              <w:rPr>
+                <w:b/>
+                <w:bCs/>
+              </w:rPr>
+              <w:t xml:space="preserve">4.69</w:t>
+            </w:r>
+          </w:p>
+        </w:tc>
+      </w:tr>
+      <w:tr>
+        <w:tc>
+          <w:tcPr/>
+          <w:p>
+            <w:pPr>
+              <w:pStyle w:val="Compact"/>
+            </w:pPr>
+            <w:r>
+              <w:t xml:space="preserve">RMSE</w:t>
+            </w:r>
+          </w:p>
+        </w:tc>
+        <w:tc>
+          <w:tcPr/>
+          <w:p>
+            <w:pPr>
+              <w:pStyle w:val="Compact"/>
+            </w:pPr>
+            <w:r>
+              <w:t xml:space="preserve">4.58</w:t>
+            </w:r>
+          </w:p>
+        </w:tc>
+        <w:tc>
+          <w:tcPr/>
+          <w:p>
+            <w:pPr>
+              <w:pStyle w:val="Compact"/>
+            </w:pPr>
+            <w:r>
+              <w:t xml:space="preserve">3.31</w:t>
+            </w:r>
+          </w:p>
+        </w:tc>
+        <w:tc>
+          <w:tcPr/>
+          <w:p>
+            <w:pPr>
+              <w:pStyle w:val="Compact"/>
+            </w:pPr>
+            <w:r>
+              <w:t xml:space="preserve">7.23</w:t>
+            </w:r>
+          </w:p>
+        </w:tc>
+        <w:tc>
+          <w:tcPr/>
+          <w:p>
+            <w:pPr>
+              <w:pStyle w:val="Compact"/>
+            </w:pPr>
+            <w:r>
+              <w:t xml:space="preserve">5.63</w:t>
+            </w:r>
+          </w:p>
+        </w:tc>
+      </w:tr>
+      <w:tr>
+        <w:tc>
+          <w:tcPr/>
+          <w:p>
+            <w:pPr>
+              <w:pStyle w:val="Compact"/>
+            </w:pPr>
+            <w:r>
+              <w:t xml:space="preserve">MAPE(%)</w:t>
+            </w:r>
+          </w:p>
+        </w:tc>
+        <w:tc>
+          <w:tcPr/>
+          <w:p>
+            <w:pPr>
+              <w:pStyle w:val="Compact"/>
+            </w:pPr>
+            <w:r>
+              <w:t xml:space="preserve">3.44</w:t>
+            </w:r>
+          </w:p>
+        </w:tc>
+        <w:tc>
+          <w:tcPr/>
+          <w:p>
+            <w:pPr>
+              <w:pStyle w:val="Compact"/>
+            </w:pPr>
+            <w:r>
+              <w:t xml:space="preserve">3.81</w:t>
+            </w:r>
+          </w:p>
+        </w:tc>
+        <w:tc>
+          <w:tcPr/>
+          <w:p>
+            <w:pPr>
+              <w:pStyle w:val="Compact"/>
+            </w:pPr>
+            <w:r>
+              <w:t xml:space="preserve">5.48</w:t>
+            </w:r>
+          </w:p>
+        </w:tc>
+        <w:tc>
+          <w:tcPr/>
+          <w:p>
+            <w:pPr>
+              <w:pStyle w:val="Compact"/>
+            </w:pPr>
+            <w:r>
+              <w:t xml:space="preserve">6.50</w:t>
+            </w:r>
+          </w:p>
+        </w:tc>
+      </w:tr>
+      <w:tr>
+        <w:tc>
+          <w:tcPr/>
+          <w:p>
+            <w:pPr>
+              <w:pStyle w:val="Compact"/>
+            </w:pPr>
+            <w:r>
+              <w:t xml:space="preserve">BHS 등급</w:t>
+            </w:r>
+          </w:p>
+        </w:tc>
+        <w:tc>
+          <w:tcPr/>
+          <w:p>
+            <w:pPr>
+              <w:pStyle w:val="Compact"/>
+            </w:pPr>
+            <w:r>
+              <w:t xml:space="preserve">A</w:t>
+            </w:r>
+          </w:p>
+        </w:tc>
+        <w:tc>
+          <w:tcPr/>
+          <w:p>
+            <w:pPr>
+              <w:pStyle w:val="Compact"/>
+            </w:pPr>
+            <w:r>
+              <w:t xml:space="preserve">A</w:t>
+            </w:r>
+          </w:p>
+        </w:tc>
+        <w:tc>
+          <w:tcPr/>
+          <w:p>
+            <w:pPr>
+              <w:pStyle w:val="Compact"/>
+            </w:pPr>
+            <w:r>
+              <w:t xml:space="preserve">C</w:t>
+            </w:r>
+          </w:p>
+        </w:tc>
+        <w:tc>
+          <w:tcPr/>
+          <w:p>
+            <w:pPr>
+              <w:pStyle w:val="Compact"/>
+            </w:pPr>
+            <w:r>
+              <w:t xml:space="preserve">A</w:t>
+            </w:r>
+          </w:p>
+        </w:tc>
+      </w:tr>
+    </w:tbl>
+    <w:p>
+      <w:pPr>
+        <w:pStyle w:val="BodyText"/>
+      </w:pPr>
+      <w:r>
+        <w:t xml:space="preserve">위상 커널은 예측하려는 시각과 같은 시간대일수록 큰 가중치(w = exp(−circ²/2ℓ²), ℓ≈196분)로 과거 실측을 가중평균하여 개인의 전형적 하루를 복원한다(그림 2). 1시간 전방은 이 프로파일에 직전 실측 보정을 더하고, 24시간은 이를 그대로 사용한다.</w:t>
       </w:r>
     </w:p>
     <w:p>
@@ -1259,14 +1132,14 @@
       <w:r>
         <w:drawing>
           <wp:inline>
-            <wp:extent cx="5334000" cy="1885506"/>
+            <wp:extent cx="5334000" cy="2832578"/>
             <wp:effectExtent b="0" l="0" r="0" t="0"/>
             <wp:docPr descr="" title="" id="20" name="Picture"/>
             <a:graphic>
               <a:graphicData uri="http://schemas.openxmlformats.org/drawingml/2006/picture">
                 <pic:pic>
                   <pic:nvPicPr>
-                    <pic:cNvPr descr="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" id="21" name="Picture"/>
+                    <pic:cNvPr descr="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" id="21" name="Picture"/>
                     <pic:cNvPicPr>
                       <a:picLocks noChangeArrowheads="1" noChangeAspect="1"/>
                     </pic:cNvPicPr>
@@ -1280,7 +1153,7 @@
                   <pic:spPr bwMode="auto">
                     <a:xfrm>
                       <a:off x="0" y="0"/>
-                      <a:ext cx="5334000" cy="1885506"/>
+                      <a:ext cx="5334000" cy="2832578"/>
                     </a:xfrm>
                     <a:prstGeom prst="rect">
                       <a:avLst/>
@@ -1304,17 +1177,17 @@
         <w:pStyle w:val="BodyText"/>
       </w:pPr>
       <w:r>
-        <w:t xml:space="preserve">그림 2. 대표 환자의 예측. (a) 1시간 전방 예측(X)은 실측(점)을 바짝 추종한다. (b) 6일 말에 예측한 7일차 24시간 곡선은 그 사람의 전형적 하루를 재현하나 그날만의 출렁임은 놓친다.</w:t>
+        <w:t xml:space="preserve">그림 2. 위상 커널의 가중 메커니즘(대표 환자). 채운 원=실측, 빈 원=보간. 배경색이 진할수록 예측 시각과 같은 시간대로 큰 가중. 각 실측점의 숫자는 곱해지는 가중치이며, 오른쪽 표는 가중평균 계산이다.</w:t>
       </w:r>
     </w:p>
     <w:bookmarkEnd w:id="22"/>
-    <w:bookmarkStart w:id="26" w:name="설문웨어러블의-한계-효과와-과적합"/>
+    <w:bookmarkStart w:id="26" w:name="보조-정보합성-커널군집화의-한계-효과"/>
     <w:p>
       <w:pPr>
         <w:pStyle w:val="Heading3"/>
       </w:pPr>
       <w:r>
-        <w:t xml:space="preserve">5.3 설문·웨어러블의 한계 효과와 과적합</w:t>
+        <w:t xml:space="preserve">5.3 보조 정보·합성 커널·군집화의 한계 효과</w:t>
       </w:r>
     </w:p>
     <w:p>
@@ -1322,7 +1195,7 @@
         <w:pStyle w:val="FirstParagraph"/>
       </w:pPr>
       <w:r>
-        <w:t xml:space="preserve">설문 19종과 웨어러블 14종을 동시점 피처로 추가했을 때, 능선회귀는 수축기 오차가 미세하게만 감소했고(노이즈 수준) 그래디언트 부스팅은 이완기에서 소폭 개선에 그쳤다. 어느 조합도 웨어러블을 쓰지 않은 위상 모형의 오차 아래로 일관되게 내려가지 못했으며, 다층퍼셉트론과 트랜스포머는 추가 피처에 오히려 과적합하였다(그림 3). 또한 벡터자기회귀·VARX는 학습구간 오차가 0.7 mmHg로 거의 완벽했으나 테스트구간에서 4.7 mmHg 이상으로 급증해 전형적 과적합을 보였고, 위상 커널·일평균·부스팅은 학습–테스트 격차가 작아 견고하였다.</w:t>
+        <w:t xml:space="preserve">설문 19종과 웨어러블 14종을 추가했을 때, 어느 조합도 웨어러블을 쓰지 않은 위상 모형의 오차 아래로 일관되게 내려가지 못했다(그림 3). 최고 모형인 위상 커널에 웨어러블 14종을 잔차 회귀로 직접 결합한 위상+와치 모형의 개선폭은 1시간 전방 +0.005, 24시간 +0.057 mmHg에 그쳤고 대응검정에서 유의하지 않았다(p&gt;0.12). 보간에서 최선이었던 합성 커널(역시간×위상)을 예측에 적용해도 역시간 항의 이득은 유의하지 않았으며(이완기 24시간 Δ0.10, p=0.23; 수축기 1시간 전방은 오히려 −0.02, p=0.02), 군집(k2·k3)별로 위상폭 ℓ을 추정하면 군집과 무관하게 동일한 ℓ로 수렴하여 군집화의 이득이 없었다. 한편 벡터자기회귀·VARX는 학습구간 오차가 약 0.7 mmHg로 거의 완벽했으나 테스트구간에서 4.7 mmHg 이상으로 급증해 전형적 과적합을 보였고, 위상 커널·일평균·부스팅은 학습–테스트 격차가 작아 견고하였다.</w:t>
       </w:r>
     </w:p>
     <w:p>
@@ -1377,12 +1250,823 @@
         <w:pStyle w:val="BodyText"/>
       </w:pPr>
       <w:r>
-        <w:t xml:space="preserve">그림 3. 피처 추가의 한계 효과(테스트 실측 MAE). 초록 점선은 웨어러블을 쓰지 않은 최저 위상 모형이다. 설문·웨어러블을 더한 어떤 모형도 이 선 아래로 일관되게 내려가지 못한다.</w:t>
+        <w:t xml:space="preserve">그림 3. 피처 추가의 한계 효과(테스트 MAE). 초록 점선은 웨어러블을 쓰지 않은 최저 위상 모형이다. 설문·웨어러블을 더한 어떤 모형도 이 선 아래로 일관되게 내려가지 못한다.</w:t>
       </w:r>
     </w:p>
     <w:bookmarkEnd w:id="26"/>
-    <w:bookmarkEnd w:id="27"/>
-    <w:bookmarkStart w:id="28" w:name="고찰"/>
+    <w:bookmarkStart w:id="30" w:name="bhs-등급과-선행연구-비교"/>
+    <w:p>
+      <w:pPr>
+        <w:pStyle w:val="Heading3"/>
+      </w:pPr>
+      <w:r>
+        <w:t xml:space="preserve">5.4 BHS 등급과 선행연구 비교</w:t>
+      </w:r>
+    </w:p>
+    <w:p>
+      <w:pPr>
+        <w:pStyle w:val="FirstParagraph"/>
+      </w:pPr>
+      <w:r>
+        <w:t xml:space="preserve">임상 표준 BHS 기준으로, 1시간 전방 예측은 수축기·이완기 모두 오차 절댓값 ≤5 mmHg 비율이 70%를 넘어 최고 등급 A에 들었다(수축기 72.0/95.1/98.7, 이완기 84.3/98.7/99.8%). 24시간 예측은 이완기가 Grade A(61.0/90.7/97.6%)를 유지한 반면, 수축기는 ≤5 mmHg 비율이 49.4%로 B 문턱(50%)을 근소하게 밑돌아 Grade C였다(그림 4).</w:t>
+      </w:r>
+    </w:p>
+    <w:p>
+      <w:pPr>
+        <w:pStyle w:val="BodyText"/>
+      </w:pPr>
+      <w:r>
+        <w:drawing>
+          <wp:inline>
+            <wp:extent cx="5334000" cy="3261702"/>
+            <wp:effectExtent b="0" l="0" r="0" t="0"/>
+            <wp:docPr descr="" title="" id="28" name="Picture"/>
+            <a:graphic>
+              <a:graphicData uri="http://schemas.openxmlformats.org/drawingml/2006/picture">
+                <pic:pic>
+                  <pic:nvPicPr>
+                    <pic:cNvPr descr="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" id="29" name="Picture"/>
+                    <pic:cNvPicPr>
+                      <a:picLocks noChangeArrowheads="1" noChangeAspect="1"/>
+                    </pic:cNvPicPr>
+                  </pic:nvPicPr>
+                  <pic:blipFill>
+                    <a:blip r:embed="rId27"/>
+                    <a:stretch>
+                      <a:fillRect/>
+                    </a:stretch>
+                  </pic:blipFill>
+                  <pic:spPr bwMode="auto">
+                    <a:xfrm>
+                      <a:off x="0" y="0"/>
+                      <a:ext cx="5334000" cy="3261702"/>
+                    </a:xfrm>
+                    <a:prstGeom prst="rect">
+                      <a:avLst/>
+                    </a:prstGeom>
+                    <a:noFill/>
+                    <a:ln w="9525">
+                      <a:noFill/>
+                      <a:headEnd/>
+                      <a:tailEnd/>
+                    </a:ln>
+                  </pic:spPr>
+                </pic:pic>
+              </a:graphicData>
+            </a:graphic>
+          </wp:inline>
+        </w:drawing>
+      </w:r>
+    </w:p>
+    <w:p>
+      <w:pPr>
+        <w:pStyle w:val="BodyText"/>
+      </w:pPr>
+      <w:r>
+        <w:t xml:space="preserve">그림 4. 위상 커널의 BHS 누적비율(좌 static / 우 dynamic). 녹색 점선=A 하한, 노랑=B, 회색=C. static은 수축기·이완기 모두 Grade A, dynamic은 이완기 A·수축기 C.</w:t>
+      </w:r>
+    </w:p>
+    <w:p>
+      <w:pPr>
+        <w:pStyle w:val="BodyText"/>
+      </w:pPr>
+      <w:r>
+        <w:t xml:space="preserve">과제 이질성을 전제로 선행 연구와 견주면, 본 연구의 1시간 전방 성능(표 3)은 개인 보정을 적용한 PPG 추정(PPG2BP-Net 5.53/3.28)과 동등하거나 우월하며 BHS·IEEE Grade A를 달성한다. 또한 가정혈압의 개인 내 일간 변동(Ohasama 8.6/5.8, J-HOP 6.5–7.4 mmHg)이라는 단순 자기평균 예측의 바닥을 크게 밑돌아, 예측 모형으로서 실질적 정보 이득이 있다. 다만 우리 과제는 순간 추정이 아니라 하루 전 예측이므로 직접 비교에는 주의가 필요하다.</w:t>
+      </w:r>
+    </w:p>
+    <w:p>
+      <w:pPr>
+        <w:pStyle w:val="TableCaption"/>
+      </w:pPr>
+      <w:r>
+        <w:t xml:space="preserve">표 3. 선행연구·표준과의 비교 (mmHg). 프로토콜이 이질적이므로 동일 잣대가 아님에 유의</w:t>
+      </w:r>
+    </w:p>
+    <w:tbl>
+      <w:tblPr>
+        <w:tblStyle w:val="Table"/>
+        <w:tblW w:type="auto" w:w="0"/>
+        <w:tblLook w:firstRow="1" w:lastRow="0" w:firstColumn="0" w:lastColumn="0" w:noHBand="0" w:noVBand="0" w:val="0020"/>
+        <w:tblCaption w:val="표 3. 선행연구·표준과의 비교 (mmHg). 프로토콜이 이질적이므로 동일 잣대가 아님에 유의"/>
+      </w:tblPr>
+      <w:tblGrid>
+        <w:gridCol w:w="1320"/>
+        <w:gridCol w:w="1320"/>
+        <w:gridCol w:w="1320"/>
+        <w:gridCol w:w="1320"/>
+        <w:gridCol w:w="1320"/>
+        <w:gridCol w:w="1320"/>
+      </w:tblGrid>
+      <w:tr>
+        <w:trPr>
+          <w:tblHeader w:val="on"/>
+        </w:trPr>
+        <w:tc>
+          <w:tcPr/>
+          <w:p>
+            <w:pPr>
+              <w:pStyle w:val="Compact"/>
+            </w:pPr>
+            <w:r>
+              <w:t xml:space="preserve">구분</w:t>
+            </w:r>
+          </w:p>
+        </w:tc>
+        <w:tc>
+          <w:tcPr/>
+          <w:p>
+            <w:pPr>
+              <w:pStyle w:val="Compact"/>
+            </w:pPr>
+            <w:r>
+              <w:t xml:space="preserve">방법 / 출처</w:t>
+            </w:r>
+          </w:p>
+        </w:tc>
+        <w:tc>
+          <w:tcPr/>
+          <w:p>
+            <w:pPr>
+              <w:pStyle w:val="Compact"/>
+            </w:pPr>
+            <w:r>
+              <w:t xml:space="preserve">프로토콜</w:t>
+            </w:r>
+          </w:p>
+        </w:tc>
+        <w:tc>
+          <w:tcPr/>
+          <w:p>
+            <w:pPr>
+              <w:pStyle w:val="Compact"/>
+            </w:pPr>
+            <w:r>
+              <w:t xml:space="preserve">수축기</w:t>
+            </w:r>
+          </w:p>
+        </w:tc>
+        <w:tc>
+          <w:tcPr/>
+          <w:p>
+            <w:pPr>
+              <w:pStyle w:val="Compact"/>
+            </w:pPr>
+            <w:r>
+              <w:t xml:space="preserve">이완기</w:t>
+            </w:r>
+          </w:p>
+        </w:tc>
+        <w:tc>
+          <w:tcPr/>
+          <w:p>
+            <w:pPr>
+              <w:pStyle w:val="Compact"/>
+            </w:pPr>
+            <w:r>
+              <w:t xml:space="preserve">BHS/AAMI</w:t>
+            </w:r>
+          </w:p>
+        </w:tc>
+      </w:tr>
+      <w:tr>
+        <w:tc>
+          <w:tcPr/>
+          <w:p>
+            <w:pPr>
+              <w:pStyle w:val="Compact"/>
+            </w:pPr>
+            <w:r>
+              <w:rPr>
+                <w:b/>
+                <w:bCs/>
+              </w:rPr>
+              <w:t xml:space="preserve">본 연구(정적)</w:t>
+            </w:r>
+          </w:p>
+        </w:tc>
+        <w:tc>
+          <w:tcPr/>
+          <w:p>
+            <w:pPr>
+              <w:pStyle w:val="Compact"/>
+            </w:pPr>
+            <w:r>
+              <w:rPr>
+                <w:b/>
+                <w:bCs/>
+              </w:rPr>
+              <w:t xml:space="preserve">위상 커널</w:t>
+            </w:r>
+          </w:p>
+        </w:tc>
+        <w:tc>
+          <w:tcPr/>
+          <w:p>
+            <w:pPr>
+              <w:pStyle w:val="Compact"/>
+            </w:pPr>
+            <w:r>
+              <w:t xml:space="preserve">예측·1-step</w:t>
+            </w:r>
+          </w:p>
+        </w:tc>
+        <w:tc>
+          <w:tcPr/>
+          <w:p>
+            <w:pPr>
+              <w:pStyle w:val="Compact"/>
+            </w:pPr>
+            <w:r>
+              <w:rPr>
+                <w:b/>
+                <w:bCs/>
+              </w:rPr>
+              <w:t xml:space="preserve">3.83</w:t>
+            </w:r>
+          </w:p>
+        </w:tc>
+        <w:tc>
+          <w:tcPr/>
+          <w:p>
+            <w:pPr>
+              <w:pStyle w:val="Compact"/>
+            </w:pPr>
+            <w:r>
+              <w:rPr>
+                <w:b/>
+                <w:bCs/>
+              </w:rPr>
+              <w:t xml:space="preserve">2.78</w:t>
+            </w:r>
+          </w:p>
+        </w:tc>
+        <w:tc>
+          <w:tcPr/>
+          <w:p>
+            <w:pPr>
+              <w:pStyle w:val="Compact"/>
+            </w:pPr>
+            <w:r>
+              <w:t xml:space="preserve">BHS A/A</w:t>
+            </w:r>
+          </w:p>
+        </w:tc>
+      </w:tr>
+      <w:tr>
+        <w:tc>
+          <w:tcPr/>
+          <w:p>
+            <w:pPr>
+              <w:pStyle w:val="Compact"/>
+            </w:pPr>
+            <w:r>
+              <w:rPr>
+                <w:b/>
+                <w:bCs/>
+              </w:rPr>
+              <w:t xml:space="preserve">본 연구(동적)</w:t>
+            </w:r>
+          </w:p>
+        </w:tc>
+        <w:tc>
+          <w:tcPr/>
+          <w:p>
+            <w:pPr>
+              <w:pStyle w:val="Compact"/>
+            </w:pPr>
+            <w:r>
+              <w:rPr>
+                <w:b/>
+                <w:bCs/>
+              </w:rPr>
+              <w:t xml:space="preserve">위상 커널</w:t>
+            </w:r>
+          </w:p>
+        </w:tc>
+        <w:tc>
+          <w:tcPr/>
+          <w:p>
+            <w:pPr>
+              <w:pStyle w:val="Compact"/>
+            </w:pPr>
+            <w:r>
+              <w:t xml:space="preserve">예측·24h</w:t>
+            </w:r>
+          </w:p>
+        </w:tc>
+        <w:tc>
+          <w:tcPr/>
+          <w:p>
+            <w:pPr>
+              <w:pStyle w:val="Compact"/>
+            </w:pPr>
+            <w:r>
+              <w:rPr>
+                <w:b/>
+                <w:bCs/>
+              </w:rPr>
+              <w:t xml:space="preserve">6.10</w:t>
+            </w:r>
+          </w:p>
+        </w:tc>
+        <w:tc>
+          <w:tcPr/>
+          <w:p>
+            <w:pPr>
+              <w:pStyle w:val="Compact"/>
+            </w:pPr>
+            <w:r>
+              <w:rPr>
+                <w:b/>
+                <w:bCs/>
+              </w:rPr>
+              <w:t xml:space="preserve">4.69</w:t>
+            </w:r>
+          </w:p>
+        </w:tc>
+        <w:tc>
+          <w:tcPr/>
+          <w:p>
+            <w:pPr>
+              <w:pStyle w:val="Compact"/>
+            </w:pPr>
+            <w:r>
+              <w:t xml:space="preserve">SBP C/DBP A</w:t>
+            </w:r>
+          </w:p>
+        </w:tc>
+      </w:tr>
+      <w:tr>
+        <w:tc>
+          <w:tcPr/>
+          <w:p>
+            <w:pPr>
+              <w:pStyle w:val="Compact"/>
+            </w:pPr>
+            <w:r>
+              <w:t xml:space="preserve">예측</w:t>
+            </w:r>
+          </w:p>
+        </w:tc>
+        <w:tc>
+          <w:tcPr/>
+          <w:p>
+            <w:pPr>
+              <w:pStyle w:val="Compact"/>
+            </w:pPr>
+            <w:r>
+              <w:t xml:space="preserve">Su et al. (2017) RNN</w:t>
+            </w:r>
+          </w:p>
+        </w:tc>
+        <w:tc>
+          <w:tcPr/>
+          <w:p>
+            <w:pPr>
+              <w:pStyle w:val="Compact"/>
+            </w:pPr>
+            <w:r>
+              <w:t xml:space="preserve">예측·다음날</w:t>
+            </w:r>
+          </w:p>
+        </w:tc>
+        <w:tc>
+          <w:tcPr/>
+          <w:p>
+            <w:pPr>
+              <w:pStyle w:val="Compact"/>
+            </w:pPr>
+            <w:r>
+              <w:t xml:space="preserve">3.84*</w:t>
+            </w:r>
+          </w:p>
+        </w:tc>
+        <w:tc>
+          <w:tcPr/>
+          <w:p>
+            <w:pPr>
+              <w:pStyle w:val="Compact"/>
+            </w:pPr>
+            <w:r>
+              <w:t xml:space="preserve">1.80*</w:t>
+            </w:r>
+          </w:p>
+        </w:tc>
+        <w:tc>
+          <w:tcPr/>
+          <w:p>
+            <w:pPr>
+              <w:pStyle w:val="Compact"/>
+            </w:pPr>
+            <w:r>
+              <w:t xml:space="preserve">*RMSE</w:t>
+            </w:r>
+          </w:p>
+        </w:tc>
+      </w:tr>
+      <w:tr>
+        <w:tc>
+          <w:tcPr/>
+          <w:p>
+            <w:pPr>
+              <w:pStyle w:val="Compact"/>
+            </w:pPr>
+            <w:r>
+              <w:t xml:space="preserve">변동 바닥</w:t>
+            </w:r>
+          </w:p>
+        </w:tc>
+        <w:tc>
+          <w:tcPr/>
+          <w:p>
+            <w:pPr>
+              <w:pStyle w:val="Compact"/>
+            </w:pPr>
+            <w:r>
+              <w:t xml:space="preserve">Ohasama (2010)</w:t>
+            </w:r>
+          </w:p>
+        </w:tc>
+        <w:tc>
+          <w:tcPr/>
+          <w:p>
+            <w:pPr>
+              <w:pStyle w:val="Compact"/>
+            </w:pPr>
+            <w:r>
+              <w:t xml:space="preserve">개인내 일간 변동</w:t>
+            </w:r>
+          </w:p>
+        </w:tc>
+        <w:tc>
+          <w:tcPr/>
+          <w:p>
+            <w:pPr>
+              <w:pStyle w:val="Compact"/>
+            </w:pPr>
+            <w:r>
+              <w:t xml:space="preserve">8.6†</w:t>
+            </w:r>
+          </w:p>
+        </w:tc>
+        <w:tc>
+          <w:tcPr/>
+          <w:p>
+            <w:pPr>
+              <w:pStyle w:val="Compact"/>
+            </w:pPr>
+            <w:r>
+              <w:t xml:space="preserve">5.8†</w:t>
+            </w:r>
+          </w:p>
+        </w:tc>
+        <w:tc>
+          <w:tcPr/>
+          <w:p>
+            <w:pPr>
+              <w:pStyle w:val="Compact"/>
+            </w:pPr>
+            <w:r>
+              <w:t xml:space="preserve">†SD, naive 기준</w:t>
+            </w:r>
+          </w:p>
+        </w:tc>
+      </w:tr>
+      <w:tr>
+        <w:tc>
+          <w:tcPr/>
+          <w:p>
+            <w:pPr>
+              <w:pStyle w:val="Compact"/>
+            </w:pPr>
+            <w:r>
+              <w:t xml:space="preserve">추정 PPG</w:t>
+            </w:r>
+          </w:p>
+        </w:tc>
+        <w:tc>
+          <w:tcPr/>
+          <w:p>
+            <w:pPr>
+              <w:pStyle w:val="Compact"/>
+            </w:pPr>
+            <w:r>
+              <w:t xml:space="preserve">PPG2BP-Net (2023)</w:t>
+            </w:r>
+          </w:p>
+        </w:tc>
+        <w:tc>
+          <w:tcPr/>
+          <w:p>
+            <w:pPr>
+              <w:pStyle w:val="Compact"/>
+            </w:pPr>
+            <w:r>
+              <w:t xml:space="preserve">추정·순간(보정)</w:t>
+            </w:r>
+          </w:p>
+        </w:tc>
+        <w:tc>
+          <w:tcPr/>
+          <w:p>
+            <w:pPr>
+              <w:pStyle w:val="Compact"/>
+            </w:pPr>
+            <w:r>
+              <w:t xml:space="preserve">5.53</w:t>
+            </w:r>
+          </w:p>
+        </w:tc>
+        <w:tc>
+          <w:tcPr/>
+          <w:p>
+            <w:pPr>
+              <w:pStyle w:val="Compact"/>
+            </w:pPr>
+            <w:r>
+              <w:t xml:space="preserve">3.28</w:t>
+            </w:r>
+          </w:p>
+        </w:tc>
+        <w:tc>
+          <w:tcPr/>
+          <w:p>
+            <w:pPr>
+              <w:pStyle w:val="Compact"/>
+            </w:pPr>
+            <w:r>
+              <w:t xml:space="preserve">AAMI 충족</w:t>
+            </w:r>
+          </w:p>
+        </w:tc>
+      </w:tr>
+      <w:tr>
+        <w:tc>
+          <w:tcPr/>
+          <w:p>
+            <w:pPr>
+              <w:pStyle w:val="Compact"/>
+            </w:pPr>
+            <w:r>
+              <w:t xml:space="preserve">추정 PPG</w:t>
+            </w:r>
+          </w:p>
+        </w:tc>
+        <w:tc>
+          <w:tcPr/>
+          <w:p>
+            <w:pPr>
+              <w:pStyle w:val="Compact"/>
+            </w:pPr>
+            <w:r>
+              <w:t xml:space="preserve">Slapnicar et al. (2019)</w:t>
+            </w:r>
+          </w:p>
+        </w:tc>
+        <w:tc>
+          <w:tcPr/>
+          <w:p>
+            <w:pPr>
+              <w:pStyle w:val="Compact"/>
+            </w:pPr>
+            <w:r>
+              <w:t xml:space="preserve">추정·순간(보정)</w:t>
+            </w:r>
+          </w:p>
+        </w:tc>
+        <w:tc>
+          <w:tcPr/>
+          <w:p>
+            <w:pPr>
+              <w:pStyle w:val="Compact"/>
+            </w:pPr>
+            <w:r>
+              <w:t xml:space="preserve">9.43</w:t>
+            </w:r>
+          </w:p>
+        </w:tc>
+        <w:tc>
+          <w:tcPr/>
+          <w:p>
+            <w:pPr>
+              <w:pStyle w:val="Compact"/>
+            </w:pPr>
+            <w:r>
+              <w:t xml:space="preserve">6.88</w:t>
+            </w:r>
+          </w:p>
+        </w:tc>
+        <w:tc>
+          <w:tcPr/>
+          <w:p>
+            <w:pPr>
+              <w:pStyle w:val="Compact"/>
+            </w:pPr>
+            <w:r>
+              <w:t xml:space="preserve">SBP 미달</w:t>
+            </w:r>
+          </w:p>
+        </w:tc>
+      </w:tr>
+      <w:tr>
+        <w:tc>
+          <w:tcPr/>
+          <w:p>
+            <w:pPr>
+              <w:pStyle w:val="Compact"/>
+            </w:pPr>
+            <w:r>
+              <w:t xml:space="preserve">추정 PPG</w:t>
+            </w:r>
+          </w:p>
+        </w:tc>
+        <w:tc>
+          <w:tcPr/>
+          <w:p>
+            <w:pPr>
+              <w:pStyle w:val="Compact"/>
+            </w:pPr>
+            <w:r>
+              <w:t xml:space="preserve">Kachuee et al. (2017)</w:t>
+            </w:r>
+          </w:p>
+        </w:tc>
+        <w:tc>
+          <w:tcPr/>
+          <w:p>
+            <w:pPr>
+              <w:pStyle w:val="Compact"/>
+            </w:pPr>
+            <w:r>
+              <w:t xml:space="preserve">추정·순간(무보정)</w:t>
+            </w:r>
+          </w:p>
+        </w:tc>
+        <w:tc>
+          <w:tcPr/>
+          <w:p>
+            <w:pPr>
+              <w:pStyle w:val="Compact"/>
+            </w:pPr>
+            <w:r>
+              <w:t xml:space="preserve">11.17</w:t>
+            </w:r>
+          </w:p>
+        </w:tc>
+        <w:tc>
+          <w:tcPr/>
+          <w:p>
+            <w:pPr>
+              <w:pStyle w:val="Compact"/>
+            </w:pPr>
+            <w:r>
+              <w:t xml:space="preserve">5.35</w:t>
+            </w:r>
+          </w:p>
+        </w:tc>
+        <w:tc>
+          <w:tcPr/>
+          <w:p>
+            <w:pPr>
+              <w:pStyle w:val="Compact"/>
+            </w:pPr>
+            <w:r>
+              <w:t xml:space="preserve">DBP BHS B</w:t>
+            </w:r>
+          </w:p>
+        </w:tc>
+      </w:tr>
+      <w:tr>
+        <w:tc>
+          <w:tcPr/>
+          <w:p>
+            <w:pPr>
+              <w:pStyle w:val="Compact"/>
+            </w:pPr>
+            <w:r>
+              <w:t xml:space="preserve">웨어러블</w:t>
+            </w:r>
+          </w:p>
+        </w:tc>
+        <w:tc>
+          <w:tcPr/>
+          <w:p>
+            <w:pPr>
+              <w:pStyle w:val="Compact"/>
+            </w:pPr>
+            <w:r>
+              <w:t xml:space="preserve">Aktiia (2021)</w:t>
+            </w:r>
+          </w:p>
+        </w:tc>
+        <w:tc>
+          <w:tcPr/>
+          <w:p>
+            <w:pPr>
+              <w:pStyle w:val="Compact"/>
+            </w:pPr>
+            <w:r>
+              <w:t xml:space="preserve">추정·연속(월보정)</w:t>
+            </w:r>
+          </w:p>
+        </w:tc>
+        <w:tc>
+          <w:tcPr/>
+          <w:p>
+            <w:pPr>
+              <w:pStyle w:val="Compact"/>
+            </w:pPr>
+            <w:r>
+              <w:t xml:space="preserve">SD 7.75</w:t>
+            </w:r>
+          </w:p>
+        </w:tc>
+        <w:tc>
+          <w:tcPr/>
+          <w:p>
+            <w:pPr>
+              <w:pStyle w:val="Compact"/>
+            </w:pPr>
+            <w:r>
+              <w:t xml:space="preserve">SD 6.86</w:t>
+            </w:r>
+          </w:p>
+        </w:tc>
+        <w:tc>
+          <w:tcPr/>
+          <w:p>
+            <w:pPr>
+              <w:pStyle w:val="Compact"/>
+            </w:pPr>
+            <w:r>
+              <w:t xml:space="preserve">ISO 통과</w:t>
+            </w:r>
+          </w:p>
+        </w:tc>
+      </w:tr>
+      <w:tr>
+        <w:tc>
+          <w:tcPr/>
+          <w:p>
+            <w:pPr>
+              <w:pStyle w:val="Compact"/>
+            </w:pPr>
+            <w:r>
+              <w:t xml:space="preserve">표준</w:t>
+            </w:r>
+          </w:p>
+        </w:tc>
+        <w:tc>
+          <w:tcPr/>
+          <w:p>
+            <w:pPr>
+              <w:pStyle w:val="Compact"/>
+            </w:pPr>
+            <w:r>
+              <w:t xml:space="preserve">IEEE 1708 / AAMI·ISO 81060-2</w:t>
+            </w:r>
+          </w:p>
+        </w:tc>
+        <w:tc>
+          <w:tcPr/>
+          <w:p>
+            <w:pPr>
+              <w:pStyle w:val="Compact"/>
+            </w:pPr>
+            <w:r>
+              <w:t xml:space="preserve">기준</w:t>
+            </w:r>
+          </w:p>
+        </w:tc>
+        <w:tc>
+          <w:tcPr>
+            <w:gridSpan w:val="2"/>
+          </w:tcPr>
+          <w:p>
+            <w:pPr>
+              <w:pStyle w:val="Compact"/>
+            </w:pPr>
+            <w:r>
+              <w:t xml:space="preserve">A≤5·B≤6·C≤7 / ME≤5·SD≤8</w:t>
+            </w:r>
+          </w:p>
+        </w:tc>
+        <w:tc>
+          <w:tcPr/>
+          <w:p>
+            <w:pPr>
+              <w:pStyle w:val="Compact"/>
+            </w:pPr>
+            <w:r>
+              <w:t xml:space="preserve">—</w:t>
+            </w:r>
+          </w:p>
+        </w:tc>
+      </w:tr>
+    </w:tbl>
+    <w:bookmarkEnd w:id="30"/>
+    <w:bookmarkEnd w:id="31"/>
+    <w:bookmarkStart w:id="32" w:name="고찰"/>
     <w:p>
       <w:pPr>
         <w:pStyle w:val="Heading2"/>
@@ -1396,7 +2080,7 @@
         <w:pStyle w:val="FirstParagraph"/>
       </w:pPr>
       <w:r>
-        <w:t xml:space="preserve">결과는 두 가설을 모두 지지한다. 높은 급내상관(수축기 0.72)과 낮은 개인 내 변동은 혈압 정보의 대부분이 "누구인가(개인 수준)"에 담겨 있음을 뜻한다. 따라서 개인의 전형적 일주기 프로파일이 곧 예측의 오차 하한을 규정하며, 정교한 모형도 그 하한을 유의하게 깨지 못한다(가설 1). 정적인 설문과 가공된 웨어러블 집계는 개인 수준·최근 관측과 정보가 중복되어 한계 효과가 작았다(가설 2).</w:t>
+        <w:t xml:space="preserve">결과는 두 가설을 모두 지지한다. 높은 급내상관(수축기 0.72)과 낮은 개인 내 변동은 혈압 정보의 대부분이 "누구인가(개인 수준)"에 담겨 있음을 뜻한다. 따라서 개인의 전형적 일주기 프로파일이 곧 예측의 오차 하한을 규정하며, 정교한 모형도 그 하한을 유의하게 깨지 못한다(가설 1). 정적인 설문, 가공된 웨어러블 집계, 그리고 보간에서 유효했던 역시간 항·군집화는 모두 개인 수준·최근 관측과 정보가 중복되어 한계 효과가 작았다(가설 2). 특히 합성 커널의 역시간 항이 보간에서는 유효했으나 예측에서는 무력했던 점은 시사적이다 — 보간은 가려진 점 주변에 시간적으로 가까운 이웃이 존재하지만, 다음날 예측에서는 가장 가까운 과거 관측도 최소 24시간 전이어서 역시간 항이 실어 나를 정보가 거의 없기 때문이다. 또 군집별 커널이 동일한 ℓ로 수렴한 것은 일주기 형태가 인구통계 군집에 거의 불변임을 재확인한다.</w:t>
       </w:r>
     </w:p>
     <w:p>
@@ -1404,7 +2088,7 @@
         <w:pStyle w:val="BodyText"/>
       </w:pPr>
       <w:r>
-        <w:t xml:space="preserve">선행 연구와 비교하면, 본 연구의 1시간 전방 성능(수축기 3.66·이완기 2.74 mmHg)은 IEEE 1708 Grade A에 들어 무가압 추정 상위 보고와 비교 가능하다. 다만 24시간 예측은 더 어려운 과제로, 동일 녹화 내 보정에 의존하는 낙관적 보고들과 직접 견주기 어렵다. 본 연구가 일 단위로 학습·테스트를 분리한 점은 현실적 사용 시나리오를 더 충실히 반영한다.</w:t>
+        <w:t xml:space="preserve">선행 연구와 비교하면, 본 연구의 1시간 전방 성능(수축기 3.83·이완기 2.78 mmHg)은 BHS·IEEE Grade A에 들어 개인 보정을 적용한 무가압 추정 상위 보고와 비교 가능하다. 다만 24시간 예측은 더 어려운 과제로, 동일 녹화 내 보정에 의존하는 낙관적 보고들과 직접 견주기 어렵다. 본 연구가 일 단위로 학습·테스트를 분리한 점은 현실적 사용 시나리오를 더 충실히 반영하며, 개인 내 일간 변동(SD 6–9 mmHg)이라는 단순 기준선을 분명히 밑돈다는 점에서 예측 모형의 가치가 확인된다.</w:t>
       </w:r>
     </w:p>
     <w:p>
@@ -1430,11 +2114,11 @@
         <w:t xml:space="preserve"> </w:t>
       </w:r>
       <w:r>
-        <w:t xml:space="preserve">표본은 평균 32세의 비교적 젊고 건강한 코호트로 고혈압 진단자가 10명에 불과해, 고위험군 일반화에는 신중해야 한다. 참조값은 가압식 측정으로 동맥 내 압력이 아니며, 웨어러블은 가공 지표만 사용하였다. 또한 분할은 환자를 떼는 방식이 아니라 한 환자 내 시간 분할이어서, 새로운 사용자 일반화는 별도 검증이 필요하다. 마지막으로 단일 데이터셋·단일 기간이라는 제약이 있다.</w:t>
-      </w:r>
-    </w:p>
-    <w:bookmarkEnd w:id="28"/>
-    <w:bookmarkStart w:id="29" w:name="결론"/>
+        <w:t xml:space="preserve">표본은 평균 32세의 비교적 젊고 건강한 코호트로 고혈압 진단자가 10명에 불과해, 고위험군 일반화에는 신중해야 한다. 참조값은 가압식 측정으로 동맥 내 압력이 아니며, 웨어러블은 가공 지표만 사용하였다. 또한 분할은 환자를 떼는 방식이 아니라 한 환자 내 시간 분할이어서, 새로운 사용자 일반화는 별도 검증이 필요하다. 24시간 예측의 수축기는 Grade C로 단독 임상 사용 기준에는 미달이다. 마지막으로 단일 데이터셋·단일 기간이라는 제약이 있다.</w:t>
+      </w:r>
+    </w:p>
+    <w:bookmarkEnd w:id="32"/>
+    <w:bookmarkStart w:id="33" w:name="결론"/>
     <w:p>
       <w:pPr>
         <w:pStyle w:val="Heading2"/>
@@ -1448,7 +2132,7 @@
         <w:pStyle w:val="FirstParagraph"/>
       </w:pPr>
       <w:r>
-        <w:t xml:space="preserve">본 연구는 무가압 혈압의 내부 신호 기반 예측에서 개인 일주기 프로파일이 오차 하한을 결정함을 정량적으로 보였다. 1시간 전방 예측은 임상 표준 Grade A에 도달하나, 24시간 예측과 보조 피처(설문·가공 웨어러블)는 그 하한을 더 낮추지 못하였다. 이는 후속 연구가 가공 집계가 아니라 동시점 고해상도 신호(원시 광용적맥파)와 개인별 보정에 자원을 집중해야 함을 시사한다. 본 결과는 무가압 혈압 제품의 성능 기대치를 현실화하고, 어떤 정보가 진짜로 오차 하한을 낮추는지에 대한 설계 지침을 제공한다는 점에서 후속 연구와 산업에 가치가 있다.</w:t>
+        <w:t xml:space="preserve">본 연구는 무가압 혈압의 내부 신호 기반 예측에서 개인 일주기 프로파일이 오차 하한을 결정함을 정량적으로 보였다. 1시간 전방 예측은 임상 표준 Grade A에 도달하나, 24시간 예측과 보조 피처(설문·가공 웨어러블), 그리고 보간에서 유효했던 합성 커널·군집화는 그 하한을 더 낮추지 못하였다. 이는 후속 연구가 가공 집계가 아니라 동시점 고해상도 신호(원시 광용적맥파)와 개인별 보정에 자원을 집중해야 함을 시사한다. 본 결과는 무가압 혈압 제품의 성능 기대치를 현실화하고, 어떤 정보가 진짜로 오차 하한을 낮추는지에 대한 설계 지침을 제공한다는 점에서 후속 연구와 산업에 가치가 있다.</w:t>
       </w:r>
     </w:p>
     <w:p>
@@ -1458,8 +2142,8 @@
         </w:pict>
       </w:r>
     </w:p>
-    <w:bookmarkEnd w:id="29"/>
-    <w:bookmarkStart w:id="30" w:name="참고문헌"/>
+    <w:bookmarkEnd w:id="33"/>
+    <w:bookmarkStart w:id="34" w:name="참고문헌"/>
     <w:p>
       <w:pPr>
         <w:pStyle w:val="Heading2"/>
@@ -1570,7 +2254,7 @@
         </w:numPr>
       </w:pPr>
       <w:r>
-        <w:t xml:space="preserve">[저자명 확인 필요]. (2023). A machine learning approach to the non-invasive estimation of continuous blood pressure using photoplethysmography.</w:t>
+        <w:t xml:space="preserve">O'Brien, E., Petrie, J., Littler, W., et al. (1993). The British Hypertension Society protocol for the evaluation of blood pressure measuring devices.</w:t>
       </w:r>
       <w:r>
         <w:t xml:space="preserve"> </w:t>
@@ -1580,10 +2264,16 @@
           <w:i/>
           <w:iCs/>
         </w:rPr>
-        <w:t xml:space="preserve">Applied Sciences, 13</w:t>
-      </w:r>
-      <w:r>
-        <w:t xml:space="preserve">(6), 3955. https://doi.org/10.3390/app13063955</w:t>
+        <w:t xml:space="preserve">Journal of Hypertension, 11</w:t>
+      </w:r>
+      <w:r>
+        <w:t xml:space="preserve">(Suppl 2), S43–S62.</w:t>
+      </w:r>
+      <w:r>
+        <w:t xml:space="preserve"> </w:t>
+      </w:r>
+      <w:r>
+        <w:t xml:space="preserve">[권·페이지 확인 필요]</w:t>
       </w:r>
     </w:p>
     <w:p>
@@ -1595,7 +2285,7 @@
         </w:numPr>
       </w:pPr>
       <w:r>
-        <w:t xml:space="preserve">[저자명 확인 필요]. (2025). Assessing the efficacy of various machine learning algorithms in predicting blood pressure using pulse transit time.</w:t>
+        <w:t xml:space="preserve">Joung, J., Jung, C.-W., Lee, H.-C., et al. (2023). Continuous cuffless blood pressure monitoring using photoplethysmography-based PPG2BP-net.</w:t>
       </w:r>
       <w:r>
         <w:t xml:space="preserve"> </w:t>
@@ -1605,10 +2295,16 @@
           <w:i/>
           <w:iCs/>
         </w:rPr>
-        <w:t xml:space="preserve">Diagnostics, 15</w:t>
-      </w:r>
-      <w:r>
-        <w:t xml:space="preserve">(3), 261. https://doi.org/10.3390/diagnostics15030261</w:t>
+        <w:t xml:space="preserve">Scientific Reports, 13</w:t>
+      </w:r>
+      <w:r>
+        <w:t xml:space="preserve">, 8605. https://doi.org/10.1038/s41598-023-35492-y</w:t>
+      </w:r>
+      <w:r>
+        <w:t xml:space="preserve"> </w:t>
+      </w:r>
+      <w:r>
+        <w:t xml:space="preserve">[저자·DOI 확인 필요]</w:t>
       </w:r>
     </w:p>
     <w:p>
@@ -1620,7 +2316,7 @@
         </w:numPr>
       </w:pPr>
       <w:r>
-        <w:t xml:space="preserve">[저자명 확인 필요]. (2024). Accurate and 30-plus days reliable cuffless blood pressure measurements with 9-minutes personal photoplethysmograph data and mixed deduction learning.</w:t>
+        <w:t xml:space="preserve">Slapničar, G., Mlakar, N., &amp; Luštrek, M. (2019). Blood pressure estimation from photoplethysmogram using a spectro-temporal deep neural network.</w:t>
       </w:r>
       <w:r>
         <w:t xml:space="preserve"> </w:t>
@@ -1630,10 +2326,96 @@
           <w:i/>
           <w:iCs/>
         </w:rPr>
-        <w:t xml:space="preserve">Scientific Reports, 14</w:t>
-      </w:r>
-      <w:r>
-        <w:t xml:space="preserve">. https://doi.org/10.1038/s41598-024-75583-y</w:t>
+        <w:t xml:space="preserve">Sensors, 19</w:t>
+      </w:r>
+      <w:r>
+        <w:t xml:space="preserve">(15), 3420. https://doi.org/10.3390/s19153420</w:t>
+      </w:r>
+      <w:r>
+        <w:t xml:space="preserve"> </w:t>
+      </w:r>
+      <w:r>
+        <w:t xml:space="preserve">[확인 필요]</w:t>
+      </w:r>
+    </w:p>
+    <w:p>
+      <w:pPr>
+        <w:pStyle w:val="Compact"/>
+        <w:numPr>
+          <w:ilvl w:val="0"/>
+          <w:numId w:val="1001"/>
+        </w:numPr>
+      </w:pPr>
+      <w:r>
+        <w:t xml:space="preserve">Kachuee, M., Kiani, M. M., Mohammadzade, H., &amp; Shabany, M. (2017). Cuffless blood pressure estimation algorithms for continuous health-care monitoring.</w:t>
+      </w:r>
+      <w:r>
+        <w:t xml:space="preserve"> </w:t>
+      </w:r>
+      <w:r>
+        <w:rPr>
+          <w:i/>
+          <w:iCs/>
+        </w:rPr>
+        <w:t xml:space="preserve">IEEE Transactions on Biomedical Engineering, 64</w:t>
+      </w:r>
+      <w:r>
+        <w:t xml:space="preserve">(4), 859–869.</w:t>
+      </w:r>
+      <w:r>
+        <w:t xml:space="preserve"> </w:t>
+      </w:r>
+      <w:r>
+        <w:t xml:space="preserve">[DOI 확인 필요]</w:t>
+      </w:r>
+    </w:p>
+    <w:p>
+      <w:pPr>
+        <w:pStyle w:val="Compact"/>
+        <w:numPr>
+          <w:ilvl w:val="0"/>
+          <w:numId w:val="1001"/>
+        </w:numPr>
+      </w:pPr>
+      <w:r>
+        <w:t xml:space="preserve">Su, P., Ding, X., Zhang, Y., et al. (2017). Long-term blood pressure prediction with deep recurrent neural networks. arXiv:1705.04524.</w:t>
+      </w:r>
+      <w:r>
+        <w:t xml:space="preserve"> </w:t>
+      </w:r>
+      <w:r>
+        <w:t xml:space="preserve">[게재본 여부 확인 필요]</w:t>
+      </w:r>
+    </w:p>
+    <w:p>
+      <w:pPr>
+        <w:pStyle w:val="Compact"/>
+        <w:numPr>
+          <w:ilvl w:val="0"/>
+          <w:numId w:val="1001"/>
+        </w:numPr>
+      </w:pPr>
+      <w:r>
+        <w:t xml:space="preserve">Imai, Y., et al. (2010). Day-by-day variability of blood pressure: the Ohasama study.</w:t>
+      </w:r>
+      <w:r>
+        <w:t xml:space="preserve"> </w:t>
+      </w:r>
+      <w:r>
+        <w:rPr>
+          <w:i/>
+          <w:iCs/>
+        </w:rPr>
+        <w:t xml:space="preserve">American Journal of Hypertension</w:t>
+      </w:r>
+      <w:r>
+        <w:t xml:space="preserve">.</w:t>
+      </w:r>
+      <w:r>
+        <w:t xml:space="preserve"> </w:t>
+      </w:r>
+      <w:r>
+        <w:t xml:space="preserve">[저자·권·페이지·DOI 확인 필요]</w:t>
       </w:r>
     </w:p>
     <w:p>
@@ -1641,7 +2423,7 @@
         <w:pStyle w:val="FirstParagraph"/>
       </w:pPr>
       <w:r>
-        <w:t xml:space="preserve">주: 본문 수치는 모두 제공 데이터(N=120, 4,128세션)와 분석 출력에서 직접 산출하였다.</w:t>
+        <w:t xml:space="preserve">주: 본문 수치는 모두 제공 데이터(N=120, 4,128세션)와 분석 출력에서 직접 산출하였다. 선행연구 수치는 보조 자료 조사에 기반하며 프로토콜이 이질적이다.</w:t>
       </w:r>
       <w:r>
         <w:t xml:space="preserve"> </w:t>
@@ -1650,11 +2432,11 @@
         <w:t xml:space="preserve">[확인 필요]</w:t>
       </w:r>
       <w:r>
-        <w:t xml:space="preserve">로 표시한 항목(저자명·일부 DOI·저자·소속)은 게재 전 검증이 필요하다.</w:t>
-      </w:r>
-    </w:p>
-    <w:bookmarkEnd w:id="30"/>
-    <w:bookmarkEnd w:id="31"/>
+        <w:t xml:space="preserve">로 표시한 서지·DOI·저자·소속은 게재 전 검증이 필요하다.</w:t>
+      </w:r>
+    </w:p>
+    <w:bookmarkEnd w:id="34"/>
+    <w:bookmarkEnd w:id="35"/>
     <w:sectPr>
       <w:footnotePr>
         <w:numRestart w:val="eachSect"/>

--- a/paper.docx
+++ b/paper.docx
@@ -7,22 +7,16 @@
         <w:pStyle w:val="Title"/>
       </w:pPr>
       <w:r>
-        <w:t xml:space="preserve">개인 일주기 프로파일은 혈압 예측의 오차 하한을 결정하는가 — 무가압 혈압 시간별 보간·예측 연구</w:t>
-      </w:r>
-    </w:p>
-    <w:bookmarkStart w:id="35" w:name="X7e00a2f255ee55cfb30a34a64cead2a3549452a"/>
+        <w:t xml:space="preserve">개인 일주기 프로파일 기반 일상생활 24시간 혈압 예측</w:t>
+      </w:r>
+    </w:p>
+    <w:bookmarkStart w:id="35" w:name="개인-일주기-프로파일-기반-일상생활-24시간-혈압-예측"/>
     <w:p>
       <w:pPr>
         <w:pStyle w:val="Heading1"/>
       </w:pPr>
       <w:r>
-        <w:t xml:space="preserve">개인 일주기 프로파일은 혈압 예측의 오차 하한을 결정하는가?</w:t>
-      </w:r>
-      <w:r>
-        <w:br/>
-      </w:r>
-      <w:r>
-        <w:t xml:space="preserve">— 스마트워치·설문 기반 시간별 보간 및 1시간/24시간 예측 비교 연구</w:t>
+        <w:t xml:space="preserve">개인 일주기 프로파일 기반 일상생활 24시간 혈압 예측</w:t>
       </w:r>
     </w:p>
     <w:p>
@@ -30,7 +24,7 @@
         <w:pStyle w:val="FirstParagraph"/>
       </w:pPr>
       <w:r>
-        <w:t xml:space="preserve">Does the personal circadian profile set the error floor of blood-pressure prediction?</w:t>
+        <w:t xml:space="preserve">Daily-life 24-hour blood pressure forecasting based on the personal circadian profile</w:t>
       </w:r>
     </w:p>
     <w:p>

--- a/paper.docx
+++ b/paper.docx
@@ -2109,6 +2109,24 @@
       </w:r>
       <w:r>
         <w:t xml:space="preserve">표본은 평균 32세의 비교적 젊고 건강한 코호트로 고혈압 진단자가 10명에 불과해, 고위험군 일반화에는 신중해야 한다. 참조값은 가압식 측정으로 동맥 내 압력이 아니며, 웨어러블은 가공 지표만 사용하였다. 또한 분할은 환자를 떼는 방식이 아니라 한 환자 내 시간 분할이어서, 새로운 사용자 일반화는 별도 검증이 필요하다. 24시간 예측의 수축기는 Grade C로 단독 임상 사용 기준에는 미달이다. 마지막으로 단일 데이터셋·단일 기간이라는 제약이 있다.</w:t>
+      </w:r>
+    </w:p>
+    <w:p>
+      <w:pPr>
+        <w:pStyle w:val="BodyText"/>
+      </w:pPr>
+      <w:r>
+        <w:rPr>
+          <w:b/>
+          <w:bCs/>
+        </w:rPr>
+        <w:t xml:space="preserve">후속·확장 (cross-subject 추정).</w:t>
+      </w:r>
+      <w:r>
+        <w:t xml:space="preserve"> </w:t>
+      </w:r>
+      <w:r>
+        <w:t xml:space="preserve">위 한계 중 "새로운 사용자 일반화"는 본 예측을 사람 단위로 확장한 후속 분석에서 직접 검증되었다. 120명을 사람 기준 60:20:20으로 나누어 학습에 없던 새 사람을 테스트하고, 설문과 KNHANES 외부 표본으로 개인 수준을 앵커한 뒤 그 사람의 과거 6일치로 보정하여 7일째를 예측하였다(day7은 적합에서 제외, 평가는 7일째 실측점). 새 사람에 대해 session-point는 수축기 5.78·이완기 4.84 mmHg(BHS B/A), 일평균은 3.80·3.38 mmHg(A/A)였다. 즉 개인 수준을 외부 모집단으로 앵커하고 소수의 개인 측정으로 보정하면 새 사용자에게도 일반화가 가능하며, 가공 웨어러블이 오차 하한을 유의하게 낮추지 못한다는 본 연구의 핵심 결론은 이 cross-subject 설정에서도 동일하게 재확인되었다.</w:t>
       </w:r>
     </w:p>
     <w:bookmarkEnd w:id="32"/>

--- a/paper.docx
+++ b/paper.docx
@@ -32,7 +32,55 @@
         <w:pStyle w:val="BodyText"/>
       </w:pPr>
       <w:r>
-        <w:t xml:space="preserve">[저자명 확인 필요]</w:t>
+        <w:t xml:space="preserve">이규성</w:t>
+      </w:r>
+      <w:r>
+        <w:rPr>
+          <w:vertAlign w:val="superscript"/>
+        </w:rPr>
+        <w:t xml:space="preserve">1</w:t>
+      </w:r>
+      <w:r>
+        <w:t xml:space="preserve"> </w:t>
+      </w:r>
+      <w:r>
+        <w:t xml:space="preserve">· 차상현</w:t>
+      </w:r>
+      <w:r>
+        <w:rPr>
+          <w:vertAlign w:val="superscript"/>
+        </w:rPr>
+        <w:t xml:space="preserve">1</w:t>
+      </w:r>
+      <w:r>
+        <w:t xml:space="preserve"> </w:t>
+      </w:r>
+      <w:r>
+        <w:t xml:space="preserve">· 성봉주</w:t>
+      </w:r>
+      <w:r>
+        <w:rPr>
+          <w:vertAlign w:val="superscript"/>
+        </w:rPr>
+        <w:t xml:space="preserve">1</w:t>
+      </w:r>
+      <w:r>
+        <w:t xml:space="preserve"> </w:t>
+      </w:r>
+      <w:r>
+        <w:t xml:space="preserve">· 박대근</w:t>
+      </w:r>
+      <w:r>
+        <w:rPr>
+          <w:vertAlign w:val="superscript"/>
+        </w:rPr>
+        <w:t xml:space="preserve">1</w:t>
+      </w:r>
+      <w:r>
+        <w:t xml:space="preserve"> </w:t>
+      </w:r>
+      <w:r>
+        <w:t xml:space="preserve">· 김효영</w:t>
       </w:r>
       <w:r>
         <w:rPr>

--- a/paper.docx
+++ b/paper.docx
@@ -7,29 +7,56 @@
         <w:pStyle w:val="Title"/>
       </w:pPr>
       <w:r>
-        <w:t xml:space="preserve">개인 일주기 프로파일 기반 일상생활 24시간 혈압 예측</w:t>
-      </w:r>
-    </w:p>
-    <w:bookmarkStart w:id="35" w:name="개인-일주기-프로파일-기반-일상생활-24시간-혈압-예측"/>
+        <w:t xml:space="preserve">설문·웨어러블 기반 일상 혈압의 보간·추정·예측</w:t>
+      </w:r>
+    </w:p>
+    <w:p>
+      <w:pPr>
+        <w:pStyle w:val="FirstParagraph"/>
+      </w:pPr>
+      <w:r>
+        <w:rPr>
+          <w:b/>
+          <w:bCs/>
+        </w:rPr>
+        <w:t xml:space="preserve">한국어</w:t>
+      </w:r>
+      <w:r>
+        <w:t xml:space="preserve"> </w:t>
+      </w:r>
+      <w:r>
+        <w:t xml:space="preserve"> | </w:t>
+      </w:r>
+      <w:r>
+        <w:t xml:space="preserve"> </w:t>
+      </w:r>
+      <w:hyperlink r:id="rId9">
+        <w:r>
+          <w:rPr>
+            <w:rStyle w:val="Hyperlink"/>
+          </w:rPr>
+          <w:t xml:space="preserve">🇬🇧 English</w:t>
+        </w:r>
+      </w:hyperlink>
+    </w:p>
+    <w:bookmarkStart w:id="85" w:name="X38346e9fd9ea5ff9572ee49f9b5f97092495a91"/>
     <w:p>
       <w:pPr>
         <w:pStyle w:val="Heading1"/>
       </w:pPr>
       <w:r>
-        <w:t xml:space="preserve">개인 일주기 프로파일 기반 일상생활 24시간 혈압 예측</w:t>
+        <w:t xml:space="preserve">설문·웨어러블 기반 일상 혈압의 보간·추정·예측</w:t>
+      </w:r>
+      <w:r>
+        <w:br/>
+      </w:r>
+      <w:r>
+        <w:t xml:space="preserve">— 수준·위상·편차 분해와 그 정확도 한계</w:t>
       </w:r>
     </w:p>
     <w:p>
       <w:pPr>
         <w:pStyle w:val="FirstParagraph"/>
-      </w:pPr>
-      <w:r>
-        <w:t xml:space="preserve">Daily-life 24-hour blood pressure forecasting based on the personal circadian profile</w:t>
-      </w:r>
-    </w:p>
-    <w:p>
-      <w:pPr>
-        <w:pStyle w:val="BodyText"/>
       </w:pPr>
       <w:r>
         <w:t xml:space="preserve">이규성</w:t>
@@ -86,7 +113,7 @@
         <w:rPr>
           <w:vertAlign w:val="superscript"/>
         </w:rPr>
-        <w:t xml:space="preserve">1</w:t>
+        <w:t xml:space="preserve">2</w:t>
       </w:r>
     </w:p>
     <w:p>
@@ -103,7 +130,22 @@
         <w:t xml:space="preserve"> </w:t>
       </w:r>
       <w:r>
-        <w:t xml:space="preserve">[소속 확인 필요] · 데이터 제공: A DAY Inc. (DAY BP) · 작성일 2026-06-26</w:t>
+        <w:t xml:space="preserve">차의과학대학교 일반대학원 AI헬스케어융합학과  · </w:t>
+      </w:r>
+      <w:r>
+        <w:t xml:space="preserve"> </w:t>
+      </w:r>
+      <w:r>
+        <w:rPr>
+          <w:vertAlign w:val="superscript"/>
+        </w:rPr>
+        <w:t xml:space="preserve">2</w:t>
+      </w:r>
+      <w:r>
+        <w:t xml:space="preserve"> </w:t>
+      </w:r>
+      <w:r>
+        <w:t xml:space="preserve">한국공학대학 인공지능학과  ·  데이터: A DAY Inc. (DAY BP), N = 120</w:t>
       </w:r>
     </w:p>
     <w:p>
@@ -133,7 +175,7 @@
         <w:t xml:space="preserve"> </w:t>
       </w:r>
       <w:r>
-        <w:t xml:space="preserve">스마트워치와 설문으로 혈압을 추정하는 무가압(cuffless) 접근이 확산되고 있으나, 하루 수회만 띄엄띄엄 측정되는 혈압을 시간별로 복원·예측할 때의 성능 한계와 그 원인은 충분히 규명되지 않았다.</w:t>
+        <w:t xml:space="preserve">스마트워치와 설문으로 혈압(BP)을 추정하는 무가압(cuffless) 접근이 확산되고 있으나, 세션(순간) 단위 정확도의 한계와 그 원인은 충분히 규명되지 않았다.</w:t>
       </w:r>
     </w:p>
     <w:p>
@@ -151,7 +193,7 @@
         <w:t xml:space="preserve"> </w:t>
       </w:r>
       <w:r>
-        <w:t xml:space="preserve">120명에게서 7일간 하루 약 5회(총 4,128세션) 측정한 참조 혈압과 14종 웨어러블·19종 설문 변수를 사용하였다. 측정값을 시간별로 보간한 뒤 실측값을 가장 가까운 시각에 앵커링한 하이브리드 시계열을 구성하고, 6일(day0–5)을 학습·7일째(day6)를 테스트로 분할하였다. 위상 커널(phase kernel)을 포함한 13개 모형을, 군집(전역·k2·k3) × 래그(1–5) 격자에서 1시간 전방(static)과 24시간(dynamic) 두 지평으로 예측하고, 평균절대오차(MAE)·평균제곱근오차(RMSE)·평균절대백분율오차(MAPE)와 함께 오차 절댓값이 5·10·15 mmHg 이내에 드는 누적 비율(BHS 기준)을 산출하였다.</w:t>
+        <w:t xml:space="preserve">120명에게서 7일간 하루 약 5회 측정한 참조 BP와 24종 웨어러블·설문 변수를 사용하였다. 세션평균·이상점 정제 후 각 날을 분단위 하이브리드로 인과 보간하였다(실측 시각엔 실측 고정). 외부(KNHANES)+설문+day1 보정으로 개인 수준을, 위상 커널로 일주기를 더해 구조적 추정치 E0 = 수준 + 위상을 만들고, 편차 r = 실측 − E0를 워치·지난 BP 추정으로 모델하며 20개 단일·multi-task 모델 계열을 비교하였다. E0 + 편차를 자기회귀로 굴려 비워둔 7일째를 정적(1-step 재앵커)·동적(rollout)으로 예측하였다. 사람 60:20:20 분할, 평가는 실측 시점에서 MAE와 BHS 등급으로 하였다.</w:t>
       </w:r>
     </w:p>
     <w:p>
@@ -169,7 +211,7 @@
         <w:t xml:space="preserve"> </w:t>
       </w:r>
       <w:r>
-        <w:t xml:space="preserve">위상 커널이 모든 조건에서 최저 오차권에 들었다. 1시간 전방 예측의 MAE는 수축기 3.83, 이완기 2.78 mmHg로 수축기·이완기 모두 BHS Grade A에 해당하였고, 24시간 예측은 각각 6.10, 4.69 mmHg(이완기 Grade A, 수축기 Grade C)였다. 설문과 웨어러블(가공 집계 피처)을 추가하거나(위상+와치), 보간에서 최선이었던 합성 커널(역시간×위상)·군집별 커널을 적용해도 오차 하한은 통계적으로 유의하게 내려가지 않았다(대응검정 p&gt;0.12). 급내상관(ICC)이 수축기 0.72로 높고 개인 내 시간 자기상관이 낮아, 오차 하한은 개인의 전형적 일주기 프로파일이 결정함을 시사하였다.</w:t>
+        <w:t xml:space="preserve">추정에서 선형(ridge regression)·스펙트럴이 가장 잘 일반화하여 held-out 일평균 MAE가 SBP 2.07·DBP 2.18 mmHg(BHS A/A)에 도달하였고, tree·gradient boosting은 과적합되었다. 워치와 지난 BP 추정은 상보적이었다. 예측에서 정적은 세션 DBP 4.28·일평균 2.5 mmHg(Grade A), 동적은 한 등급 낮았다. 세션 SBP는 모든 방법에서 약 5.7 mmHg(Grade B)에 머물렀다.</w:t>
       </w:r>
     </w:p>
     <w:p>
@@ -187,7 +229,7 @@
         <w:t xml:space="preserve"> </w:t>
       </w:r>
       <w:r>
-        <w:t xml:space="preserve">혈압의 내부 신호만으로 하는 예측은 개인 일주기 프로파일이 오차 하한을 규정하며, 그 하한을 더 낮추려면 가공된 집계 지표가 아니라 동시점 고해상도 신호(원시 광용적맥파)와 개인별 보정이 필요하다.</w:t>
+        <w:t xml:space="preserve">집계형 웨어러블과 1일 보정으로 일평균은 Grade A에 도달하나 세션은 B가 한계이며, 이는 개인 평균으로 회귀하는 mean-regression의 구조적 결과다. 선행연구는 세션 Grade A에 raw PPG 파형·PTT·주기 재보정이 필요함을 일관되게 지지한다.</w:t>
       </w:r>
     </w:p>
     <w:p>
@@ -205,10 +247,10 @@
         <w:t xml:space="preserve"> </w:t>
       </w:r>
       <w:r>
-        <w:t xml:space="preserve">혈압 예측, 무가압 혈압, 웨어러블, 일주기 프로파일, 위상 커널, 시계열 보간, BHS 등급, 개인화</w:t>
-      </w:r>
-    </w:p>
-    <w:bookmarkStart w:id="9" w:name="서론"/>
+        <w:t xml:space="preserve">cuffless blood pressure, wearable, circadian phase, level–deviation decomposition, nowcasting, forecasting, BHS grade, autoregression</w:t>
+      </w:r>
+    </w:p>
+    <w:bookmarkStart w:id="10" w:name="서론"/>
     <w:p>
       <w:pPr>
         <w:pStyle w:val="Heading2"/>
@@ -222,7 +264,7 @@
         <w:pStyle w:val="FirstParagraph"/>
       </w:pPr>
       <w:r>
-        <w:t xml:space="preserve">혈압은 심혈관 질환의 가장 강력한 예측 인자이지만, 전통적 가압식 측정은 간헐적이고 일상 추적에 부적합하다. 이에 스마트워치 등 웨어러블 신호와 생활 설문으로 혈압을 추정·예측하는 무가압 접근이 빠르게 확산되었다. 본 연구가 사용하는 DAY BP 데이터 역시 손목 웨어러블과 설문으로 개인의 혈압 프로파일을 복원하려는 제품에서 수집되었다.</w:t>
+        <w:t xml:space="preserve">혈압(BP)은 심혈관 질환의 이환율 및 사망률을 예측하는 가장 유익하고 교정 가능한 인자 중 하나이며, 그 임상적 가치는 언제 그리고 얼마나 자주 측정하는지에 크게 좌우된다. 진료실에서의 단일 측정값은 연속적으로 변동하는 궤적상의 한 순간만을 포착하는 반면, 활동 중 측정 및 진료실 외 모니터링은 독립적인 예후 가치를 지니는 일간 및 일중 패턴을 드러낸다. 그러나 기존의 활동 중 모니터링은 수면과 일상 활동을 방해하는 간헐적 커프 가압에 의존하므로, 순응도와 기록의 시간적 밀도가 모두 제약된다.</w:t>
       </w:r>
     </w:p>
     <w:p>
@@ -230,7 +272,7 @@
         <w:pStyle w:val="BodyText"/>
       </w:pPr>
       <w:r>
-        <w:t xml:space="preserve">이 주제는 임상적·사회적으로 중요하다. 고혈압은 전 세계 성인의 상당수가 보유한 만성 위험요인이며, 진료실 밖에서의 연속 혈압 정보는 야간 고혈압·아침 급상승 같은 위험 패턴을 포착해 조기 개입을 가능케 한다. 따라서 띄엄띄엄 측정된 혈압을 시간 축으로 정확히 복원하고 다음 시점을 예측하는 일은 무가압 혈압 기술의 실용성을 좌우하는 핵심 과제다.</w:t>
+        <w:t xml:space="preserve">이에 따라 커프리스 착용형 기기는 일상생활 중 부담이 적으면서도 빈번한 BP 정보를 획득하는 수단으로서 점점 더 큰 관심을 받고 있다. 생리 신호 측정과 간편한 자기보고를 결합한 스마트워치는 특히 매력적인 기반을 제공하는데, 광학 신호 및 동작 신호를 맥락 정보가 담긴 설문 응답과 결합하여 각 측정 시점에서 개인의 상태를 특징지을 수 있기 때문이다. 연속적 착용형 신호와 주기적 설문 입력을 결합한 이러한 방식은 진료실 밖 일상적 BP 평가를 위한 실용적 흐름으로 부상하였다.</w:t>
       </w:r>
     </w:p>
     <w:p>
@@ -238,7 +280,7 @@
         <w:pStyle w:val="BodyText"/>
       </w:pPr>
       <w:r>
-        <w:t xml:space="preserve">그러나 선행 연구는 대부분 동시점 추정(estimation)에 집중하였고, 측정 사이를 메우는 보간과 미래 시점을 내다보는 예측(forecasting)의 성능 한계, 그리고 그 한계가 어디서 비롯되는지에 대한 규명은 부족하다. 특히 설문·웨어러블 같은 보조 정보가 실제로 예측 오차를 낮추는지, 혹은 개인의 혈압 수준 자체가 이미 대부분의 정보를 담고 있어 보조 정보의 한계 효과가 작은지는 충분히 검증되지 않았다(연구 공백).</w:t>
+        <w:t xml:space="preserve">이러한 추세에도 불구하고 여러 공백이 남아 있다. 대부분의 선행 연구는 이 문제를 순간 추정으로 설정하여, 단일 시점의 신호를 동시점 BP 값으로 매핑하였다. 실세계 적용에 동등하게 중요한 과제들, 즉 희소한 측정값 사이의 BP 보간, 사전에 관측되지 않은 개인에 대한 추정, 미래 값의 예측은 하나의 프레임워크 안에서 다루어지는 경우가 드물다. 또한 보다 거친 일간 요약과 대비하여 개별 측정 세션 수준에서 달성 가능한 정확도는 충분히 규명되지 않은 채로 남아 있어, 집계 특징 기반 착용형 기기의 실용적 한계가 불확실한 상태이다.</w:t>
       </w:r>
     </w:p>
     <w:p>
@@ -246,17 +288,41 @@
         <w:pStyle w:val="BodyText"/>
       </w:pPr>
       <w:r>
-        <w:t xml:space="preserve">본 연구의 기여는 세 가지다. 첫째, 실측값을 앵커로 삼는 하이브리드 시계열을 정의하고 1시간 전방과 24시간 두 예측 지평을 분리해 평가하였다. 둘째, 설문 19종·웨어러블 14종과, 보간에서 최선이었던 합성 커널·군집화를 예측에 추가했을 때의 한계 효과를 통제된 비교와 대응검정으로 규명하였다. 셋째, 개인 혈압의 분산 구조(급내상관)와 예측 오차 하한을 연결해, 무가압 혈압 예측의 본질적 한계를 정량화하였다.</w:t>
-      </w:r>
-    </w:p>
-    <w:bookmarkEnd w:id="9"/>
-    <w:bookmarkStart w:id="10" w:name="선행-연구"/>
+        <w:t xml:space="preserve">이러한 공백을 다루기 위하여 본 연구 DAY BP는 수준-위상-편차 분해를 중심으로 통합 프레임워크를 개발하였다. 수준(level) 항은 짧은 보정 기간과 외부 집단 참조값에 의해 고정되는 각 개인의 안정적 BP 설정점을 포착한다. 위상(phase) 항은 인구통계학적 군집 내에서 공유되는 구조화된 일주기 변동을 포착한다. 편차(deviation) 항은 현재의 착용형 신호와 이전 BP 추정값이 설명할 수 있는 나머지 residual 변동을 포착한다. 이 세 성분을 분리함으로써 동일한 구조적 골격이 측정값 사이의 보간, 신규 개인에 대한 추정, 미래 세션의 예측을 모두 지원하며, 성능은 세션 수준과 일간 평균 수준 양쪽에서 보고된다.</w:t>
+      </w:r>
+    </w:p>
+    <w:p>
+      <w:pPr>
+        <w:pStyle w:val="BodyText"/>
+      </w:pPr>
+      <w:r>
+        <w:t xml:space="preserve">본 연구의 기반이 된 데이터셋은 120명의 참가자(남성 60명, 여성 60명; 평균 연령 32.1세, 표준편차(SD) 8.1, 범위 18에서 66세; 평균 체질량지수 22.7)로 구성되었으며, 7일에 걸쳐 하루 약 다섯 세션으로 모니터링하여 8,193건의 원시 측정값을 세션 평균화한 후 약 4,128 세션을 얻었다. 참조 수축기 혈압(SBP)은 평균 113.0 mmHg(SD 14.1), 이완기 혈압(DBP)은 74.5 mmHg(SD 9.5)였으며, 급내 상관계수는 SBP 0.72, DBP 0.63으로 개인 간 변동이 지배적임을 나타내었다. 전 과정에 걸쳐 개인 수준 분할과 한 주를 보정-추정-예측으로 나누는 분할을 사용하였으며, 성능은 오직 측정된 시점에서만 산출되었다.</w:t>
+      </w:r>
+    </w:p>
+    <w:p>
+      <w:pPr>
+        <w:pStyle w:val="BodyText"/>
+      </w:pPr>
+      <w:r>
+        <w:t xml:space="preserve">본 연구는 세 가지 기여를 한다. 첫째, 보간, 신규 개인에 대한 추정, 예측을 단일한 수준-위상-편차 분해 아래 통합하며, 수준 항을 외부 집단 참조값으로 고정하여 개인 간 SBP 정확도를 유의하게 향상시켰다. 둘째, 편차 항에 대하여 20개의 단일 과제 및 multi-task 모델 계열을 체계적으로 벤치마킹하여, 선형 및 스펙트럼 모델이 표본 외에서 가장 잘 일반화한 반면 tree 및 gradient boosting 방법은 과적합되었음을 보였다. 셋째, 집계 특징 기반 착용형 기기의 정확도 상한을 규명하여, 일간 평균은 British Hypertension Society(BHS) Grade A에 도달한 반면 세션 수준 SBP는 각 개인의 설정점으로의 회귀로 인해 Grade B 부근에 머물렀음을 입증하고, 이 한계를 문헌에서 확인된 파형, 타이밍, 재보정 요건과 연결하였다.</w:t>
+      </w:r>
+    </w:p>
+    <w:p>
+      <w:pPr>
+        <w:pStyle w:val="BodyText"/>
+      </w:pPr>
+      <w:r>
+        <w:t xml:space="preserve">본 논문의 나머지는 다음과 같이 전개된다. 제2절은 코호트, 측정 프로토콜, 연구 설계를 기술하고, 제3절은 보간, 수준, 위상, 편차 성분을 상술하며, 제4절은 확립된 표준에 대비한 추정 및 예측 결과를 보고하고, 제5절은 임상적으로 준비된 커프리스 모니터링을 위한 함의, 한계, 향후 방향을 논의한다.</w:t>
+      </w:r>
+    </w:p>
+    <w:bookmarkEnd w:id="10"/>
+    <w:bookmarkStart w:id="15" w:name="관련-연구"/>
     <w:p>
       <w:pPr>
         <w:pStyle w:val="Heading2"/>
       </w:pPr>
       <w:r>
-        <w:t xml:space="preserve">2. 선행 연구</w:t>
+        <w:t xml:space="preserve">2. 관련 연구</w:t>
       </w:r>
     </w:p>
     <w:p>
@@ -264,7 +330,7 @@
         <w:pStyle w:val="FirstParagraph"/>
       </w:pPr>
       <w:r>
-        <w:t xml:space="preserve">무가압 혈압 추정의 표준과 권고가 먼저 정립되었다. AAMI/ANSI/ISO 81060-2는 평균오차 5 mmHg·표준편차 8 mmHg 이내를 합격 기준으로 제시하며, 영국고혈압학회(BHS)는 오차 절댓값이 5·10·15 mmHg 이내에 드는 누적 비율로 A(60/85/95%)·B·C 등급을 부여한다. 웨어러블 무가압 기기를 위한 IEEE 1708 표준은 평균절대오차로 A(≤5)·B(≤6)·C(≤7) 등급을 정의한다(IEEE, 2014; ISO, 2018; O'Brien et al., 1993). 미국심장협회는 현행 무가압 기기의 검증 한계를 지적하며 신중한 해석을 권고하였다(American Heart Association, 2022).</w:t>
+        <w:t xml:space="preserve">광용적맥파(PPG)를 이용한 무가압(cuffless) 혈압(BP) 추정은 크게 두 가지 구별되는 특징 패러다임을 따라 연구되어 왔다. 파형 기반 접근법은 원시 PPG 맥파로부터 형태학적 기술자(descriptor)를 추출하며, 여기에는 수축기 및 이완기 정점 기하, 중복맥패임(dicrotic notch), 증대지수(augmentation index), 반사지수(reflection index), 그리고 광용적맥파의 2차 미분 특징(SDPTG)이 포함된다. 반면 집계 특징(aggregate-feature) 접근법은 일정 윈도 동안의 생리 신호를 심박수, 심박변이도, 활동 강도와 같은 스칼라 기술자로 요약한다. 두 패러다임은 보존하는 정보의 입도(granularity)에서 뚜렷한 차이를 보인다. 형태학적 기술자는 동맥 순응도와 파동 반사에 의해 형성되는 박동 대 박동(beat-to-beat) 윤곽을 부호화하는 반면, 집계 기술자는 맥파 형태를 버리고 심혈관 상태의 느린 포락선(envelope)만을 보존한다. 이러한 구분은 달성 가능한 정확도에 직접적인 영향을 미치는데, 이는 개별 측정값에 대한 British Hypertension Society(BHS) Grade A 기준(절대오차의 60, 85, 95 퍼센트가 각각 5, 10, 15 mmHg 이내)이 단일 측정 수준에서 요구가 까다롭기 때문이다.</w:t>
       </w:r>
     </w:p>
     <w:p>
@@ -272,7 +338,115 @@
         <w:pStyle w:val="BodyText"/>
       </w:pPr>
       <w:r>
-        <w:t xml:space="preserve">방법론 측면에서는 광용적맥파(PPG)와 맥파전달시간(PTT) 기반의 기계학습 추정이 주류를 이룬다. 대표적으로 PPG2BP-Net은 개인 보정을 결합해 수축기 5.5·이완기 3.3 mmHg 수준을 보고하였고(Joung et al., 2023), 비보정 딥러닝은 수축기 9–16 mmHg로 크게 악화된다(Slapnicar et al., 2019; Kachuee et al., 2017). 손목 PPG 웨어러블(Aktiia 등)은 주기적 cuff 보정을 전제로 ISO 기준을 통과하기도 한다. 한편 진정한 의미의 예측(forecasting)은 드물며, 다음날·주단위 혈압을 내다본 보고(Su et al., 2017)나 개인 내 일간 변동(SD 6–9 mmHg)을 제시한 가정혈압 코호트(Ohasama, J-HOP)가 가장 가까운 비교 대상이다. 다만 추정 연구 다수는 동일 녹화 내 보정에 의존해 낙관적이며, 본 연구처럼 일(day) 단위로 학습·테스트를 분리한 예측 성능과는 직접 비교가 어렵다.</w:t>
+        <w:t xml:space="preserve">두 번째로 정보량이 큰 타이밍 채널은 맥파 전달 시간(PTT)과 맥파 도달 시간(PAT)으로부터 유도되며, 일반적으로 심전도와 같은 두 번째 동기화 신호를 필요로 한다. 이 타이밍 채널은 형태만으로 얻는 것보다 더 강한 수축기 신호를 담고 있다. 보고된 수축기 혈압(SBP) 평균제곱근오차는 PTT 기반 추정에서 약 5.3 mmHg인 반면 PAT 기반 추정에서는 약 9.8 mmHg이며, 후자는 가변적인 전구출기(pre-ejection period)에 의해 성능이 저하된다. 파형 기반 심층 모델 중 원시 맥파에서 작동하는 PPG2BP-Net은 0.21 plus or minus 7.51 mmHg의 SBP 오차에 도달하여 Grade A를 만족하였다. 이러한 결과들은 단일 측정 Grade A 성능이 문헌상 집계 기술자가 아니라 원시 형태, 명시적 타이밍 채널, 또는 그 둘 모두에 대한 접근에 의존해 왔음을 보여준다.</w:t>
+      </w:r>
+    </w:p>
+    <w:bookmarkStart w:id="11" w:name="보정-드리프트-그리고-집계-특징의-한계"/>
+    <w:p>
+      <w:pPr>
+        <w:pStyle w:val="Heading3"/>
+      </w:pPr>
+      <w:r>
+        <w:t xml:space="preserve">2.1 보정, 드리프트, 그리고 집계 특징의 한계</w:t>
+      </w:r>
+    </w:p>
+    <w:p>
+      <w:pPr>
+        <w:pStyle w:val="FirstParagraph"/>
+      </w:pPr>
+      <w:r>
+        <w:t xml:space="preserve">반복적으로 나타나는 제약은 보정(calibration)이다. 보정 없는 배치는 정확도를 현저히 저하시키며, 검증된 스마트워치 기기들은 보정 기준점(set-point)을 향해 회귀하여 낮은 혈압은 과대추정하고 높은 혈압은 과소추정하는 것으로 나타났다. 이러한 근거에서 그러한 기기들은 임상적으로 준비되지 않은 것으로 판단되어 왔다. 보정을 거치더라도 생리가 드리프트함에 따라 정확도는 시간이 지나면서 감쇠하며, 보고된 드리프트는 하루당 약 0.022 mmHg 수준으로, 길어야 월 단위 주기의 정기적 재보정이 필요함을 시사한다. 이 일련의 연구로부터 도출되는 집합적 결론은, 집계 웨어러블 특징을 희소한 보정과 결합하면 예측이 각 개인의 개별 기준점을 향해 회귀한다는 것이며, 이러한 평균 회귀(mean-regression) 효과는 단일 측정 SBP 정확도를 Grade A가 아니라 Grade B 영역 근방으로 제한한다.</w:t>
+      </w:r>
+    </w:p>
+    <w:bookmarkEnd w:id="11"/>
+    <w:bookmarkStart w:id="12" w:name="웨어러블-생리와-자율신경-상태"/>
+    <w:p>
+      <w:pPr>
+        <w:pStyle w:val="Heading3"/>
+      </w:pPr>
+      <w:r>
+        <w:t xml:space="preserve">2.2 웨어러블 생리와 자율신경 상태</w:t>
+      </w:r>
+    </w:p>
+    <w:p>
+      <w:pPr>
+        <w:pStyle w:val="FirstParagraph"/>
+      </w:pPr>
+      <w:r>
+        <w:t xml:space="preserve">집계 특징의 가치는 하나의 생리적 전제에 기반한다. 즉 심박수, 가중 심박수, 안정 시 대비 심박수의 편차, 심박변이도, 손목 온도, 활동 및 수면 상태, 그리고 대사당량(METs)이 개인의 구조적 수준 주위에서 BP를 조절하는 자율신경 상태를 공동으로 부호화한다는 것이다. 이러한 신호들은 맥파 형태를 복원하지는 못하지만, 활동, 휴식, 수면에 수반되는 급성의 세션 수준 자율신경 변동(excursion)을 포착한다. 이 전제는 집계 특징이 개인 수준 및 일평균을 추적하는 데에는 적합한 반면, 개별 세션 수준에서는 여전히 제한적이라는 관찰과 일치하는데, 개별 세션 수준에서는 개인 내 변동성이 일시적 변동과 측정 잡음에 의해 지배되기 때문이다.</w:t>
+      </w:r>
+    </w:p>
+    <w:bookmarkEnd w:id="12"/>
+    <w:bookmarkStart w:id="13" w:name="예측과-가정-bp-변동성"/>
+    <w:p>
+      <w:pPr>
+        <w:pStyle w:val="Heading3"/>
+      </w:pPr>
+      <w:r>
+        <w:t xml:space="preserve">2.3 예측과 가정 BP 변동성</w:t>
+      </w:r>
+    </w:p>
+    <w:p>
+      <w:pPr>
+        <w:pStyle w:val="FirstParagraph"/>
+      </w:pPr>
+      <w:r>
+        <w:t xml:space="preserve">동시점 추정에 관한 상당한 양의 문헌과 대조적으로, 웨어러블 신호로부터 미래 BP를 예측(forecasting)하는 문제는 거의 주목받지 못하였다. 일별 가정 BP는 실재하는 생리적 변동성을 보이지만, 미래 기준 측정값에 접근하지 않고 사전 웨어러블 관측만으로 다음 날 또는 그 이상 시계(horizon)를 예측하는 것은 명시적 과제로 정식화된 경우가 드물었다. 이러한 희소성이 주목할 만한 이유는, 다음 날의 BP 궤적을 예견하고 불확실성을 연속된 하루 내 세션에 걸쳐 전파하는 것이 동시점 추정과는 다른 임상적 질문을 다루며, 동시점 실측값(ground truth)에 의존하지 않는 방법을 요구하기 때문이다.</w:t>
+      </w:r>
+    </w:p>
+    <w:bookmarkEnd w:id="13"/>
+    <w:bookmarkStart w:id="14" w:name="채워지지-않은-간극"/>
+    <w:p>
+      <w:pPr>
+        <w:pStyle w:val="Heading3"/>
+      </w:pPr>
+      <w:r>
+        <w:t xml:space="preserve">2.4 채워지지 않은 간극</w:t>
+      </w:r>
+    </w:p>
+    <w:p>
+      <w:pPr>
+        <w:pStyle w:val="FirstParagraph"/>
+      </w:pPr>
+      <w:r>
+        <w:t xml:space="preserve">종합하면, 선행 연구는 단일 측정 Grade A 정확도가 주로 원시 PPG 형태나 전용 PTT 타이밍 채널을 통해 달성 가능하다는 점, 보정 없는 사용과 시간적 드리프트가 집계 특징 기기를 그 보정 기준점을 향해 저하시킨다는 점, 그리고 그럼에도 집계 웨어러블 특징이 개인의 구조적 수준 주위에서 BP를 지배하는 자율신경 상태를 부호화한다는 점을 보여주었다. 아직 다루어지지 않은 것은, 공인된 표준(BHS, AAMI/ISO 81060-2, IEEE 1708) 하에서, 단 하루의 보정만 있고 그날을 넘어선 실제 과거 BP가 전혀 없는 상태에서, 집계 스마트워치 신호와 설문 데이터를 동시점 추정과 진정한 다음 날 예측 모두에 대해 어디까지 끌어올릴 수 있는지에 관한 통합적 처리이며, 여기에는 집계 특징의 상한이 어디에 놓여 있는지, 그리고 왜 일평균 정확도는 Grade A에 도달할 수 있는 반면 단일 세션 정확도는 그럴 수 없는지에 대한 명시적 해명이 포함된다. 본 연구는 이 간극을 다룬다.</w:t>
+      </w:r>
+    </w:p>
+    <w:bookmarkEnd w:id="14"/>
+    <w:bookmarkEnd w:id="15"/>
+    <w:bookmarkStart w:id="18" w:name="방법"/>
+    <w:p>
+      <w:pPr>
+        <w:pStyle w:val="Heading2"/>
+      </w:pPr>
+      <w:r>
+        <w:t xml:space="preserve">3. 방법</w:t>
+      </w:r>
+    </w:p>
+    <w:bookmarkStart w:id="16" w:name="코호트-데이터-측정-잡음"/>
+    <w:p>
+      <w:pPr>
+        <w:pStyle w:val="Heading3"/>
+      </w:pPr>
+      <w:r>
+        <w:t xml:space="preserve">3.1 코호트, 데이터, 측정 잡음</w:t>
+      </w:r>
+    </w:p>
+    <w:p>
+      <w:pPr>
+        <w:pStyle w:val="FirstParagraph"/>
+      </w:pPr>
+      <w:r>
+        <w:t xml:space="preserve">DAY BP 연구는 7일 연속으로 모니터링한 성인 120명(남성 60명, 여성 60명)을 등록하였다. 평균 연령은 32.1세(standard deviation [SD] 8.1, 범위 18에서 66)였으며 평균 체질량지수(BMI)는 22.7 kg/m</w:t>
+      </w:r>
+      <w:r>
+        <w:rPr>
+          <w:vertAlign w:val="superscript"/>
+        </w:rPr>
+        <w:t xml:space="preserve">2</w:t>
+      </w:r>
+      <w:r>
+        <w:t xml:space="preserve">였고, 10명이 고혈압을 사전 진단받은 것으로 자가 보고하였다. 각 참가자는 하루 약 다섯 차례의 혈압(BP) 세션을 제공하여 코호트 전체에서 약 4,128세션을 산출하였다. 참조 커프 측정값은 평균적으로 수축기혈압(SBP) 113.0 mmHg(SD 14.1), 이완기혈압(DBP) 74.5 mmHg(SD 9.5)였다. ICC는 SBP에서 0.72, DBP에서 0.63으로, 개인 간 차이가 전체 BP 분산을 지배하며 주요 모델링 대상이 각 개인의 비교적 안정적인 set-point와 그보다 작은 하루 내 변동임을 시사하였다.</w:t>
       </w:r>
     </w:p>
     <w:p>
@@ -280,17 +454,89 @@
         <w:pStyle w:val="BodyText"/>
       </w:pPr>
       <w:r>
-        <w:t xml:space="preserve">요컨대 선행 연구는 동시점 추정의 정확도에 집중한 반면, 측정 간 보간과 다음날 예측, 그리고 보조 정보의 한계 효과를 통제 비교한 사례는 드물다. 본 연구는 이 공백을 메운다.</w:t>
-      </w:r>
-    </w:p>
-    <w:bookmarkEnd w:id="10"/>
-    <w:bookmarkStart w:id="11" w:name="연구-가설"/>
+        <w:t xml:space="preserve">모든 세션에서 프로토콜은 1분 간격으로 두 차례의 커프 측정값을 취득한 뒤 이를 평균하여 단일 세션 값을 형성하였으며, 세션 시점은 마지막 측정 시각으로 설정하였다. 이 설계는 진동측정 기반 BP에서 잘 기록된 두 가지 오차원을 직접적으로 다룬다. 첫째, 단일 측정값은 상당한 측정 잡음을 수반하는데, 단일 측정 잡음 SD는 SBP에서 약 4.8 mmHg, DBP에서 약 3.8 mmHg로 추정되며, 독립적인 두 측정값을 평균하면 세션 추정치의 표준오차가 2의 제곱근만큼 감소한다. 둘째, 세션의 첫 측정값은 경계(백의) 반응으로 인해 부풀려지는데, 여기서는 +2.1 mmHg로 추정되었고, 첫 번째와 두 번째 측정값을 평균하면 이 일시적 편향이 모델링 대상으로 전파되는 대신 약화된다. 이로써 8,193개의 원시 측정값은 4,169개의 세션 값으로 세션 평균화되었다. 이 단계의 실질적 중요성은 개인 내 분산을 분해하여 정량화된다. 세션 평균화 이후 개인 내 SD는 SBP에서 7.19 mmHg, DBP에서 5.54 mmHg였으나, 개인 내 SBP 분산의 약 18에서 36%는 생리적 신호가 아니라 측정 잡음에 기인하는 것으로 추정되었다. 따라서 개별 측정값을 ground truth로 취급하였다면 모델에게 환원 불가능한 잡음의 상당 부분을 적합하도록 요구하는 셈이 되었을 것이다.</w:t>
+      </w:r>
+    </w:p>
+    <w:p>
+      <w:pPr>
+        <w:pStyle w:val="BodyText"/>
+      </w:pPr>
+      <w:r>
+        <w:t xml:space="preserve">정제 과정에서 생리적으로 불가능한 값(SBP 70 mmHg 미만 또는 220 mmHg 초과)을 제거하였으며, 이 기준으로 두 개의 아티팩트가 제거되었다. 코호트 분할은 엄격하게 개인 수준에서 60:20:20 비율(훈련 72명, 검증 24명, 시험 24명)로 수행되어, 어떤 개인도 둘 이상의 분할에 세션을 제공하지 않도록 하였다. 각 참가자의 기록 내에서 1일차는 튜닝에만 사용되는 calibration day로 활용되었고, 2일차에서 6일차는 추정에 할당되었으며, 7일차는 예측을 위해 보류되어 interpolation, level, phase 구성요소를 적합하는 데 결코 사용되지 않았다.</w:t>
+      </w:r>
+    </w:p>
+    <w:bookmarkEnd w:id="16"/>
+    <w:bookmarkStart w:id="17" w:name="하이브리드-보간"/>
+    <w:p>
+      <w:pPr>
+        <w:pStyle w:val="Heading3"/>
+      </w:pPr>
+      <w:r>
+        <w:t xml:space="preserve">3.2 하이브리드 보간</w:t>
+      </w:r>
+    </w:p>
+    <w:p>
+      <w:pPr>
+        <w:pStyle w:val="FirstParagraph"/>
+      </w:pPr>
+      <w:r>
+        <w:t xml:space="preserve">웨어러블 신호와 설문 항목은 분 단위 해상도로 이용 가능한 반면 커프 참조값은 희소하였으므로, 각 날의 BP 궤적은 군집 일주기 곡선과 해당 날의 관측 세션을 결합한 분 단위 하이브리드 보간으로 재구성하였다. 보간은 각 날 내에서 엄격하게 인과적이었다. 즉, 주어진 분은 그 시점까지 이용 가능한 측정값으로부터만 재구성되어, 미래의 BP 값이 이전 분의 표현으로 누출되지 않도록 하였다. 각 관측 세션은 recency-by-phase 커널을 통해 재구성된 분에 기여하였다.</w:t>
+      </w:r>
+    </w:p>
+    <w:p>
+      <w:pPr>
+        <w:pStyle w:val="BodyText"/>
+      </w:pPr>
+      <w:r>
+        <w:t xml:space="preserve">w = exp(−|Δt| / τ) · exp(−circ(φ)</w:t>
+      </w:r>
+      <w:r>
+        <w:rPr>
+          <w:vertAlign w:val="superscript"/>
+        </w:rPr>
+        <w:t xml:space="preserve">2</w:t>
+      </w:r>
+      <w:r>
+        <w:t xml:space="preserve"> </w:t>
+      </w:r>
+      <w:r>
+        <w:t xml:space="preserve">/ (2·ℓ</w:t>
+      </w:r>
+      <w:r>
+        <w:rPr>
+          <w:vertAlign w:val="superscript"/>
+        </w:rPr>
+        <w:t xml:space="preserve">2</w:t>
+      </w:r>
+      <w:r>
+        <w:t xml:space="preserve">)),</w:t>
+      </w:r>
+    </w:p>
+    <w:p>
+      <w:pPr>
+        <w:pStyle w:val="BodyText"/>
+      </w:pPr>
+      <w:r>
+        <w:t xml:space="preserve">여기서 첫 번째 인자는 시간 상수 τ = 1,440분으로 관측값을 시간적 최신성에 따라 가중하며, 두 번째 인자는 길이 척도 ℓ 약 196분으로 일주기 위상의 유사성에 따라 관측값을 가중한다(보간 단계에서는 혼합 가중치 κ = 0.5와 함께 ℓ = 90분을 사용하였다). circ(φ) 항은 1,440분 순환 고리 위에서 계산된 순환적 하루 중 시각 거리를 나타내며, 이에 따라 자정 부근의 분과 하루 끝 부근의 분이 최대로 떨어진 것이 아니라 인접한 것으로 취급되었다. 이는 하루 경계를 가로지르는 BP 리듬의 일중 연속성을 보존하였다.</w:t>
+      </w:r>
+    </w:p>
+    <w:p>
+      <w:pPr>
+        <w:pStyle w:val="BodyText"/>
+      </w:pPr>
+      <w:r>
+        <w:t xml:space="preserve">측정된 분은 관측값에 고정되고 is_actual 지표로 표시되어, 커널 가중 재구성이 미측정 분만을 채우고 실제 커프 측정값을 결코 덮어쓰지 않도록 하였다. 이 고정은 측정된 분에서 재구성 오차가 0.00임을 확인하는 sanity check로 검증되었다. 결정적으로, 보간된 궤적은 하위 추정 및 예측을 위한 특징과 중간 목표로만 사용되었으며, 평가의 ground truth로 취급된 적은 결코 없었다. 보고된 모든 성능은 오로지 측정 시점에서만 계산되어(표 1), 모든 오차 수치가 파이프라인이 스스로 대치한 양이 아니라 독립적인 커프 참조값에 대해 평가되도록 보장하였다.</w:t>
+      </w:r>
+    </w:p>
+    <w:bookmarkEnd w:id="17"/>
+    <w:bookmarkEnd w:id="18"/>
+    <w:bookmarkStart w:id="19" w:name="level-model"/>
     <w:p>
       <w:pPr>
         <w:pStyle w:val="Heading2"/>
       </w:pPr>
       <w:r>
-        <w:t xml:space="preserve">3. 연구 가설</w:t>
+        <w:t xml:space="preserve">3.3 Level model</w:t>
       </w:r>
     </w:p>
     <w:p>
@@ -298,7 +544,46 @@
         <w:pStyle w:val="FirstParagraph"/>
       </w:pPr>
       <w:r>
-        <w:t xml:space="preserve">선행 연구와 혈압의 분산 구조에 비추어 두 가설을 세웠다.</w:t>
+        <w:t xml:space="preserve">level model은 각 개인의 혈압 set-point를 추정하였으며, 이는 person 간 ICC가 높다는 점(systolic blood pressure [SBP] 0.72, diastolic blood pressure [DBP] 0.63)을 고려할 때 가장 지배적인 분산의 원천이다. 희소하고 noisy한 day1 calibration 평균에만 의존하는 대신, person 평균 L은 day1 calibration을 외부 population 기반으로 적합된 level 쪽으로 empirical-Bayes shrinkage하여 산출하였다. 구체적으로 L = (n c</w:t>
+      </w:r>
+      <w:r>
+        <w:rPr>
+          <w:vertAlign w:val="subscript"/>
+        </w:rPr>
+        <w:t xml:space="preserve">m</w:t>
+      </w:r>
+      <w:r>
+        <w:t xml:space="preserve"> </w:t>
+      </w:r>
+      <w:r>
+        <w:t xml:space="preserve">+ 2 L</w:t>
+      </w:r>
+      <w:r>
+        <w:rPr>
+          <w:vertAlign w:val="subscript"/>
+        </w:rPr>
+        <w:t xml:space="preserve">ext</w:t>
+      </w:r>
+      <w:r>
+        <w:t xml:space="preserve">) / (n + 2)이며, 여기서 c</w:t>
+      </w:r>
+      <w:r>
+        <w:rPr>
+          <w:vertAlign w:val="subscript"/>
+        </w:rPr>
+        <w:t xml:space="preserve">m</w:t>
+      </w:r>
+      <w:r>
+        <w:t xml:space="preserve">은 day1 calibration 평균, n은 day1 reading 수, L</w:t>
+      </w:r>
+      <w:r>
+        <w:rPr>
+          <w:vertAlign w:val="subscript"/>
+        </w:rPr>
+        <w:t xml:space="preserve">ext</w:t>
+      </w:r>
+      <w:r>
+        <w:t xml:space="preserve">는 외부에서 anchoring된 level을 의미한다. prior는 2개의 pseudo-observation으로 가중하여, day1 sampling이 조밀한 대상자는 자신의 calibration에 더 크게 의존하고 sampling이 희소한 대상자는 외부 anchor로부터 strength를 빌려오도록 하였다.</w:t>
       </w:r>
     </w:p>
     <w:p>
@@ -306,17 +591,16 @@
         <w:pStyle w:val="BodyText"/>
       </w:pPr>
       <w:r>
+        <w:t xml:space="preserve">외부 level L</w:t>
+      </w:r>
+      <w:r>
         <w:rPr>
-          <w:b/>
-          <w:bCs/>
+          <w:vertAlign w:val="subscript"/>
         </w:rPr>
-        <w:t xml:space="preserve">가설 1.</w:t>
-      </w:r>
-      <w:r>
-        <w:t xml:space="preserve"> </w:t>
-      </w:r>
-      <w:r>
-        <w:t xml:space="preserve">혈압의 내부 신호만으로 하는 예측의 오차 하한은 개인의 전형적 일주기 프로파일(개인 평균 수준)이 결정한다. 즉 단순 위상 기반 모형이 도달하는 오차 아래로는 정교한 모형도 유의하게 내려가지 못한다.</w:t>
+        <w:t xml:space="preserve">ext</w:t>
+      </w:r>
+      <w:r>
+        <w:t xml:space="preserve">는 국민건강영양조사(Korea National Health and Nutrition Examination Survey, KNHANES) HN24 cohort(응답자 6,997명, 성인 6,033명, 혈압 측정값 보유 5,957명)로부터 weighted ridge regression을 사용하여 획득하였다. predictor로는 나이와 body mass index(BMI) spline, 성별 interaction, 의사 진단 고혈압, 항고혈압제 복용, 흡연, 음주를 포함하였으며, 이는 본 연구에서 수집한 self-report survey feature를 그대로 반영한 것이다. smartwatch reference가 cuff 기반 survey instrument와 systematic하게 차이가 있었으므로, device offset alpha를 training cohort에서 적합하여(SBP +1.9 mmHg, DBP +2.7 mmHg) anchor에 더하였다.</w:t>
       </w:r>
     </w:p>
     <w:p>
@@ -324,36 +608,114 @@
         <w:pStyle w:val="BodyText"/>
       </w:pPr>
       <w:r>
-        <w:rPr>
-          <w:b/>
-          <w:bCs/>
-        </w:rPr>
-        <w:t xml:space="preserve">가설 2.</w:t>
-      </w:r>
-      <w:r>
-        <w:t xml:space="preserve"> </w:t>
-      </w:r>
-      <w:r>
-        <w:t xml:space="preserve">정적인 설문 변수, 가공된 웨어러블 집계 피처, 그리고 보간에서 유효했던 역시간 항(합성 커널)·군집화를 추가해도, 그 정보가 개인 수준·최근 관측과 중복되므로 예측 오차 하한을 유의하게 낮추지 못한다.</w:t>
-      </w:r>
-    </w:p>
-    <w:bookmarkEnd w:id="11"/>
-    <w:bookmarkStart w:id="14" w:name="방법론"/>
+        <w:t xml:space="preserve">20개의 held-out split에 걸친 외부 anchor 검증은 population 대표성의 이점을 확인시켜 주었다(표 1). SBP의 경우 KNHANES anchor는 mean absolute error(MAE) 6.61 ± 0.78 mmHg를 달성하여, cohort-cluster anchor의 7.17 ± 1.04 mmHg보다 유의하게 우수하였고(paired p = 0.001), naive population 평균의 10.05 mmHg보다 훨씬 우수하였다. DBP의 경우 anchor는 4.84 ± 0.59 mmHg에 도달하여, cohort-cluster baseline의 4.94 mmHg와 통계적으로 동등하였고(p = 0.41), population 평균의 5.69 mmHg보다 우수하였다. population 대표성이 중요했던 이유는, 소규모 convenience cohort(N = 120, 평균 나이 32.1세, SD 8.1)가 분포의 고령 및 고혈압 tail을 under-sampling하였기 때문이다. 전국 단위로 가중된 survey는 전체 나이, BMI, risk-factor 범위에 걸쳐 calibrated prior를 제공하여, atypical한 개인에 대한 shrinkage bias를 감소시켰다.</w:t>
+      </w:r>
+    </w:p>
+    <w:bookmarkEnd w:id="19"/>
+    <w:bookmarkStart w:id="20" w:name="phase-kernel"/>
     <w:p>
       <w:pPr>
         <w:pStyle w:val="Heading2"/>
       </w:pPr>
       <w:r>
-        <w:t xml:space="preserve">4. 방법론</w:t>
-      </w:r>
-    </w:p>
-    <w:bookmarkStart w:id="12" w:name="데이터와-전처리"/>
+        <w:t xml:space="preserve">3.4 Phase kernel</w:t>
+      </w:r>
+    </w:p>
+    <w:p>
+      <w:pPr>
+        <w:pStyle w:val="FirstParagraph"/>
+      </w:pPr>
+      <w:r>
+        <w:t xml:space="preserve">person level 위에, circadian phase 성분이 혈압의 systematic한 within-day 형태를 포착하였다. cluster circadian phase kernel은 나이와 성별 strata로 정의된 4개 cluster로 추정하였다. 이 kernel은 1,440분 ring 상의 circular time-of-day distance에 따라 기여도를 가중하였으며 bandwidth ell은 약 196분이었고, 그 결과 phase curve는 noisy한 개인 변동이 아니라 각 인구통계학적 cluster 내에서 공유되는 diurnal pattern을 반영하였다. structural estimate는 두 성분을 가산적으로 결합하여 E0 = level + phase로 산출하였으며, day1 calibration과 외부 정보에만 의존하는 smooth하고 완전히 causal한 baseline을 얻었다. day7은 interpolation이나 phase 성분의 적합에 전혀 사용하지 않아, downstream forecasting 평가의 integrity를 보존하였다.</w:t>
+      </w:r>
+    </w:p>
+    <w:bookmarkEnd w:id="20"/>
+    <w:bookmarkStart w:id="21" w:name="deviation-models"/>
+    <w:p>
+      <w:pPr>
+        <w:pStyle w:val="Heading2"/>
+      </w:pPr>
+      <w:r>
+        <w:t xml:space="preserve">3.5 Deviation models</w:t>
+      </w:r>
+    </w:p>
+    <w:p>
+      <w:pPr>
+        <w:pStyle w:val="FirstParagraph"/>
+      </w:pPr>
+      <w:r>
+        <w:t xml:space="preserve">structural estimate E0를 고정한 상태에서, residual r = observed - E0가 남은 단기 변동을 포착하였고, 최종 예측은 E0 + r̂로 재구성하였다. E0를 고정함으로써 deviation modeling 문제를 설명 가능한 time-varying signal로 한정하였고, residual learner가 person set-point를 다시 적합하는 것을 방지하였다. 두 개의 보완적인 input group을 제공하였다. 첫 번째는 current wearable acute signal로서, heart rate, weighted heart rate, resting 대비 heart rate의 변화, heart-rate variability, wrist temperature, active flag, sleep flag, metabolic equivalents(METs)로 구성하였다. 두 번째는 prior blood-pressure-estimate lag로서, 전일 동일 time-of-day estimate, 전일 동일 time-of-day 평균, 전일 전체 평균으로 구성하였다. 중요하게도, day1 calibration을 넘어서는 실제 과거 혈압은 모델에 전혀 입력되지 않았으며, lag feature는 prior estimate에서만 도출되었으므로 pipeline은 지속적인 cuff 측정 없이도 deployable한 상태를 유지하였다. ablation 결과 두 group은 보완적임이 나타났다. wearable signal은 session-level DBP error를 감소시켰고(test 4.81에서 4.75 mmHg), past-estimate lag는 daily-average SBP error를 감소시켰으며(test 2.35에서 2.09 mmHg), 둘을 결합했을 때 모든 metric에 걸쳐 가장 낮은 error를 얻었는데, 이는 wearable signal이 acute session-level deviation을, past estimate가 person-level daily structure를 encoding한다는 점과 일관된다.</w:t>
+      </w:r>
+    </w:p>
+    <w:p>
+      <w:pPr>
+        <w:pStyle w:val="BodyText"/>
+      </w:pPr>
+      <w:r>
+        <w:t xml:space="preserve">하나의 inductive bias에 성급하게 commit하지 않고 residual signal을 특성화하기 위해, 20개의 model family를 single-task 및 multi-task 형태로 비교하였다. 이들은 regression(ridge, lasso, elastic-net, multi-task elastic-net), spectral method(ridge 또는 multi-task elastic-net을 사용한 harmonic feature), wavelet method(ridge 또는 multi-task elastic-net을 사용한 continuous Ricker multiresolution), tree ensemble(random forest, extra-trees, multi-task extra-trees), gradient boosting(XGBoost, LightGBM, CatBoost 및 multi-task XGBoost와 CatBoost variant), deep model(multilayer perceptron [MLP] 및 multi-task MLP)을 아울렀다. 이러한 광범위함은 의도적이었다. 즉 강하게 regularize된 linear model부터 유연한 nonlinear learner까지 bias-variance spectrum을 아울렀고, single-task 적합을 SBP와 DBP에 걸쳐 representation을 공유하는 multi-task 형태와 대조하였다. 이 범위를 비교하는 것이 필요했던 이유는, 표현력이 높은 tree 및 boosting model이 in-sample error는 가장 낮았으나 적은 training size 하에서 out-of-sample에서 붕괴한 반면, linear 및 spectral model이 가장 잘 일반화되었기 때문이다(그림 1-3). 따라서 이 비교는 deviation signal이 실제로 어떤 inductive bias를 뒷받침하는지를 가정하지 않고 확립하였다.</w:t>
+      </w:r>
+    </w:p>
+    <w:bookmarkEnd w:id="21"/>
+    <w:bookmarkStart w:id="22" w:name="예측static-및-dynamic"/>
+    <w:p>
+      <w:pPr>
+        <w:pStyle w:val="Heading2"/>
+      </w:pPr>
+      <w:r>
+        <w:t xml:space="preserve">3.6 예측(static 및 dynamic)</w:t>
+      </w:r>
+    </w:p>
+    <w:p>
+      <w:pPr>
+        <w:pStyle w:val="FirstParagraph"/>
+      </w:pPr>
+      <w:r>
+        <w:t xml:space="preserve">예측은 deviation 모형을 추정 구간(2일에서 6일)에서 보류된 예측 일자(7일)로 자기회귀적으로 확장하였으며, 7일은 interpolation, level, phase 구성요소를 적합하는 데 전혀 사용되지 않았다. 추정에서와 마찬가지로 구조적 추정값 E0(level에 cluster circadian phase를 더한 값)은 고정하였고, residual r만 자기회귀적으로 예측하였다. 두 가지 방식을 구분하였다. static 방식에서는 모형이 매 세션마다 재고정되는 one-step-ahead 예측을 산출하였으며, 따라서 각 예측은 바로 직전 세션까지 전파된 입력에 의존하였다. dynamic 방식에서는 모형이 7일에 걸쳐 재귀적으로 전개되어, 재고정하지 않고 자신의 예측값을 prior blood-pressure-estimate lag로 되먹임하였다. 특히 두 방식 모두 전적으로 추정값만으로 작동하였으며, 실제 7일의 혈압은 자기회귀 lag에 전혀 포함되지 않았는데, 이는 1일 calibration을 넘어서는 관측된 과거 혈압은 사용하지 않는다는 설계 제약과 일치한다. 따라서 static 방식은 지속적으로 재고정되는 단기 시계 예측을 나타낸 반면, dynamic 방식은 완전히 자기완결적인 rollout을 나타내었으며, 그 오차는 후반부의 일내 세션에서 시계가 길어짐에 따라 누적될 것으로 예상되었다.</w:t>
+      </w:r>
+    </w:p>
+    <w:bookmarkEnd w:id="22"/>
+    <w:bookmarkStart w:id="23" w:name="평가"/>
+    <w:p>
+      <w:pPr>
+        <w:pStyle w:val="Heading2"/>
+      </w:pPr>
+      <w:r>
+        <w:t xml:space="preserve">3.7 평가</w:t>
+      </w:r>
+    </w:p>
+    <w:p>
+      <w:pPr>
+        <w:pStyle w:val="FirstParagraph"/>
+      </w:pPr>
+      <w:r>
+        <w:t xml:space="preserve">성능은 MAE(mmHg 단위)와 British Hypertension Society(BHS) 등급으로 정량화하였으며, BHS 등급은 절대오차의 60, 85, 95%가 각각 5, 10, 15 mmHg 이내에 들어올 때 Grade A를 부여한다. 두 지표는 모두 두 가지 집계 수준에서 보고하였다. 즉 세션 수준(개별 세션 평균 측정값)과 일평균 수준(개인별 일별 평균)이다. 모든 지표는 개인 단위 60:20:20 분할(72명, 24명, 24명)로 정의된 학습, 검증, 시험 분할에서 SBP와 DBP에 대해 산출하였으며, 따라서 보고된 모든 수치는 한 명의 참가자도 둘 이상의 분할에 나타나지 않는, 보류된 개인에 대한 일반화를 반영한다.</w:t>
+      </w:r>
+    </w:p>
+    <w:p>
+      <w:pPr>
+        <w:pStyle w:val="BodyText"/>
+      </w:pPr>
+      <w:r>
+        <w:t xml:space="preserve">모든 평가는 엄격한 측정 규약을 따랐다. 오차는 측정 시점에서만 산출하였으며, 이때 기준값은 두 차례 측정의 세션 평균이었다. 분 단위 interpolation은 오로지 특징과 중간 목표값으로만 사용하였고 평가 기준값으로는 결코 사용하지 않았다(측정된 분에서 sanity 오차 0.00 mmHg는 측정값이 정확히 보존되었음을 확인하였다). 이 규약은 추정(표 1)과 static 및 dynamic 예측(그림 1-3)에 동일하게 적용되어, 보고된 MAE와 BHS 등급이 interpolation으로 대체된 대용값이 아니라 관측된 cuff 기준값과의 일치를 반영하도록 하였고, 7일에 대한 static 대 dynamic 비교가 공통의 관측 기반 기준에서 평가되도록 보장하였다.</w:t>
+      </w:r>
+    </w:p>
+    <w:bookmarkEnd w:id="23"/>
+    <w:bookmarkStart w:id="47" w:name="결과"/>
+    <w:p>
+      <w:pPr>
+        <w:pStyle w:val="Heading2"/>
+      </w:pPr>
+      <w:r>
+        <w:t xml:space="preserve">4. 결과</w:t>
+      </w:r>
+    </w:p>
+    <w:bookmarkStart w:id="24" w:name="코호트-및-기본-통계"/>
     <w:p>
       <w:pPr>
         <w:pStyle w:val="Heading3"/>
       </w:pPr>
       <w:r>
-        <w:t xml:space="preserve">4.1 데이터와 전처리</w:t>
+        <w:t xml:space="preserve">4.1 코호트 및 기본 통계</w:t>
       </w:r>
     </w:p>
     <w:p>
@@ -361,111 +723,7 @@
         <w:pStyle w:val="FirstParagraph"/>
       </w:pPr>
       <w:r>
-        <w:t xml:space="preserve">분석에는 120명에게서 7일간 수집한 4,128세션이 포함되었다. 각 세션은 참조 수축기·이완기·맥박과 14종 웨어러블(심박·심박변이·혈중산소·호흡수·활동에너지·걸음수·수면 등) 및 19종 설문(성별·신체·생활습관·고혈압 진단·복약 등)을 담는다. 측정은 하루 약 5회로 띄엄띄엄 분포하므로, 각 날을 그 날의 측정값만으로 시간별(24시간) 곡선으로 인과 보간하였다. 보간 가중치는 최근성과 시간대(위상)를 결합한 합성 커널</w:t>
-      </w:r>
-      <w:r>
-        <w:t xml:space="preserve"> </w:t>
-      </w:r>
-      <w:r>
-        <w:rPr>
-          <w:i/>
-          <w:iCs/>
-        </w:rPr>
-        <w:t xml:space="preserve">w</w:t>
-      </w:r>
-      <w:r>
-        <w:t xml:space="preserve"> </w:t>
-      </w:r>
-      <w:r>
-        <w:t xml:space="preserve">= exp(−|Δt|/τ)·exp(−circ²/2ℓ²)을 사용하였으며(τ≈2,485분, ℓ≈196분), circ은 24시간을 원으로 본 시간대 거리다.</w:t>
-      </w:r>
-    </w:p>
-    <w:p>
-      <w:pPr>
-        <w:pStyle w:val="BodyText"/>
-      </w:pPr>
-      <w:r>
-        <w:t xml:space="preserve">예측 입력으로는 보간만으로 생성된 매끈한 곡선 대신, 실측값을 가장 가까운 시각(1시간 격자)에 배치해 해당 시각의 값을 실측으로 대체한</w:t>
-      </w:r>
-      <w:r>
-        <w:t xml:space="preserve"> </w:t>
-      </w:r>
-      <w:r>
-        <w:rPr>
-          <w:b/>
-          <w:bCs/>
-        </w:rPr>
-        <w:t xml:space="preserve">하이브리드 시계열</w:t>
-      </w:r>
-      <w:r>
-        <w:t xml:space="preserve">을 사용하였다. 환자당 평균 약 34시간이 실측으로 앵커링되고 나머지는 보간으로 채워진다. 7일 중 측정일이 6일인 1명은 결측일을 본인의 다른 학습일 평균으로 채워 120명을 모두 포함하였다.</w:t>
-      </w:r>
-    </w:p>
-    <w:bookmarkEnd w:id="12"/>
-    <w:bookmarkStart w:id="13" w:name="분할모형예측-지평"/>
-    <w:p>
-      <w:pPr>
-        <w:pStyle w:val="Heading3"/>
-      </w:pPr>
-      <w:r>
-        <w:t xml:space="preserve">4.2 분할·모형·예측 지평</w:t>
-      </w:r>
-    </w:p>
-    <w:p>
-      <w:pPr>
-        <w:pStyle w:val="FirstParagraph"/>
-      </w:pPr>
-      <w:r>
-        <w:t xml:space="preserve">각 환자에 대해 6일(day0–5)을 학습, 7일째(day6)를 테스트로 분할하였다. 개인 평균 혈압을 명시적 피처에서 제외해 모형이 개인 수준을 직접 읽지 못하게 하고, 시간대(위상)·최근 이력(래그)·설문·웨어러블만으로 예측하게 하였다. 비교 모형은 일평균 프로파일, 위상 커널, 합성 커널(역시간×위상), 위상·합성 커널의 군집별 ℓ 추정판, 하모닉(스펙트럴), 벡터자기회귀(VAR/VARX), 능선회귀·그래디언트 부스팅(각 Single/Multi), 그리고 위상 커널에 웨어러블 잔차 회귀를 더한 위상+와치 등</w:t>
-      </w:r>
-      <w:r>
-        <w:t xml:space="preserve"> </w:t>
-      </w:r>
-      <w:r>
-        <w:rPr>
-          <w:b/>
-          <w:bCs/>
-        </w:rPr>
-        <w:t xml:space="preserve">13종</w:t>
-      </w:r>
-      <w:r>
-        <w:t xml:space="preserve">이며, 군집(전역·k2·k3) × 래그(1–5) 격자에서 모두 탐색하였다.</w:t>
-      </w:r>
-    </w:p>
-    <w:p>
-      <w:pPr>
-        <w:pStyle w:val="BodyText"/>
-      </w:pPr>
-      <w:r>
-        <w:t xml:space="preserve">예측 지평은 둘로 나누었다. 1시간 전방(static)은 직전 시각의 실측으로 재앵커하여 다음 1시간을 맞히며, 24시간(dynamic)은 그날의 실측을 전혀 보지 않고 이전 날들만으로 다음날 24시간을 통째로 예측한다. 성능은 테스트(day6)의 실제 측정 시각에서 MAE·RMSE·MAPE로 보고하고, 임상 해석을 위해 오차 절댓값이 5·10·15 mmHg 이내에 드는 누적 비율과 BHS 등급을 함께 산출하였다. 학습구간과 테스트구간을 나누어 일반화 정도(과적합)도 점검하였다. 보조 정보·합성 커널·군집화의 효과는 동일 모형 대비 환자별 MAE의 대응표본 t 검정과 Wilcoxon 부호순위 검정으로 유의성을 평가하였다.</w:t>
-      </w:r>
-    </w:p>
-    <w:bookmarkEnd w:id="13"/>
-    <w:bookmarkEnd w:id="14"/>
-    <w:bookmarkStart w:id="31" w:name="결과"/>
-    <w:p>
-      <w:pPr>
-        <w:pStyle w:val="Heading2"/>
-      </w:pPr>
-      <w:r>
-        <w:t xml:space="preserve">5. 결과</w:t>
-      </w:r>
-    </w:p>
-    <w:bookmarkStart w:id="15" w:name="기초-통계"/>
-    <w:p>
-      <w:pPr>
-        <w:pStyle w:val="Heading3"/>
-      </w:pPr>
-      <w:r>
-        <w:t xml:space="preserve">5.1 기초 통계</w:t>
-      </w:r>
-    </w:p>
-    <w:p>
-      <w:pPr>
-        <w:pStyle w:val="FirstParagraph"/>
-      </w:pPr>
-      <w:r>
-        <w:t xml:space="preserve">표본은 남녀 각 60명으로 균형을 이루었고 평균 연령 32.1세(표준편차 8.1, 범위 18–66), 평균 체질량지수 22.7이었다. 자가보고 고혈압 진단자는 10명이었다. 참조 혈압의 평균은 수축기 113.0(표준편차 14.1), 이완기 74.5(9.5) mmHg였다. 개인 간 분산 비중을 나타내는 급내상관은 수축기 0.72, 이완기 0.63으로 높았고, 개인 내 측정 표준편차는 각각 7.3, 5.6 mmHg에 그쳤다. 즉 혈압 변동의 대부분은 개인 간 차이(누가 측정되었나)에서 오고, 같은 사람 안의 시간 변동은 상대적으로 작았다.</w:t>
+        <w:t xml:space="preserve">DAY BP 연구에는 120명의 참가자(남성 60명, 여성 60명)가 등록되었으며, 7일 연속으로 하루 약 다섯 세션씩 모니터링되었다. 생리학적으로 불가능한 값(수축기 혈압[systolic blood pressure, SBP] 70 mmHg 미만 또는 220 mmHg 초과, 2건의 artifact 제거)을 정제한 뒤, 8,193건의 raw reading은 세션 평균화를 거쳐 4,169 세션(약 4,128 유효 세션)으로 정리되었다. 코호트의 평균 연령은 32.1세(standard deviation[SD] 8.1, 범위 18에서 66)였고 평균 체질량지수는 22.7 kg/m²였으며, 10명의 참가자가 고혈압 진단력을 보고하였다(표 1). 참조 혈압은 SBP가 평균 113.0 mmHg(SD 14.1), 이완기 혈압(diastolic blood pressure, DBP)이 평균 74.5 mmHg(SD 9.5)였다. ICC는 SBP에서 0.72, DBP에서 0.63으로, 개인 간 차이가 전체 분산을 지배함을 나타냈다. 세션 평균화 이후 개인 내 SD는 SBP에서 7.19 mmHg, DBP에서 5.54 mmHg로 감소하였다. 측정 프로토콜이 1분 간격으로 취한 두 reading을 평균하였기 때문에, 단일 reading의 측정 잡음 SD는 SBP에서 약 4.8 mmHg, DBP에서 약 3.8 mmHg였으며, 첫 reading의 alerting bias는 +2.1 mmHg였다. 그 결과, 개인 내 SBP 분산의 약 18에서 36%가 측정 잡음에 기인하는 것으로 추정되었다. 워치 신호 밀도는 이질적인 착용 행태를 반영하여 참가자별 및 시간대별로 고르지 않게 분포하였다.</w:t>
       </w:r>
     </w:p>
     <w:p>
@@ -473,7 +731,7 @@
         <w:pStyle w:val="TableCaption"/>
       </w:pPr>
       <w:r>
-        <w:t xml:space="preserve">표 1. 표본 기초 통계 (N=120, 4,128세션)</w:t>
+        <w:t xml:space="preserve">표 1. 코호트 특성, 측정 성질, 외부 앵커 검증 (N = 120).</w:t>
       </w:r>
     </w:p>
     <w:tbl>
@@ -481,13 +739,11 @@
         <w:tblStyle w:val="Table"/>
         <w:tblW w:type="auto" w:w="0"/>
         <w:tblLook w:firstRow="1" w:lastRow="0" w:firstColumn="0" w:lastColumn="0" w:noHBand="0" w:noVBand="0" w:val="0020"/>
-        <w:tblCaption w:val="표 1. 표본 기초 통계 (N=120, 4,128세션)"/>
+        <w:tblCaption w:val="표 1. 코호트 특성, 측정 성질, 외부 앵커 검증 (N = 120)."/>
       </w:tblPr>
       <w:tblGrid>
-        <w:gridCol w:w="1980"/>
-        <w:gridCol w:w="1980"/>
-        <w:gridCol w:w="1980"/>
-        <w:gridCol w:w="1980"/>
+        <w:gridCol w:w="3960"/>
+        <w:gridCol w:w="3960"/>
       </w:tblGrid>
       <w:tr>
         <w:trPr>
@@ -515,28 +771,6 @@
             </w:r>
           </w:p>
         </w:tc>
-        <w:tc>
-          <w:tcPr/>
-          <w:p>
-            <w:pPr>
-              <w:pStyle w:val="Compact"/>
-            </w:pPr>
-            <w:r>
-              <w:t xml:space="preserve">항목</w:t>
-            </w:r>
-          </w:p>
-        </w:tc>
-        <w:tc>
-          <w:tcPr/>
-          <w:p>
-            <w:pPr>
-              <w:pStyle w:val="Compact"/>
-            </w:pPr>
-            <w:r>
-              <w:t xml:space="preserve">값</w:t>
-            </w:r>
-          </w:p>
-        </w:tc>
       </w:tr>
       <w:tr>
         <w:tc>
@@ -546,40 +780,18 @@
               <w:pStyle w:val="Compact"/>
             </w:pPr>
             <w:r>
-              <w:t xml:space="preserve">성별(남/여)</w:t>
-            </w:r>
-          </w:p>
-        </w:tc>
-        <w:tc>
-          <w:tcPr/>
-          <w:p>
-            <w:pPr>
-              <w:pStyle w:val="Compact"/>
-            </w:pPr>
-            <w:r>
-              <w:t xml:space="preserve">60 / 60</w:t>
-            </w:r>
-          </w:p>
-        </w:tc>
-        <w:tc>
-          <w:tcPr/>
-          <w:p>
-            <w:pPr>
-              <w:pStyle w:val="Compact"/>
-            </w:pPr>
-            <w:r>
-              <w:t xml:space="preserve">연령(세)</w:t>
-            </w:r>
-          </w:p>
-        </w:tc>
-        <w:tc>
-          <w:tcPr/>
-          <w:p>
-            <w:pPr>
-              <w:pStyle w:val="Compact"/>
-            </w:pPr>
-            <w:r>
-              <w:t xml:space="preserve">32.1 ± 8.1</w:t>
+              <w:t xml:space="preserve">참가자 (남 / 여)</w:t>
+            </w:r>
+          </w:p>
+        </w:tc>
+        <w:tc>
+          <w:tcPr/>
+          <w:p>
+            <w:pPr>
+              <w:pStyle w:val="Compact"/>
+            </w:pPr>
+            <w:r>
+              <w:t xml:space="preserve">120 (60 / 60)</w:t>
             </w:r>
           </w:p>
         </w:tc>
@@ -592,40 +804,18 @@
               <w:pStyle w:val="Compact"/>
             </w:pPr>
             <w:r>
-              <w:t xml:space="preserve">체질량지수</w:t>
-            </w:r>
-          </w:p>
-        </w:tc>
-        <w:tc>
-          <w:tcPr/>
-          <w:p>
-            <w:pPr>
-              <w:pStyle w:val="Compact"/>
-            </w:pPr>
-            <w:r>
-              <w:t xml:space="preserve">22.7 ± 3.3</w:t>
-            </w:r>
-          </w:p>
-        </w:tc>
-        <w:tc>
-          <w:tcPr/>
-          <w:p>
-            <w:pPr>
-              <w:pStyle w:val="Compact"/>
-            </w:pPr>
-            <w:r>
-              <w:t xml:space="preserve">고혈압 진단</w:t>
-            </w:r>
-          </w:p>
-        </w:tc>
-        <w:tc>
-          <w:tcPr/>
-          <w:p>
-            <w:pPr>
-              <w:pStyle w:val="Compact"/>
-            </w:pPr>
-            <w:r>
-              <w:t xml:space="preserve">10명</w:t>
+              <w:t xml:space="preserve">연령 (세)</w:t>
+            </w:r>
+          </w:p>
+        </w:tc>
+        <w:tc>
+          <w:tcPr/>
+          <w:p>
+            <w:pPr>
+              <w:pStyle w:val="Compact"/>
+            </w:pPr>
+            <w:r>
+              <w:t xml:space="preserve">32.1 ± 8.1 (범위 18–66)</w:t>
             </w:r>
           </w:p>
         </w:tc>
@@ -638,40 +828,27 @@
               <w:pStyle w:val="Compact"/>
             </w:pPr>
             <w:r>
-              <w:t xml:space="preserve">수축기(mmHg)</w:t>
-            </w:r>
-          </w:p>
-        </w:tc>
-        <w:tc>
-          <w:tcPr/>
-          <w:p>
-            <w:pPr>
-              <w:pStyle w:val="Compact"/>
-            </w:pPr>
-            <w:r>
-              <w:t xml:space="preserve">113.0 ± 14.1</w:t>
-            </w:r>
-          </w:p>
-        </w:tc>
-        <w:tc>
-          <w:tcPr/>
-          <w:p>
-            <w:pPr>
-              <w:pStyle w:val="Compact"/>
-            </w:pPr>
-            <w:r>
-              <w:t xml:space="preserve">이완기(mmHg)</w:t>
-            </w:r>
-          </w:p>
-        </w:tc>
-        <w:tc>
-          <w:tcPr/>
-          <w:p>
-            <w:pPr>
-              <w:pStyle w:val="Compact"/>
-            </w:pPr>
-            <w:r>
-              <w:t xml:space="preserve">74.5 ± 9.5</w:t>
+              <w:t xml:space="preserve">체질량지수 (kg/m</w:t>
+            </w:r>
+            <w:r>
+              <w:rPr>
+                <w:vertAlign w:val="superscript"/>
+              </w:rPr>
+              <w:t xml:space="preserve">2</w:t>
+            </w:r>
+            <w:r>
+              <w:t xml:space="preserve">)</w:t>
+            </w:r>
+          </w:p>
+        </w:tc>
+        <w:tc>
+          <w:tcPr/>
+          <w:p>
+            <w:pPr>
+              <w:pStyle w:val="Compact"/>
+            </w:pPr>
+            <w:r>
+              <w:t xml:space="preserve">22.7</w:t>
             </w:r>
           </w:p>
         </w:tc>
@@ -684,7 +861,55 @@
               <w:pStyle w:val="Compact"/>
             </w:pPr>
             <w:r>
-              <w:t xml:space="preserve">ICC(수축기/이완기)</w:t>
+              <w:t xml:space="preserve">자가보고 고혈압</w:t>
+            </w:r>
+          </w:p>
+        </w:tc>
+        <w:tc>
+          <w:tcPr/>
+          <w:p>
+            <w:pPr>
+              <w:pStyle w:val="Compact"/>
+            </w:pPr>
+            <w:r>
+              <w:t xml:space="preserve">10명</w:t>
+            </w:r>
+          </w:p>
+        </w:tc>
+      </w:tr>
+      <w:tr>
+        <w:tc>
+          <w:tcPr/>
+          <w:p>
+            <w:pPr>
+              <w:pStyle w:val="Compact"/>
+            </w:pPr>
+            <w:r>
+              <w:t xml:space="preserve">참조 SBP / DBP (mmHg)</w:t>
+            </w:r>
+          </w:p>
+        </w:tc>
+        <w:tc>
+          <w:tcPr/>
+          <w:p>
+            <w:pPr>
+              <w:pStyle w:val="Compact"/>
+            </w:pPr>
+            <w:r>
+              <w:t xml:space="preserve">113.0 ± 14.1 / 74.5 ± 9.5</w:t>
+            </w:r>
+          </w:p>
+        </w:tc>
+      </w:tr>
+      <w:tr>
+        <w:tc>
+          <w:tcPr/>
+          <w:p>
+            <w:pPr>
+              <w:pStyle w:val="Compact"/>
+            </w:pPr>
+            <w:r>
+              <w:t xml:space="preserve">ICC (SBP / DBP)</w:t>
             </w:r>
           </w:p>
         </w:tc>
@@ -699,38 +924,160 @@
             </w:r>
           </w:p>
         </w:tc>
-        <w:tc>
-          <w:tcPr/>
-          <w:p>
-            <w:pPr>
-              <w:pStyle w:val="Compact"/>
-            </w:pPr>
-            <w:r>
-              <w:t xml:space="preserve">개인내 SD(수/이)</w:t>
-            </w:r>
-          </w:p>
-        </w:tc>
-        <w:tc>
-          <w:tcPr/>
-          <w:p>
-            <w:pPr>
-              <w:pStyle w:val="Compact"/>
-            </w:pPr>
-            <w:r>
-              <w:t xml:space="preserve">7.3 / 5.6</w:t>
+      </w:tr>
+      <w:tr>
+        <w:tc>
+          <w:tcPr/>
+          <w:p>
+            <w:pPr>
+              <w:pStyle w:val="Compact"/>
+            </w:pPr>
+            <w:r>
+              <w:t xml:space="preserve">세션평균 후 개인내 SD (SBP / DBP)</w:t>
+            </w:r>
+          </w:p>
+        </w:tc>
+        <w:tc>
+          <w:tcPr/>
+          <w:p>
+            <w:pPr>
+              <w:pStyle w:val="Compact"/>
+            </w:pPr>
+            <w:r>
+              <w:t xml:space="preserve">7.19 / 5.54 mmHg</w:t>
+            </w:r>
+          </w:p>
+        </w:tc>
+      </w:tr>
+      <w:tr>
+        <w:tc>
+          <w:tcPr/>
+          <w:p>
+            <w:pPr>
+              <w:pStyle w:val="Compact"/>
+            </w:pPr>
+            <w:r>
+              <w:t xml:space="preserve">단일측정 측정잡음 SD (SBP / DBP)</w:t>
+            </w:r>
+          </w:p>
+        </w:tc>
+        <w:tc>
+          <w:tcPr/>
+          <w:p>
+            <w:pPr>
+              <w:pStyle w:val="Compact"/>
+            </w:pPr>
+            <w:r>
+              <w:t xml:space="preserve">약 4.8 / 약 3.8 mmHg</w:t>
+            </w:r>
+          </w:p>
+        </w:tc>
+      </w:tr>
+      <w:tr>
+        <w:tc>
+          <w:tcPr/>
+          <w:p>
+            <w:pPr>
+              <w:pStyle w:val="Compact"/>
+            </w:pPr>
+            <w:r>
+              <w:t xml:space="preserve">첫 측정 alerting 편향</w:t>
+            </w:r>
+          </w:p>
+        </w:tc>
+        <w:tc>
+          <w:tcPr/>
+          <w:p>
+            <w:pPr>
+              <w:pStyle w:val="Compact"/>
+            </w:pPr>
+            <w:r>
+              <w:t xml:space="preserve">+2.1 mmHg</w:t>
+            </w:r>
+          </w:p>
+        </w:tc>
+      </w:tr>
+      <w:tr>
+        <w:tc>
+          <w:tcPr/>
+          <w:p>
+            <w:pPr>
+              <w:pStyle w:val="Compact"/>
+            </w:pPr>
+            <w:r>
+              <w:t xml:space="preserve">세션 수 (원시 측정에서)</w:t>
+            </w:r>
+          </w:p>
+        </w:tc>
+        <w:tc>
+          <w:tcPr/>
+          <w:p>
+            <w:pPr>
+              <w:pStyle w:val="Compact"/>
+            </w:pPr>
+            <w:r>
+              <w:t xml:space="preserve">4,169 (8,193에서)</w:t>
+            </w:r>
+          </w:p>
+        </w:tc>
+      </w:tr>
+      <w:tr>
+        <w:tc>
+          <w:tcPr/>
+          <w:p>
+            <w:pPr>
+              <w:pStyle w:val="Compact"/>
+            </w:pPr>
+            <w:r>
+              <w:t xml:space="preserve">외부 KNHANES 앵커, SBP MAE</w:t>
+            </w:r>
+          </w:p>
+        </w:tc>
+        <w:tc>
+          <w:tcPr/>
+          <w:p>
+            <w:pPr>
+              <w:pStyle w:val="Compact"/>
+            </w:pPr>
+            <w:r>
+              <w:t xml:space="preserve">6.61 ± 0.78 (cohort-cluster 7.17 ± 1.04, p = 0.001; 모집단평균 10.05)</w:t>
+            </w:r>
+          </w:p>
+        </w:tc>
+      </w:tr>
+      <w:tr>
+        <w:tc>
+          <w:tcPr/>
+          <w:p>
+            <w:pPr>
+              <w:pStyle w:val="Compact"/>
+            </w:pPr>
+            <w:r>
+              <w:t xml:space="preserve">외부 KNHANES 앵커, DBP MAE</w:t>
+            </w:r>
+          </w:p>
+        </w:tc>
+        <w:tc>
+          <w:tcPr/>
+          <w:p>
+            <w:pPr>
+              <w:pStyle w:val="Compact"/>
+            </w:pPr>
+            <w:r>
+              <w:t xml:space="preserve">4.84 ± 0.59 (vs 4.94, p = 0.41; 모집단평균 5.69)</w:t>
             </w:r>
           </w:p>
         </w:tc>
       </w:tr>
     </w:tbl>
-    <w:bookmarkEnd w:id="15"/>
-    <w:bookmarkStart w:id="22" w:name="예측-정확도와-모형-비교"/>
+    <w:bookmarkEnd w:id="24"/>
+    <w:bookmarkStart w:id="25" w:name="보간-품질"/>
     <w:p>
       <w:pPr>
         <w:pStyle w:val="Heading3"/>
       </w:pPr>
       <w:r>
-        <w:t xml:space="preserve">5.2 예측 정확도와 모형 비교</w:t>
+        <w:t xml:space="preserve">4.2 보간 품질</w:t>
       </w:r>
     </w:p>
     <w:p>
@@ -738,7 +1085,2593 @@
         <w:pStyle w:val="FirstParagraph"/>
       </w:pPr>
       <w:r>
-        <w:t xml:space="preserve">13개 모형 × 군집 × 래그 격자에서 위상 커널 계열이 두 지평·두 채널 모두 최저 오차권을 형성하였다(그림 1). 그러나 상위 모형 간 격차는 1시간 전방에서 평균 MAE 3.82–3.88, 24시간에서 6.04–6.16 mmHg로 매우 좁아, 모형 선택보다 오차 하한이 성능을 지배하였다. 대표 모형인 위상 커널의 테스트 성능은 1시간 전방에서 수축기 3.83·이완기 2.78 mmHg, 24시간에서 수축기 6.10·이완기 4.69 mmHg였다(표 2). 두 지평의 차이는 1시간 전방이 직전 실측을 앵커로 삼아 국소 보정을 받는 반면, 24시간 예측은 그날 고유의 변동을 알 수 없기 때문이다.</w:t>
+        <w:t xml:space="preserve">분 단위 hybrid 보간은 군집 일주기 곡선과 recency-by-phase kernel을 결합하여 각 일자를 해당 일자 자체의 측정값으로부터 인과적으로 재구성하였다. 측정된 분은 is_actual 플래그 하에 관측값을 유지하였고, 측정된 분에서의 sanity error는 구성상 0.00 mmHg로, 보간이 평가 지점에서 어떠한 leakage도 유발하지 않음을 확인하였다. 보간된 값은 feature 및 중간 target으로만 사용되었으며, 보고된 모든 성능은 측정 시점에서만 산출되었고 보간된 ground truth에 대해서는 결코 산출되지 않았다.</w:t>
+      </w:r>
+    </w:p>
+    <w:bookmarkEnd w:id="25"/>
+    <w:bookmarkStart w:id="26" w:name="추정-성능"/>
+    <w:p>
+      <w:pPr>
+        <w:pStyle w:val="Heading3"/>
+      </w:pPr>
+      <w:r>
+        <w:t xml:space="preserve">4.3 추정 성능</w:t>
+      </w:r>
+    </w:p>
+    <w:p>
+      <w:pPr>
+        <w:pStyle w:val="FirstParagraph"/>
+      </w:pPr>
+      <w:r>
+        <w:t xml:space="preserve">구조적 추정값을 고정한 상태에서 deviation 구성요소에 대해 2에서 6일차에 걸쳐 20개 모델 계열을 비교하였다. 선형 및 spectral 모델이 가장 잘 일반화되었다. 검증 세트(24명, 596 세션)에서 ridge regression이 챔피언이었으며, SBP에서 세션 수준 MAE 6.06 mmHg(British Hypertension Society[BHS] Grade B), DBP에서 4.92 mmHg(Grade B), 일평균 MAE 3.59 mmHg(Grade A) 및 2.33 mmHg(Grade A)를 달성하였다. harmonic-plus-ridge spectral 모델은 사실상 동등하였다(6.12/4.95/3.61/2.34 mmHg). 검증 제외 테스트 세트(24명, 580 세션)에서 ridge는 세션 SBP에서 5.71 mmHg(Grade B), 세션 DBP에서 4.72 mmHg(Grade A), 일평균에서 2.07/2.18 mmHg(Grade A)를 달성하였으며, harmonic-plus-ridge는 5.71/4.64/2.09/2.21 mmHg로 이에 필적하였다(표 2). tree 및 gradient-boosting 앙상블은 가장 낮은 in-sample 오차를 달성하였으나 out-of-sample에서는 붕괴하였다. LightGBM은 학습 세션 SBP MAE 4.06 mmHg에 도달하였으나 검증에서는 7.05 mmHg(Grade C)로 저하되어 명백한 overfitting 양상을 보였다. multi-task multilayer perceptron(MLP)은 충분한 데이터(1,792 학습 세션)가 주어졌을 때 경쟁력이 있었으며, 테스트에서 세션 SBP 5.75 mmHg, 세션 DBP 4.74 mmHg, 일평균 2.22/2.18 mmHg에 도달하였다.</w:t>
+      </w:r>
+    </w:p>
+    <w:p>
+      <w:pPr>
+        <w:pStyle w:val="TableCaption"/>
+      </w:pPr>
+      <w:r>
+        <w:t xml:space="preserve">표 2. 20개 편차 모델 계열의 추정 성능(days 2-6, held-out 검증·시험). 셀 = MAE(mmHg) + BHS 등급. 선형·스펙트럴이 가장 잘 일반화하고, tree·gradient boosting은 과적합.</w:t>
+      </w:r>
+    </w:p>
+    <w:tbl>
+      <w:tblPr>
+        <w:tblStyle w:val="Table"/>
+        <w:tblW w:type="auto" w:w="0"/>
+        <w:tblLook w:firstRow="1" w:lastRow="0" w:firstColumn="0" w:lastColumn="0" w:noHBand="0" w:noVBand="0" w:val="0020"/>
+        <w:tblCaption w:val="표 2. 20개 편차 모델 계열의 추정 성능(days 2-6, held-out 검증·시험). 셀 = MAE(mmHg) + BHS 등급. 선형·스펙트럴이 가장 잘 일반화하고, tree·gradient boosting은 과적합."/>
+      </w:tblPr>
+      <w:tblGrid>
+        <w:gridCol w:w="880"/>
+        <w:gridCol w:w="880"/>
+        <w:gridCol w:w="880"/>
+        <w:gridCol w:w="880"/>
+        <w:gridCol w:w="880"/>
+        <w:gridCol w:w="880"/>
+        <w:gridCol w:w="880"/>
+        <w:gridCol w:w="880"/>
+        <w:gridCol w:w="880"/>
+      </w:tblGrid>
+      <w:tr>
+        <w:trPr>
+          <w:tblHeader w:val="on"/>
+        </w:trPr>
+        <w:tc>
+          <w:tcPr/>
+          <w:p>
+            <w:pPr>
+              <w:pStyle w:val="Compact"/>
+            </w:pPr>
+            <w:r>
+              <w:t xml:space="preserve">모형</w:t>
+            </w:r>
+          </w:p>
+        </w:tc>
+        <w:tc>
+          <w:tcPr>
+            <w:gridSpan w:val="4"/>
+          </w:tcPr>
+          <w:p>
+            <w:pPr>
+              <w:pStyle w:val="Compact"/>
+            </w:pPr>
+            <w:r>
+              <w:t xml:space="preserve">검증 (24명, 596세션)</w:t>
+            </w:r>
+          </w:p>
+        </w:tc>
+        <w:tc>
+          <w:tcPr>
+            <w:gridSpan w:val="4"/>
+          </w:tcPr>
+          <w:p>
+            <w:pPr>
+              <w:pStyle w:val="Compact"/>
+            </w:pPr>
+            <w:r>
+              <w:t xml:space="preserve">시험 (24명, 580세션)</w:t>
+            </w:r>
+          </w:p>
+        </w:tc>
+      </w:tr>
+      <w:tr>
+        <w:tc>
+          <w:tcPr/>
+          <w:p>
+            <w:pPr>
+              <w:pStyle w:val="Compact"/>
+            </w:pPr>
+            <w:r>
+              <w:t xml:space="preserve">세SBP</w:t>
+            </w:r>
+          </w:p>
+        </w:tc>
+        <w:tc>
+          <w:tcPr/>
+          <w:p>
+            <w:pPr>
+              <w:pStyle w:val="Compact"/>
+            </w:pPr>
+            <w:r>
+              <w:t xml:space="preserve">세DBP</w:t>
+            </w:r>
+          </w:p>
+        </w:tc>
+        <w:tc>
+          <w:tcPr/>
+          <w:p>
+            <w:pPr>
+              <w:pStyle w:val="Compact"/>
+            </w:pPr>
+            <w:r>
+              <w:t xml:space="preserve">일SBP</w:t>
+            </w:r>
+          </w:p>
+        </w:tc>
+        <w:tc>
+          <w:tcPr/>
+          <w:p>
+            <w:pPr>
+              <w:pStyle w:val="Compact"/>
+            </w:pPr>
+            <w:r>
+              <w:t xml:space="preserve">일DBP</w:t>
+            </w:r>
+          </w:p>
+        </w:tc>
+        <w:tc>
+          <w:tcPr/>
+          <w:p>
+            <w:pPr>
+              <w:pStyle w:val="Compact"/>
+            </w:pPr>
+            <w:r>
+              <w:t xml:space="preserve">세SBP</w:t>
+            </w:r>
+          </w:p>
+        </w:tc>
+        <w:tc>
+          <w:tcPr/>
+          <w:p>
+            <w:pPr>
+              <w:pStyle w:val="Compact"/>
+            </w:pPr>
+            <w:r>
+              <w:t xml:space="preserve">세DBP</w:t>
+            </w:r>
+          </w:p>
+        </w:tc>
+        <w:tc>
+          <w:tcPr/>
+          <w:p>
+            <w:pPr>
+              <w:pStyle w:val="Compact"/>
+            </w:pPr>
+            <w:r>
+              <w:t xml:space="preserve">일SBP</w:t>
+            </w:r>
+          </w:p>
+        </w:tc>
+        <w:tc>
+          <w:tcPr/>
+          <w:p>
+            <w:pPr>
+              <w:pStyle w:val="Compact"/>
+            </w:pPr>
+            <w:r>
+              <w:t xml:space="preserve">일DBP</w:t>
+            </w:r>
+          </w:p>
+        </w:tc>
+        <w:tc>
+          <w:tcPr/>
+          <w:p>
+            <w:pPr>
+              <w:pStyle w:val="Compact"/>
+            </w:pPr>
+          </w:p>
+        </w:tc>
+      </w:tr>
+      <w:tr>
+        <w:tc>
+          <w:tcPr/>
+          <w:p>
+            <w:pPr>
+              <w:pStyle w:val="Compact"/>
+            </w:pPr>
+            <w:r>
+              <w:t xml:space="preserve">수준+커널 E0</w:t>
+            </w:r>
+          </w:p>
+        </w:tc>
+        <w:tc>
+          <w:tcPr/>
+          <w:p>
+            <w:pPr>
+              <w:pStyle w:val="Compact"/>
+            </w:pPr>
+            <w:r>
+              <w:t xml:space="preserve">6.23</w:t>
+            </w:r>
+            <w:r>
+              <w:t xml:space="preserve">C</w:t>
+            </w:r>
+          </w:p>
+        </w:tc>
+        <w:tc>
+          <w:tcPr/>
+          <w:p>
+            <w:pPr>
+              <w:pStyle w:val="Compact"/>
+            </w:pPr>
+            <w:r>
+              <w:t xml:space="preserve">5.06</w:t>
+            </w:r>
+            <w:r>
+              <w:t xml:space="preserve">B</w:t>
+            </w:r>
+          </w:p>
+        </w:tc>
+        <w:tc>
+          <w:tcPr/>
+          <w:p>
+            <w:pPr>
+              <w:pStyle w:val="Compact"/>
+            </w:pPr>
+            <w:r>
+              <w:t xml:space="preserve">3.81</w:t>
+            </w:r>
+            <w:r>
+              <w:t xml:space="preserve">A</w:t>
+            </w:r>
+          </w:p>
+        </w:tc>
+        <w:tc>
+          <w:tcPr/>
+          <w:p>
+            <w:pPr>
+              <w:pStyle w:val="Compact"/>
+            </w:pPr>
+            <w:r>
+              <w:t xml:space="preserve">2.61</w:t>
+            </w:r>
+            <w:r>
+              <w:t xml:space="preserve">A</w:t>
+            </w:r>
+          </w:p>
+        </w:tc>
+        <w:tc>
+          <w:tcPr/>
+          <w:p>
+            <w:pPr>
+              <w:pStyle w:val="Compact"/>
+            </w:pPr>
+            <w:r>
+              <w:t xml:space="preserve">5.91</w:t>
+            </w:r>
+            <w:r>
+              <w:t xml:space="preserve">B</w:t>
+            </w:r>
+          </w:p>
+        </w:tc>
+        <w:tc>
+          <w:tcPr/>
+          <w:p>
+            <w:pPr>
+              <w:pStyle w:val="Compact"/>
+            </w:pPr>
+            <w:r>
+              <w:t xml:space="preserve">4.81</w:t>
+            </w:r>
+            <w:r>
+              <w:t xml:space="preserve">B</w:t>
+            </w:r>
+          </w:p>
+        </w:tc>
+        <w:tc>
+          <w:tcPr/>
+          <w:p>
+            <w:pPr>
+              <w:pStyle w:val="Compact"/>
+            </w:pPr>
+            <w:r>
+              <w:t xml:space="preserve">2.35</w:t>
+            </w:r>
+            <w:r>
+              <w:t xml:space="preserve">A</w:t>
+            </w:r>
+          </w:p>
+        </w:tc>
+        <w:tc>
+          <w:tcPr/>
+          <w:p>
+            <w:pPr>
+              <w:pStyle w:val="Compact"/>
+            </w:pPr>
+            <w:r>
+              <w:t xml:space="preserve">2.19</w:t>
+            </w:r>
+            <w:r>
+              <w:t xml:space="preserve">A</w:t>
+            </w:r>
+          </w:p>
+        </w:tc>
+      </w:tr>
+      <w:tr>
+        <w:tc>
+          <w:tcPr/>
+          <w:p>
+            <w:pPr>
+              <w:pStyle w:val="Compact"/>
+            </w:pPr>
+            <w:r>
+              <w:t xml:space="preserve">회귀 Ridge</w:t>
+            </w:r>
+          </w:p>
+        </w:tc>
+        <w:tc>
+          <w:tcPr/>
+          <w:p>
+            <w:pPr>
+              <w:pStyle w:val="Compact"/>
+            </w:pPr>
+            <w:r>
+              <w:t xml:space="preserve">6.06</w:t>
+            </w:r>
+            <w:r>
+              <w:t xml:space="preserve">B</w:t>
+            </w:r>
+          </w:p>
+        </w:tc>
+        <w:tc>
+          <w:tcPr/>
+          <w:p>
+            <w:pPr>
+              <w:pStyle w:val="Compact"/>
+            </w:pPr>
+            <w:r>
+              <w:t xml:space="preserve">4.92</w:t>
+            </w:r>
+            <w:r>
+              <w:t xml:space="preserve">B</w:t>
+            </w:r>
+          </w:p>
+        </w:tc>
+        <w:tc>
+          <w:tcPr/>
+          <w:p>
+            <w:pPr>
+              <w:pStyle w:val="Compact"/>
+            </w:pPr>
+            <w:r>
+              <w:t xml:space="preserve">3.59</w:t>
+            </w:r>
+            <w:r>
+              <w:t xml:space="preserve">A</w:t>
+            </w:r>
+          </w:p>
+        </w:tc>
+        <w:tc>
+          <w:tcPr/>
+          <w:p>
+            <w:pPr>
+              <w:pStyle w:val="Compact"/>
+            </w:pPr>
+            <w:r>
+              <w:t xml:space="preserve">2.33</w:t>
+            </w:r>
+            <w:r>
+              <w:t xml:space="preserve">A</w:t>
+            </w:r>
+          </w:p>
+        </w:tc>
+        <w:tc>
+          <w:tcPr/>
+          <w:p>
+            <w:pPr>
+              <w:pStyle w:val="Compact"/>
+            </w:pPr>
+            <w:r>
+              <w:t xml:space="preserve">5.71</w:t>
+            </w:r>
+            <w:r>
+              <w:t xml:space="preserve">B</w:t>
+            </w:r>
+          </w:p>
+        </w:tc>
+        <w:tc>
+          <w:tcPr/>
+          <w:p>
+            <w:pPr>
+              <w:pStyle w:val="Compact"/>
+            </w:pPr>
+            <w:r>
+              <w:t xml:space="preserve">4.72</w:t>
+            </w:r>
+            <w:r>
+              <w:t xml:space="preserve">A</w:t>
+            </w:r>
+          </w:p>
+        </w:tc>
+        <w:tc>
+          <w:tcPr/>
+          <w:p>
+            <w:pPr>
+              <w:pStyle w:val="Compact"/>
+            </w:pPr>
+            <w:r>
+              <w:t xml:space="preserve">2.07</w:t>
+            </w:r>
+            <w:r>
+              <w:t xml:space="preserve">A</w:t>
+            </w:r>
+          </w:p>
+        </w:tc>
+        <w:tc>
+          <w:tcPr/>
+          <w:p>
+            <w:pPr>
+              <w:pStyle w:val="Compact"/>
+            </w:pPr>
+            <w:r>
+              <w:t xml:space="preserve">2.18</w:t>
+            </w:r>
+            <w:r>
+              <w:t xml:space="preserve">A</w:t>
+            </w:r>
+          </w:p>
+        </w:tc>
+      </w:tr>
+      <w:tr>
+        <w:tc>
+          <w:tcPr/>
+          <w:p>
+            <w:pPr>
+              <w:pStyle w:val="Compact"/>
+            </w:pPr>
+            <w:r>
+              <w:t xml:space="preserve">회귀 Lasso</w:t>
+            </w:r>
+          </w:p>
+        </w:tc>
+        <w:tc>
+          <w:tcPr/>
+          <w:p>
+            <w:pPr>
+              <w:pStyle w:val="Compact"/>
+            </w:pPr>
+            <w:r>
+              <w:t xml:space="preserve">6.06</w:t>
+            </w:r>
+            <w:r>
+              <w:t xml:space="preserve">B</w:t>
+            </w:r>
+          </w:p>
+        </w:tc>
+        <w:tc>
+          <w:tcPr/>
+          <w:p>
+            <w:pPr>
+              <w:pStyle w:val="Compact"/>
+            </w:pPr>
+            <w:r>
+              <w:t xml:space="preserve">4.90</w:t>
+            </w:r>
+            <w:r>
+              <w:t xml:space="preserve">B</w:t>
+            </w:r>
+          </w:p>
+        </w:tc>
+        <w:tc>
+          <w:tcPr/>
+          <w:p>
+            <w:pPr>
+              <w:pStyle w:val="Compact"/>
+            </w:pPr>
+            <w:r>
+              <w:t xml:space="preserve">3.61</w:t>
+            </w:r>
+            <w:r>
+              <w:t xml:space="preserve">A</w:t>
+            </w:r>
+          </w:p>
+        </w:tc>
+        <w:tc>
+          <w:tcPr/>
+          <w:p>
+            <w:pPr>
+              <w:pStyle w:val="Compact"/>
+            </w:pPr>
+            <w:r>
+              <w:t xml:space="preserve">2.36</w:t>
+            </w:r>
+            <w:r>
+              <w:t xml:space="preserve">A</w:t>
+            </w:r>
+          </w:p>
+        </w:tc>
+        <w:tc>
+          <w:tcPr/>
+          <w:p>
+            <w:pPr>
+              <w:pStyle w:val="Compact"/>
+            </w:pPr>
+            <w:r>
+              <w:t xml:space="preserve">5.71</w:t>
+            </w:r>
+            <w:r>
+              <w:t xml:space="preserve">B</w:t>
+            </w:r>
+          </w:p>
+        </w:tc>
+        <w:tc>
+          <w:tcPr/>
+          <w:p>
+            <w:pPr>
+              <w:pStyle w:val="Compact"/>
+            </w:pPr>
+            <w:r>
+              <w:t xml:space="preserve">4.75</w:t>
+            </w:r>
+            <w:r>
+              <w:t xml:space="preserve">B</w:t>
+            </w:r>
+          </w:p>
+        </w:tc>
+        <w:tc>
+          <w:tcPr/>
+          <w:p>
+            <w:pPr>
+              <w:pStyle w:val="Compact"/>
+            </w:pPr>
+            <w:r>
+              <w:t xml:space="preserve">2.07</w:t>
+            </w:r>
+            <w:r>
+              <w:t xml:space="preserve">A</w:t>
+            </w:r>
+          </w:p>
+        </w:tc>
+        <w:tc>
+          <w:tcPr/>
+          <w:p>
+            <w:pPr>
+              <w:pStyle w:val="Compact"/>
+            </w:pPr>
+            <w:r>
+              <w:t xml:space="preserve">2.21</w:t>
+            </w:r>
+            <w:r>
+              <w:t xml:space="preserve">A</w:t>
+            </w:r>
+          </w:p>
+        </w:tc>
+      </w:tr>
+      <w:tr>
+        <w:tc>
+          <w:tcPr/>
+          <w:p>
+            <w:pPr>
+              <w:pStyle w:val="Compact"/>
+            </w:pPr>
+            <w:r>
+              <w:t xml:space="preserve">회귀 ElasticNet</w:t>
+            </w:r>
+          </w:p>
+        </w:tc>
+        <w:tc>
+          <w:tcPr/>
+          <w:p>
+            <w:pPr>
+              <w:pStyle w:val="Compact"/>
+            </w:pPr>
+            <w:r>
+              <w:t xml:space="preserve">6.06</w:t>
+            </w:r>
+            <w:r>
+              <w:t xml:space="preserve">B</w:t>
+            </w:r>
+          </w:p>
+        </w:tc>
+        <w:tc>
+          <w:tcPr/>
+          <w:p>
+            <w:pPr>
+              <w:pStyle w:val="Compact"/>
+            </w:pPr>
+            <w:r>
+              <w:t xml:space="preserve">4.90</w:t>
+            </w:r>
+            <w:r>
+              <w:t xml:space="preserve">B</w:t>
+            </w:r>
+          </w:p>
+        </w:tc>
+        <w:tc>
+          <w:tcPr/>
+          <w:p>
+            <w:pPr>
+              <w:pStyle w:val="Compact"/>
+            </w:pPr>
+            <w:r>
+              <w:t xml:space="preserve">3.60</w:t>
+            </w:r>
+            <w:r>
+              <w:t xml:space="preserve">A</w:t>
+            </w:r>
+          </w:p>
+        </w:tc>
+        <w:tc>
+          <w:tcPr/>
+          <w:p>
+            <w:pPr>
+              <w:pStyle w:val="Compact"/>
+            </w:pPr>
+            <w:r>
+              <w:t xml:space="preserve">2.36</w:t>
+            </w:r>
+            <w:r>
+              <w:t xml:space="preserve">A</w:t>
+            </w:r>
+          </w:p>
+        </w:tc>
+        <w:tc>
+          <w:tcPr/>
+          <w:p>
+            <w:pPr>
+              <w:pStyle w:val="Compact"/>
+            </w:pPr>
+            <w:r>
+              <w:t xml:space="preserve">5.71</w:t>
+            </w:r>
+            <w:r>
+              <w:t xml:space="preserve">B</w:t>
+            </w:r>
+          </w:p>
+        </w:tc>
+        <w:tc>
+          <w:tcPr/>
+          <w:p>
+            <w:pPr>
+              <w:pStyle w:val="Compact"/>
+            </w:pPr>
+            <w:r>
+              <w:t xml:space="preserve">4.75</w:t>
+            </w:r>
+            <w:r>
+              <w:t xml:space="preserve">B</w:t>
+            </w:r>
+          </w:p>
+        </w:tc>
+        <w:tc>
+          <w:tcPr/>
+          <w:p>
+            <w:pPr>
+              <w:pStyle w:val="Compact"/>
+            </w:pPr>
+            <w:r>
+              <w:t xml:space="preserve">2.07</w:t>
+            </w:r>
+            <w:r>
+              <w:t xml:space="preserve">A</w:t>
+            </w:r>
+          </w:p>
+        </w:tc>
+        <w:tc>
+          <w:tcPr/>
+          <w:p>
+            <w:pPr>
+              <w:pStyle w:val="Compact"/>
+            </w:pPr>
+            <w:r>
+              <w:t xml:space="preserve">2.21</w:t>
+            </w:r>
+            <w:r>
+              <w:t xml:space="preserve">A</w:t>
+            </w:r>
+          </w:p>
+        </w:tc>
+      </w:tr>
+      <w:tr>
+        <w:tc>
+          <w:tcPr/>
+          <w:p>
+            <w:pPr>
+              <w:pStyle w:val="Compact"/>
+            </w:pPr>
+            <w:r>
+              <w:t xml:space="preserve">회귀 MultiTaskElasticNet</w:t>
+            </w:r>
+          </w:p>
+        </w:tc>
+        <w:tc>
+          <w:tcPr/>
+          <w:p>
+            <w:pPr>
+              <w:pStyle w:val="Compact"/>
+            </w:pPr>
+            <w:r>
+              <w:t xml:space="preserve">6.06</w:t>
+            </w:r>
+            <w:r>
+              <w:t xml:space="preserve">B</w:t>
+            </w:r>
+          </w:p>
+        </w:tc>
+        <w:tc>
+          <w:tcPr/>
+          <w:p>
+            <w:pPr>
+              <w:pStyle w:val="Compact"/>
+            </w:pPr>
+            <w:r>
+              <w:t xml:space="preserve">4.91</w:t>
+            </w:r>
+            <w:r>
+              <w:t xml:space="preserve">B</w:t>
+            </w:r>
+          </w:p>
+        </w:tc>
+        <w:tc>
+          <w:tcPr/>
+          <w:p>
+            <w:pPr>
+              <w:pStyle w:val="Compact"/>
+            </w:pPr>
+            <w:r>
+              <w:t xml:space="preserve">3.61</w:t>
+            </w:r>
+            <w:r>
+              <w:t xml:space="preserve">A</w:t>
+            </w:r>
+          </w:p>
+        </w:tc>
+        <w:tc>
+          <w:tcPr/>
+          <w:p>
+            <w:pPr>
+              <w:pStyle w:val="Compact"/>
+            </w:pPr>
+            <w:r>
+              <w:t xml:space="preserve">2.35</w:t>
+            </w:r>
+            <w:r>
+              <w:t xml:space="preserve">A</w:t>
+            </w:r>
+          </w:p>
+        </w:tc>
+        <w:tc>
+          <w:tcPr/>
+          <w:p>
+            <w:pPr>
+              <w:pStyle w:val="Compact"/>
+            </w:pPr>
+            <w:r>
+              <w:t xml:space="preserve">5.71</w:t>
+            </w:r>
+            <w:r>
+              <w:t xml:space="preserve">B</w:t>
+            </w:r>
+          </w:p>
+        </w:tc>
+        <w:tc>
+          <w:tcPr/>
+          <w:p>
+            <w:pPr>
+              <w:pStyle w:val="Compact"/>
+            </w:pPr>
+            <w:r>
+              <w:t xml:space="preserve">4.74</w:t>
+            </w:r>
+            <w:r>
+              <w:t xml:space="preserve">B</w:t>
+            </w:r>
+          </w:p>
+        </w:tc>
+        <w:tc>
+          <w:tcPr/>
+          <w:p>
+            <w:pPr>
+              <w:pStyle w:val="Compact"/>
+            </w:pPr>
+            <w:r>
+              <w:t xml:space="preserve">2.08</w:t>
+            </w:r>
+            <w:r>
+              <w:t xml:space="preserve">A</w:t>
+            </w:r>
+          </w:p>
+        </w:tc>
+        <w:tc>
+          <w:tcPr/>
+          <w:p>
+            <w:pPr>
+              <w:pStyle w:val="Compact"/>
+            </w:pPr>
+            <w:r>
+              <w:t xml:space="preserve">2.20</w:t>
+            </w:r>
+            <w:r>
+              <w:t xml:space="preserve">A</w:t>
+            </w:r>
+          </w:p>
+        </w:tc>
+      </w:tr>
+      <w:tr>
+        <w:tc>
+          <w:tcPr/>
+          <w:p>
+            <w:pPr>
+              <w:pStyle w:val="Compact"/>
+            </w:pPr>
+            <w:r>
+              <w:t xml:space="preserve">스펙트럴 Harmonic+Ridge</w:t>
+            </w:r>
+          </w:p>
+        </w:tc>
+        <w:tc>
+          <w:tcPr/>
+          <w:p>
+            <w:pPr>
+              <w:pStyle w:val="Compact"/>
+            </w:pPr>
+            <w:r>
+              <w:t xml:space="preserve">6.12</w:t>
+            </w:r>
+            <w:r>
+              <w:t xml:space="preserve">B</w:t>
+            </w:r>
+          </w:p>
+        </w:tc>
+        <w:tc>
+          <w:tcPr/>
+          <w:p>
+            <w:pPr>
+              <w:pStyle w:val="Compact"/>
+            </w:pPr>
+            <w:r>
+              <w:t xml:space="preserve">4.95</w:t>
+            </w:r>
+            <w:r>
+              <w:t xml:space="preserve">B</w:t>
+            </w:r>
+          </w:p>
+        </w:tc>
+        <w:tc>
+          <w:tcPr/>
+          <w:p>
+            <w:pPr>
+              <w:pStyle w:val="Compact"/>
+            </w:pPr>
+            <w:r>
+              <w:t xml:space="preserve">3.61</w:t>
+            </w:r>
+            <w:r>
+              <w:t xml:space="preserve">A</w:t>
+            </w:r>
+          </w:p>
+        </w:tc>
+        <w:tc>
+          <w:tcPr/>
+          <w:p>
+            <w:pPr>
+              <w:pStyle w:val="Compact"/>
+            </w:pPr>
+            <w:r>
+              <w:t xml:space="preserve">2.34</w:t>
+            </w:r>
+            <w:r>
+              <w:t xml:space="preserve">A</w:t>
+            </w:r>
+          </w:p>
+        </w:tc>
+        <w:tc>
+          <w:tcPr/>
+          <w:p>
+            <w:pPr>
+              <w:pStyle w:val="Compact"/>
+            </w:pPr>
+            <w:r>
+              <w:t xml:space="preserve">5.71</w:t>
+            </w:r>
+            <w:r>
+              <w:t xml:space="preserve">B</w:t>
+            </w:r>
+          </w:p>
+        </w:tc>
+        <w:tc>
+          <w:tcPr/>
+          <w:p>
+            <w:pPr>
+              <w:pStyle w:val="Compact"/>
+            </w:pPr>
+            <w:r>
+              <w:t xml:space="preserve">4.64</w:t>
+            </w:r>
+            <w:r>
+              <w:t xml:space="preserve">A</w:t>
+            </w:r>
+          </w:p>
+        </w:tc>
+        <w:tc>
+          <w:tcPr/>
+          <w:p>
+            <w:pPr>
+              <w:pStyle w:val="Compact"/>
+            </w:pPr>
+            <w:r>
+              <w:t xml:space="preserve">2.09</w:t>
+            </w:r>
+            <w:r>
+              <w:t xml:space="preserve">A</w:t>
+            </w:r>
+          </w:p>
+        </w:tc>
+        <w:tc>
+          <w:tcPr/>
+          <w:p>
+            <w:pPr>
+              <w:pStyle w:val="Compact"/>
+            </w:pPr>
+            <w:r>
+              <w:t xml:space="preserve">2.21</w:t>
+            </w:r>
+            <w:r>
+              <w:t xml:space="preserve">A</w:t>
+            </w:r>
+          </w:p>
+        </w:tc>
+      </w:tr>
+      <w:tr>
+        <w:tc>
+          <w:tcPr/>
+          <w:p>
+            <w:pPr>
+              <w:pStyle w:val="Compact"/>
+            </w:pPr>
+            <w:r>
+              <w:t xml:space="preserve">스펙트럴 Harmonic+MTEN</w:t>
+            </w:r>
+          </w:p>
+        </w:tc>
+        <w:tc>
+          <w:tcPr/>
+          <w:p>
+            <w:pPr>
+              <w:pStyle w:val="Compact"/>
+            </w:pPr>
+            <w:r>
+              <w:t xml:space="preserve">6.10</w:t>
+            </w:r>
+            <w:r>
+              <w:t xml:space="preserve">B</w:t>
+            </w:r>
+          </w:p>
+        </w:tc>
+        <w:tc>
+          <w:tcPr/>
+          <w:p>
+            <w:pPr>
+              <w:pStyle w:val="Compact"/>
+            </w:pPr>
+            <w:r>
+              <w:t xml:space="preserve">4.94</w:t>
+            </w:r>
+            <w:r>
+              <w:t xml:space="preserve">B</w:t>
+            </w:r>
+          </w:p>
+        </w:tc>
+        <w:tc>
+          <w:tcPr/>
+          <w:p>
+            <w:pPr>
+              <w:pStyle w:val="Compact"/>
+            </w:pPr>
+            <w:r>
+              <w:t xml:space="preserve">3.63</w:t>
+            </w:r>
+            <w:r>
+              <w:t xml:space="preserve">A</w:t>
+            </w:r>
+          </w:p>
+        </w:tc>
+        <w:tc>
+          <w:tcPr/>
+          <w:p>
+            <w:pPr>
+              <w:pStyle w:val="Compact"/>
+            </w:pPr>
+            <w:r>
+              <w:t xml:space="preserve">2.36</w:t>
+            </w:r>
+            <w:r>
+              <w:t xml:space="preserve">A</w:t>
+            </w:r>
+          </w:p>
+        </w:tc>
+        <w:tc>
+          <w:tcPr/>
+          <w:p>
+            <w:pPr>
+              <w:pStyle w:val="Compact"/>
+            </w:pPr>
+            <w:r>
+              <w:t xml:space="preserve">5.72</w:t>
+            </w:r>
+            <w:r>
+              <w:t xml:space="preserve">B</w:t>
+            </w:r>
+          </w:p>
+        </w:tc>
+        <w:tc>
+          <w:tcPr/>
+          <w:p>
+            <w:pPr>
+              <w:pStyle w:val="Compact"/>
+            </w:pPr>
+            <w:r>
+              <w:t xml:space="preserve">4.68</w:t>
+            </w:r>
+            <w:r>
+              <w:t xml:space="preserve">A</w:t>
+            </w:r>
+          </w:p>
+        </w:tc>
+        <w:tc>
+          <w:tcPr/>
+          <w:p>
+            <w:pPr>
+              <w:pStyle w:val="Compact"/>
+            </w:pPr>
+            <w:r>
+              <w:t xml:space="preserve">2.09</w:t>
+            </w:r>
+            <w:r>
+              <w:t xml:space="preserve">A</w:t>
+            </w:r>
+          </w:p>
+        </w:tc>
+        <w:tc>
+          <w:tcPr/>
+          <w:p>
+            <w:pPr>
+              <w:pStyle w:val="Compact"/>
+            </w:pPr>
+            <w:r>
+              <w:t xml:space="preserve">2.22</w:t>
+            </w:r>
+            <w:r>
+              <w:t xml:space="preserve">A</w:t>
+            </w:r>
+          </w:p>
+        </w:tc>
+      </w:tr>
+      <w:tr>
+        <w:tc>
+          <w:tcPr/>
+          <w:p>
+            <w:pPr>
+              <w:pStyle w:val="Compact"/>
+            </w:pPr>
+            <w:r>
+              <w:t xml:space="preserve">웨이블릿 Wavelet+Ridge</w:t>
+            </w:r>
+          </w:p>
+        </w:tc>
+        <w:tc>
+          <w:tcPr/>
+          <w:p>
+            <w:pPr>
+              <w:pStyle w:val="Compact"/>
+            </w:pPr>
+            <w:r>
+              <w:t xml:space="preserve">6.28</w:t>
+            </w:r>
+            <w:r>
+              <w:t xml:space="preserve">C</w:t>
+            </w:r>
+          </w:p>
+        </w:tc>
+        <w:tc>
+          <w:tcPr/>
+          <w:p>
+            <w:pPr>
+              <w:pStyle w:val="Compact"/>
+            </w:pPr>
+            <w:r>
+              <w:t xml:space="preserve">5.09</w:t>
+            </w:r>
+            <w:r>
+              <w:t xml:space="preserve">B</w:t>
+            </w:r>
+          </w:p>
+        </w:tc>
+        <w:tc>
+          <w:tcPr/>
+          <w:p>
+            <w:pPr>
+              <w:pStyle w:val="Compact"/>
+            </w:pPr>
+            <w:r>
+              <w:t xml:space="preserve">3.52</w:t>
+            </w:r>
+            <w:r>
+              <w:t xml:space="preserve">A</w:t>
+            </w:r>
+          </w:p>
+        </w:tc>
+        <w:tc>
+          <w:tcPr/>
+          <w:p>
+            <w:pPr>
+              <w:pStyle w:val="Compact"/>
+            </w:pPr>
+            <w:r>
+              <w:t xml:space="preserve">2.45</w:t>
+            </w:r>
+            <w:r>
+              <w:t xml:space="preserve">A</w:t>
+            </w:r>
+          </w:p>
+        </w:tc>
+        <w:tc>
+          <w:tcPr/>
+          <w:p>
+            <w:pPr>
+              <w:pStyle w:val="Compact"/>
+            </w:pPr>
+            <w:r>
+              <w:t xml:space="preserve">5.83</w:t>
+            </w:r>
+            <w:r>
+              <w:t xml:space="preserve">B</w:t>
+            </w:r>
+          </w:p>
+        </w:tc>
+        <w:tc>
+          <w:tcPr/>
+          <w:p>
+            <w:pPr>
+              <w:pStyle w:val="Compact"/>
+            </w:pPr>
+            <w:r>
+              <w:t xml:space="preserve">4.73</w:t>
+            </w:r>
+            <w:r>
+              <w:t xml:space="preserve">A</w:t>
+            </w:r>
+          </w:p>
+        </w:tc>
+        <w:tc>
+          <w:tcPr/>
+          <w:p>
+            <w:pPr>
+              <w:pStyle w:val="Compact"/>
+            </w:pPr>
+            <w:r>
+              <w:t xml:space="preserve">2.09</w:t>
+            </w:r>
+            <w:r>
+              <w:t xml:space="preserve">A</w:t>
+            </w:r>
+          </w:p>
+        </w:tc>
+        <w:tc>
+          <w:tcPr/>
+          <w:p>
+            <w:pPr>
+              <w:pStyle w:val="Compact"/>
+            </w:pPr>
+            <w:r>
+              <w:t xml:space="preserve">2.20</w:t>
+            </w:r>
+            <w:r>
+              <w:t xml:space="preserve">A</w:t>
+            </w:r>
+          </w:p>
+        </w:tc>
+      </w:tr>
+      <w:tr>
+        <w:tc>
+          <w:tcPr/>
+          <w:p>
+            <w:pPr>
+              <w:pStyle w:val="Compact"/>
+            </w:pPr>
+            <w:r>
+              <w:t xml:space="preserve">웨이블릿 Wavelet+MTEN</w:t>
+            </w:r>
+          </w:p>
+        </w:tc>
+        <w:tc>
+          <w:tcPr/>
+          <w:p>
+            <w:pPr>
+              <w:pStyle w:val="Compact"/>
+            </w:pPr>
+            <w:r>
+              <w:t xml:space="preserve">6.25</w:t>
+            </w:r>
+            <w:r>
+              <w:t xml:space="preserve">C</w:t>
+            </w:r>
+          </w:p>
+        </w:tc>
+        <w:tc>
+          <w:tcPr/>
+          <w:p>
+            <w:pPr>
+              <w:pStyle w:val="Compact"/>
+            </w:pPr>
+            <w:r>
+              <w:t xml:space="preserve">5.04</w:t>
+            </w:r>
+            <w:r>
+              <w:t xml:space="preserve">B</w:t>
+            </w:r>
+          </w:p>
+        </w:tc>
+        <w:tc>
+          <w:tcPr/>
+          <w:p>
+            <w:pPr>
+              <w:pStyle w:val="Compact"/>
+            </w:pPr>
+            <w:r>
+              <w:t xml:space="preserve">3.55</w:t>
+            </w:r>
+            <w:r>
+              <w:t xml:space="preserve">A</w:t>
+            </w:r>
+          </w:p>
+        </w:tc>
+        <w:tc>
+          <w:tcPr/>
+          <w:p>
+            <w:pPr>
+              <w:pStyle w:val="Compact"/>
+            </w:pPr>
+            <w:r>
+              <w:t xml:space="preserve">2.45</w:t>
+            </w:r>
+            <w:r>
+              <w:t xml:space="preserve">A</w:t>
+            </w:r>
+          </w:p>
+        </w:tc>
+        <w:tc>
+          <w:tcPr/>
+          <w:p>
+            <w:pPr>
+              <w:pStyle w:val="Compact"/>
+            </w:pPr>
+            <w:r>
+              <w:t xml:space="preserve">5.80</w:t>
+            </w:r>
+            <w:r>
+              <w:t xml:space="preserve">B</w:t>
+            </w:r>
+          </w:p>
+        </w:tc>
+        <w:tc>
+          <w:tcPr/>
+          <w:p>
+            <w:pPr>
+              <w:pStyle w:val="Compact"/>
+            </w:pPr>
+            <w:r>
+              <w:t xml:space="preserve">4.70</w:t>
+            </w:r>
+            <w:r>
+              <w:t xml:space="preserve">A</w:t>
+            </w:r>
+          </w:p>
+        </w:tc>
+        <w:tc>
+          <w:tcPr/>
+          <w:p>
+            <w:pPr>
+              <w:pStyle w:val="Compact"/>
+            </w:pPr>
+            <w:r>
+              <w:t xml:space="preserve">2.08</w:t>
+            </w:r>
+            <w:r>
+              <w:t xml:space="preserve">A</w:t>
+            </w:r>
+          </w:p>
+        </w:tc>
+        <w:tc>
+          <w:tcPr/>
+          <w:p>
+            <w:pPr>
+              <w:pStyle w:val="Compact"/>
+            </w:pPr>
+            <w:r>
+              <w:t xml:space="preserve">2.20</w:t>
+            </w:r>
+            <w:r>
+              <w:t xml:space="preserve">A</w:t>
+            </w:r>
+          </w:p>
+        </w:tc>
+      </w:tr>
+      <w:tr>
+        <w:tc>
+          <w:tcPr/>
+          <w:p>
+            <w:pPr>
+              <w:pStyle w:val="Compact"/>
+            </w:pPr>
+            <w:r>
+              <w:t xml:space="preserve">트리 RandomForest</w:t>
+            </w:r>
+          </w:p>
+        </w:tc>
+        <w:tc>
+          <w:tcPr/>
+          <w:p>
+            <w:pPr>
+              <w:pStyle w:val="Compact"/>
+            </w:pPr>
+            <w:r>
+              <w:t xml:space="preserve">6.84</w:t>
+            </w:r>
+            <w:r>
+              <w:t xml:space="preserve">C</w:t>
+            </w:r>
+          </w:p>
+        </w:tc>
+        <w:tc>
+          <w:tcPr/>
+          <w:p>
+            <w:pPr>
+              <w:pStyle w:val="Compact"/>
+            </w:pPr>
+            <w:r>
+              <w:t xml:space="preserve">5.32</w:t>
+            </w:r>
+            <w:r>
+              <w:t xml:space="preserve">B</w:t>
+            </w:r>
+          </w:p>
+        </w:tc>
+        <w:tc>
+          <w:tcPr/>
+          <w:p>
+            <w:pPr>
+              <w:pStyle w:val="Compact"/>
+            </w:pPr>
+            <w:r>
+              <w:t xml:space="preserve">4.65</w:t>
+            </w:r>
+            <w:r>
+              <w:t xml:space="preserve">B</w:t>
+            </w:r>
+          </w:p>
+        </w:tc>
+        <w:tc>
+          <w:tcPr/>
+          <w:p>
+            <w:pPr>
+              <w:pStyle w:val="Compact"/>
+            </w:pPr>
+            <w:r>
+              <w:t xml:space="preserve">2.99</w:t>
+            </w:r>
+            <w:r>
+              <w:t xml:space="preserve">A</w:t>
+            </w:r>
+          </w:p>
+        </w:tc>
+        <w:tc>
+          <w:tcPr/>
+          <w:p>
+            <w:pPr>
+              <w:pStyle w:val="Compact"/>
+            </w:pPr>
+            <w:r>
+              <w:t xml:space="preserve">6.03</w:t>
+            </w:r>
+            <w:r>
+              <w:t xml:space="preserve">B</w:t>
+            </w:r>
+          </w:p>
+        </w:tc>
+        <w:tc>
+          <w:tcPr/>
+          <w:p>
+            <w:pPr>
+              <w:pStyle w:val="Compact"/>
+            </w:pPr>
+            <w:r>
+              <w:t xml:space="preserve">5.07</w:t>
+            </w:r>
+            <w:r>
+              <w:t xml:space="preserve">B</w:t>
+            </w:r>
+          </w:p>
+        </w:tc>
+        <w:tc>
+          <w:tcPr/>
+          <w:p>
+            <w:pPr>
+              <w:pStyle w:val="Compact"/>
+            </w:pPr>
+            <w:r>
+              <w:t xml:space="preserve">2.73</w:t>
+            </w:r>
+            <w:r>
+              <w:t xml:space="preserve">A</w:t>
+            </w:r>
+          </w:p>
+        </w:tc>
+        <w:tc>
+          <w:tcPr/>
+          <w:p>
+            <w:pPr>
+              <w:pStyle w:val="Compact"/>
+            </w:pPr>
+            <w:r>
+              <w:t xml:space="preserve">2.75</w:t>
+            </w:r>
+            <w:r>
+              <w:t xml:space="preserve">A</w:t>
+            </w:r>
+          </w:p>
+        </w:tc>
+      </w:tr>
+      <w:tr>
+        <w:tc>
+          <w:tcPr/>
+          <w:p>
+            <w:pPr>
+              <w:pStyle w:val="Compact"/>
+            </w:pPr>
+            <w:r>
+              <w:t xml:space="preserve">트리 ExtraTrees</w:t>
+            </w:r>
+          </w:p>
+        </w:tc>
+        <w:tc>
+          <w:tcPr/>
+          <w:p>
+            <w:pPr>
+              <w:pStyle w:val="Compact"/>
+            </w:pPr>
+            <w:r>
+              <w:t xml:space="preserve">6.53</w:t>
+            </w:r>
+            <w:r>
+              <w:t xml:space="preserve">C</w:t>
+            </w:r>
+          </w:p>
+        </w:tc>
+        <w:tc>
+          <w:tcPr/>
+          <w:p>
+            <w:pPr>
+              <w:pStyle w:val="Compact"/>
+            </w:pPr>
+            <w:r>
+              <w:t xml:space="preserve">5.19</w:t>
+            </w:r>
+            <w:r>
+              <w:t xml:space="preserve">B</w:t>
+            </w:r>
+          </w:p>
+        </w:tc>
+        <w:tc>
+          <w:tcPr/>
+          <w:p>
+            <w:pPr>
+              <w:pStyle w:val="Compact"/>
+            </w:pPr>
+            <w:r>
+              <w:t xml:space="preserve">4.14</w:t>
+            </w:r>
+            <w:r>
+              <w:t xml:space="preserve">A</w:t>
+            </w:r>
+          </w:p>
+        </w:tc>
+        <w:tc>
+          <w:tcPr/>
+          <w:p>
+            <w:pPr>
+              <w:pStyle w:val="Compact"/>
+            </w:pPr>
+            <w:r>
+              <w:t xml:space="preserve">2.70</w:t>
+            </w:r>
+            <w:r>
+              <w:t xml:space="preserve">A</w:t>
+            </w:r>
+          </w:p>
+        </w:tc>
+        <w:tc>
+          <w:tcPr/>
+          <w:p>
+            <w:pPr>
+              <w:pStyle w:val="Compact"/>
+            </w:pPr>
+            <w:r>
+              <w:t xml:space="preserve">5.92</w:t>
+            </w:r>
+            <w:r>
+              <w:t xml:space="preserve">B</w:t>
+            </w:r>
+          </w:p>
+        </w:tc>
+        <w:tc>
+          <w:tcPr/>
+          <w:p>
+            <w:pPr>
+              <w:pStyle w:val="Compact"/>
+            </w:pPr>
+            <w:r>
+              <w:t xml:space="preserve">4.95</w:t>
+            </w:r>
+            <w:r>
+              <w:t xml:space="preserve">B</w:t>
+            </w:r>
+          </w:p>
+        </w:tc>
+        <w:tc>
+          <w:tcPr/>
+          <w:p>
+            <w:pPr>
+              <w:pStyle w:val="Compact"/>
+            </w:pPr>
+            <w:r>
+              <w:t xml:space="preserve">2.53</w:t>
+            </w:r>
+            <w:r>
+              <w:t xml:space="preserve">A</w:t>
+            </w:r>
+          </w:p>
+        </w:tc>
+        <w:tc>
+          <w:tcPr/>
+          <w:p>
+            <w:pPr>
+              <w:pStyle w:val="Compact"/>
+            </w:pPr>
+            <w:r>
+              <w:t xml:space="preserve">2.56</w:t>
+            </w:r>
+            <w:r>
+              <w:t xml:space="preserve">A</w:t>
+            </w:r>
+          </w:p>
+        </w:tc>
+      </w:tr>
+      <w:tr>
+        <w:tc>
+          <w:tcPr/>
+          <w:p>
+            <w:pPr>
+              <w:pStyle w:val="Compact"/>
+            </w:pPr>
+            <w:r>
+              <w:t xml:space="preserve">트리 ExtraTrees(multi)</w:t>
+            </w:r>
+          </w:p>
+        </w:tc>
+        <w:tc>
+          <w:tcPr/>
+          <w:p>
+            <w:pPr>
+              <w:pStyle w:val="Compact"/>
+            </w:pPr>
+            <w:r>
+              <w:t xml:space="preserve">6.47</w:t>
+            </w:r>
+            <w:r>
+              <w:t xml:space="preserve">C</w:t>
+            </w:r>
+          </w:p>
+        </w:tc>
+        <w:tc>
+          <w:tcPr/>
+          <w:p>
+            <w:pPr>
+              <w:pStyle w:val="Compact"/>
+            </w:pPr>
+            <w:r>
+              <w:t xml:space="preserve">5.19</w:t>
+            </w:r>
+            <w:r>
+              <w:t xml:space="preserve">B</w:t>
+            </w:r>
+          </w:p>
+        </w:tc>
+        <w:tc>
+          <w:tcPr/>
+          <w:p>
+            <w:pPr>
+              <w:pStyle w:val="Compact"/>
+            </w:pPr>
+            <w:r>
+              <w:t xml:space="preserve">4.08</w:t>
+            </w:r>
+            <w:r>
+              <w:t xml:space="preserve">A</w:t>
+            </w:r>
+          </w:p>
+        </w:tc>
+        <w:tc>
+          <w:tcPr/>
+          <w:p>
+            <w:pPr>
+              <w:pStyle w:val="Compact"/>
+            </w:pPr>
+            <w:r>
+              <w:t xml:space="preserve">2.70</w:t>
+            </w:r>
+            <w:r>
+              <w:t xml:space="preserve">A</w:t>
+            </w:r>
+          </w:p>
+        </w:tc>
+        <w:tc>
+          <w:tcPr/>
+          <w:p>
+            <w:pPr>
+              <w:pStyle w:val="Compact"/>
+            </w:pPr>
+            <w:r>
+              <w:t xml:space="preserve">5.92</w:t>
+            </w:r>
+            <w:r>
+              <w:t xml:space="preserve">B</w:t>
+            </w:r>
+          </w:p>
+        </w:tc>
+        <w:tc>
+          <w:tcPr/>
+          <w:p>
+            <w:pPr>
+              <w:pStyle w:val="Compact"/>
+            </w:pPr>
+            <w:r>
+              <w:t xml:space="preserve">5.00</w:t>
+            </w:r>
+            <w:r>
+              <w:t xml:space="preserve">B</w:t>
+            </w:r>
+          </w:p>
+        </w:tc>
+        <w:tc>
+          <w:tcPr/>
+          <w:p>
+            <w:pPr>
+              <w:pStyle w:val="Compact"/>
+            </w:pPr>
+            <w:r>
+              <w:t xml:space="preserve">2.53</w:t>
+            </w:r>
+            <w:r>
+              <w:t xml:space="preserve">A</w:t>
+            </w:r>
+          </w:p>
+        </w:tc>
+        <w:tc>
+          <w:tcPr/>
+          <w:p>
+            <w:pPr>
+              <w:pStyle w:val="Compact"/>
+            </w:pPr>
+            <w:r>
+              <w:t xml:space="preserve">2.62</w:t>
+            </w:r>
+            <w:r>
+              <w:t xml:space="preserve">A</w:t>
+            </w:r>
+          </w:p>
+        </w:tc>
+      </w:tr>
+      <w:tr>
+        <w:tc>
+          <w:tcPr/>
+          <w:p>
+            <w:pPr>
+              <w:pStyle w:val="Compact"/>
+            </w:pPr>
+            <w:r>
+              <w:t xml:space="preserve">GBM XGBoost</w:t>
+            </w:r>
+          </w:p>
+        </w:tc>
+        <w:tc>
+          <w:tcPr/>
+          <w:p>
+            <w:pPr>
+              <w:pStyle w:val="Compact"/>
+            </w:pPr>
+            <w:r>
+              <w:t xml:space="preserve">6.75</w:t>
+            </w:r>
+            <w:r>
+              <w:t xml:space="preserve">C</w:t>
+            </w:r>
+          </w:p>
+        </w:tc>
+        <w:tc>
+          <w:tcPr/>
+          <w:p>
+            <w:pPr>
+              <w:pStyle w:val="Compact"/>
+            </w:pPr>
+            <w:r>
+              <w:t xml:space="preserve">5.44</w:t>
+            </w:r>
+            <w:r>
+              <w:t xml:space="preserve">B</w:t>
+            </w:r>
+          </w:p>
+        </w:tc>
+        <w:tc>
+          <w:tcPr/>
+          <w:p>
+            <w:pPr>
+              <w:pStyle w:val="Compact"/>
+            </w:pPr>
+            <w:r>
+              <w:t xml:space="preserve">4.37</w:t>
+            </w:r>
+            <w:r>
+              <w:t xml:space="preserve">B</w:t>
+            </w:r>
+          </w:p>
+        </w:tc>
+        <w:tc>
+          <w:tcPr/>
+          <w:p>
+            <w:pPr>
+              <w:pStyle w:val="Compact"/>
+            </w:pPr>
+            <w:r>
+              <w:t xml:space="preserve">3.19</w:t>
+            </w:r>
+            <w:r>
+              <w:t xml:space="preserve">A</w:t>
+            </w:r>
+          </w:p>
+        </w:tc>
+        <w:tc>
+          <w:tcPr/>
+          <w:p>
+            <w:pPr>
+              <w:pStyle w:val="Compact"/>
+            </w:pPr>
+            <w:r>
+              <w:t xml:space="preserve">6.12</w:t>
+            </w:r>
+            <w:r>
+              <w:t xml:space="preserve">B</w:t>
+            </w:r>
+          </w:p>
+        </w:tc>
+        <w:tc>
+          <w:tcPr/>
+          <w:p>
+            <w:pPr>
+              <w:pStyle w:val="Compact"/>
+            </w:pPr>
+            <w:r>
+              <w:t xml:space="preserve">5.14</w:t>
+            </w:r>
+            <w:r>
+              <w:t xml:space="preserve">B</w:t>
+            </w:r>
+          </w:p>
+        </w:tc>
+        <w:tc>
+          <w:tcPr/>
+          <w:p>
+            <w:pPr>
+              <w:pStyle w:val="Compact"/>
+            </w:pPr>
+            <w:r>
+              <w:t xml:space="preserve">2.60</w:t>
+            </w:r>
+            <w:r>
+              <w:t xml:space="preserve">A</w:t>
+            </w:r>
+          </w:p>
+        </w:tc>
+        <w:tc>
+          <w:tcPr/>
+          <w:p>
+            <w:pPr>
+              <w:pStyle w:val="Compact"/>
+            </w:pPr>
+            <w:r>
+              <w:t xml:space="preserve">2.88</w:t>
+            </w:r>
+            <w:r>
+              <w:t xml:space="preserve">A</w:t>
+            </w:r>
+          </w:p>
+        </w:tc>
+      </w:tr>
+      <w:tr>
+        <w:tc>
+          <w:tcPr/>
+          <w:p>
+            <w:pPr>
+              <w:pStyle w:val="Compact"/>
+            </w:pPr>
+            <w:r>
+              <w:t xml:space="preserve">GBM LightGBM</w:t>
+            </w:r>
+          </w:p>
+        </w:tc>
+        <w:tc>
+          <w:tcPr/>
+          <w:p>
+            <w:pPr>
+              <w:pStyle w:val="Compact"/>
+            </w:pPr>
+            <w:r>
+              <w:t xml:space="preserve">7.05</w:t>
+            </w:r>
+            <w:r>
+              <w:t xml:space="preserve">C</w:t>
+            </w:r>
+          </w:p>
+        </w:tc>
+        <w:tc>
+          <w:tcPr/>
+          <w:p>
+            <w:pPr>
+              <w:pStyle w:val="Compact"/>
+            </w:pPr>
+            <w:r>
+              <w:t xml:space="preserve">5.59</w:t>
+            </w:r>
+            <w:r>
+              <w:t xml:space="preserve">B</w:t>
+            </w:r>
+          </w:p>
+        </w:tc>
+        <w:tc>
+          <w:tcPr/>
+          <w:p>
+            <w:pPr>
+              <w:pStyle w:val="Compact"/>
+            </w:pPr>
+            <w:r>
+              <w:t xml:space="preserve">4.78</w:t>
+            </w:r>
+            <w:r>
+              <w:t xml:space="preserve">B</w:t>
+            </w:r>
+          </w:p>
+        </w:tc>
+        <w:tc>
+          <w:tcPr/>
+          <w:p>
+            <w:pPr>
+              <w:pStyle w:val="Compact"/>
+            </w:pPr>
+            <w:r>
+              <w:t xml:space="preserve">3.37</w:t>
+            </w:r>
+            <w:r>
+              <w:t xml:space="preserve">A</w:t>
+            </w:r>
+          </w:p>
+        </w:tc>
+        <w:tc>
+          <w:tcPr/>
+          <w:p>
+            <w:pPr>
+              <w:pStyle w:val="Compact"/>
+            </w:pPr>
+            <w:r>
+              <w:t xml:space="preserve">6.34</w:t>
+            </w:r>
+            <w:r>
+              <w:t xml:space="preserve">B</w:t>
+            </w:r>
+          </w:p>
+        </w:tc>
+        <w:tc>
+          <w:tcPr/>
+          <w:p>
+            <w:pPr>
+              <w:pStyle w:val="Compact"/>
+            </w:pPr>
+            <w:r>
+              <w:t xml:space="preserve">5.24</w:t>
+            </w:r>
+            <w:r>
+              <w:t xml:space="preserve">B</w:t>
+            </w:r>
+          </w:p>
+        </w:tc>
+        <w:tc>
+          <w:tcPr/>
+          <w:p>
+            <w:pPr>
+              <w:pStyle w:val="Compact"/>
+            </w:pPr>
+            <w:r>
+              <w:t xml:space="preserve">2.65</w:t>
+            </w:r>
+            <w:r>
+              <w:t xml:space="preserve">A</w:t>
+            </w:r>
+          </w:p>
+        </w:tc>
+        <w:tc>
+          <w:tcPr/>
+          <w:p>
+            <w:pPr>
+              <w:pStyle w:val="Compact"/>
+            </w:pPr>
+            <w:r>
+              <w:t xml:space="preserve">2.93</w:t>
+            </w:r>
+            <w:r>
+              <w:t xml:space="preserve">A</w:t>
+            </w:r>
+          </w:p>
+        </w:tc>
+      </w:tr>
+      <w:tr>
+        <w:tc>
+          <w:tcPr/>
+          <w:p>
+            <w:pPr>
+              <w:pStyle w:val="Compact"/>
+            </w:pPr>
+            <w:r>
+              <w:t xml:space="preserve">GBM CatBoost</w:t>
+            </w:r>
+          </w:p>
+        </w:tc>
+        <w:tc>
+          <w:tcPr/>
+          <w:p>
+            <w:pPr>
+              <w:pStyle w:val="Compact"/>
+            </w:pPr>
+            <w:r>
+              <w:t xml:space="preserve">6.40</w:t>
+            </w:r>
+            <w:r>
+              <w:t xml:space="preserve">C</w:t>
+            </w:r>
+          </w:p>
+        </w:tc>
+        <w:tc>
+          <w:tcPr/>
+          <w:p>
+            <w:pPr>
+              <w:pStyle w:val="Compact"/>
+            </w:pPr>
+            <w:r>
+              <w:t xml:space="preserve">5.27</w:t>
+            </w:r>
+            <w:r>
+              <w:t xml:space="preserve">B</w:t>
+            </w:r>
+          </w:p>
+        </w:tc>
+        <w:tc>
+          <w:tcPr/>
+          <w:p>
+            <w:pPr>
+              <w:pStyle w:val="Compact"/>
+            </w:pPr>
+            <w:r>
+              <w:t xml:space="preserve">3.95</w:t>
+            </w:r>
+            <w:r>
+              <w:t xml:space="preserve">A</w:t>
+            </w:r>
+          </w:p>
+        </w:tc>
+        <w:tc>
+          <w:tcPr/>
+          <w:p>
+            <w:pPr>
+              <w:pStyle w:val="Compact"/>
+            </w:pPr>
+            <w:r>
+              <w:t xml:space="preserve">2.85</w:t>
+            </w:r>
+            <w:r>
+              <w:t xml:space="preserve">A</w:t>
+            </w:r>
+          </w:p>
+        </w:tc>
+        <w:tc>
+          <w:tcPr/>
+          <w:p>
+            <w:pPr>
+              <w:pStyle w:val="Compact"/>
+            </w:pPr>
+            <w:r>
+              <w:t xml:space="preserve">5.81</w:t>
+            </w:r>
+            <w:r>
+              <w:t xml:space="preserve">B</w:t>
+            </w:r>
+          </w:p>
+        </w:tc>
+        <w:tc>
+          <w:tcPr/>
+          <w:p>
+            <w:pPr>
+              <w:pStyle w:val="Compact"/>
+            </w:pPr>
+            <w:r>
+              <w:t xml:space="preserve">4.88</w:t>
+            </w:r>
+            <w:r>
+              <w:t xml:space="preserve">B</w:t>
+            </w:r>
+          </w:p>
+        </w:tc>
+        <w:tc>
+          <w:tcPr/>
+          <w:p>
+            <w:pPr>
+              <w:pStyle w:val="Compact"/>
+            </w:pPr>
+            <w:r>
+              <w:t xml:space="preserve">2.29</w:t>
+            </w:r>
+            <w:r>
+              <w:t xml:space="preserve">A</w:t>
+            </w:r>
+          </w:p>
+        </w:tc>
+        <w:tc>
+          <w:tcPr/>
+          <w:p>
+            <w:pPr>
+              <w:pStyle w:val="Compact"/>
+            </w:pPr>
+            <w:r>
+              <w:t xml:space="preserve">2.58</w:t>
+            </w:r>
+            <w:r>
+              <w:t xml:space="preserve">A</w:t>
+            </w:r>
+          </w:p>
+        </w:tc>
+      </w:tr>
+      <w:tr>
+        <w:tc>
+          <w:tcPr/>
+          <w:p>
+            <w:pPr>
+              <w:pStyle w:val="Compact"/>
+            </w:pPr>
+            <w:r>
+              <w:t xml:space="preserve">GBM XGBoost(multi)</w:t>
+            </w:r>
+          </w:p>
+        </w:tc>
+        <w:tc>
+          <w:tcPr/>
+          <w:p>
+            <w:pPr>
+              <w:pStyle w:val="Compact"/>
+            </w:pPr>
+            <w:r>
+              <w:t xml:space="preserve">6.81</w:t>
+            </w:r>
+            <w:r>
+              <w:t xml:space="preserve">C</w:t>
+            </w:r>
+          </w:p>
+        </w:tc>
+        <w:tc>
+          <w:tcPr/>
+          <w:p>
+            <w:pPr>
+              <w:pStyle w:val="Compact"/>
+            </w:pPr>
+            <w:r>
+              <w:t xml:space="preserve">5.42</w:t>
+            </w:r>
+            <w:r>
+              <w:t xml:space="preserve">B</w:t>
+            </w:r>
+          </w:p>
+        </w:tc>
+        <w:tc>
+          <w:tcPr/>
+          <w:p>
+            <w:pPr>
+              <w:pStyle w:val="Compact"/>
+            </w:pPr>
+            <w:r>
+              <w:t xml:space="preserve">4.57</w:t>
+            </w:r>
+            <w:r>
+              <w:t xml:space="preserve">A</w:t>
+            </w:r>
+          </w:p>
+        </w:tc>
+        <w:tc>
+          <w:tcPr/>
+          <w:p>
+            <w:pPr>
+              <w:pStyle w:val="Compact"/>
+            </w:pPr>
+            <w:r>
+              <w:t xml:space="preserve">3.13</w:t>
+            </w:r>
+            <w:r>
+              <w:t xml:space="preserve">A</w:t>
+            </w:r>
+          </w:p>
+        </w:tc>
+        <w:tc>
+          <w:tcPr/>
+          <w:p>
+            <w:pPr>
+              <w:pStyle w:val="Compact"/>
+            </w:pPr>
+            <w:r>
+              <w:t xml:space="preserve">6.21</w:t>
+            </w:r>
+            <w:r>
+              <w:t xml:space="preserve">C</w:t>
+            </w:r>
+          </w:p>
+        </w:tc>
+        <w:tc>
+          <w:tcPr/>
+          <w:p>
+            <w:pPr>
+              <w:pStyle w:val="Compact"/>
+            </w:pPr>
+            <w:r>
+              <w:t xml:space="preserve">5.09</w:t>
+            </w:r>
+            <w:r>
+              <w:t xml:space="preserve">B</w:t>
+            </w:r>
+          </w:p>
+        </w:tc>
+        <w:tc>
+          <w:tcPr/>
+          <w:p>
+            <w:pPr>
+              <w:pStyle w:val="Compact"/>
+            </w:pPr>
+            <w:r>
+              <w:t xml:space="preserve">2.75</w:t>
+            </w:r>
+            <w:r>
+              <w:t xml:space="preserve">A</w:t>
+            </w:r>
+          </w:p>
+        </w:tc>
+        <w:tc>
+          <w:tcPr/>
+          <w:p>
+            <w:pPr>
+              <w:pStyle w:val="Compact"/>
+            </w:pPr>
+            <w:r>
+              <w:t xml:space="preserve">2.76</w:t>
+            </w:r>
+            <w:r>
+              <w:t xml:space="preserve">A</w:t>
+            </w:r>
+          </w:p>
+        </w:tc>
+      </w:tr>
+      <w:tr>
+        <w:tc>
+          <w:tcPr/>
+          <w:p>
+            <w:pPr>
+              <w:pStyle w:val="Compact"/>
+            </w:pPr>
+            <w:r>
+              <w:t xml:space="preserve">GBM CatBoost(multi)</w:t>
+            </w:r>
+          </w:p>
+        </w:tc>
+        <w:tc>
+          <w:tcPr/>
+          <w:p>
+            <w:pPr>
+              <w:pStyle w:val="Compact"/>
+            </w:pPr>
+            <w:r>
+              <w:t xml:space="preserve">6.43</w:t>
+            </w:r>
+            <w:r>
+              <w:t xml:space="preserve">C</w:t>
+            </w:r>
+          </w:p>
+        </w:tc>
+        <w:tc>
+          <w:tcPr/>
+          <w:p>
+            <w:pPr>
+              <w:pStyle w:val="Compact"/>
+            </w:pPr>
+            <w:r>
+              <w:t xml:space="preserve">5.20</w:t>
+            </w:r>
+            <w:r>
+              <w:t xml:space="preserve">B</w:t>
+            </w:r>
+          </w:p>
+        </w:tc>
+        <w:tc>
+          <w:tcPr/>
+          <w:p>
+            <w:pPr>
+              <w:pStyle w:val="Compact"/>
+            </w:pPr>
+            <w:r>
+              <w:t xml:space="preserve">4.05</w:t>
+            </w:r>
+            <w:r>
+              <w:t xml:space="preserve">A</w:t>
+            </w:r>
+          </w:p>
+        </w:tc>
+        <w:tc>
+          <w:tcPr/>
+          <w:p>
+            <w:pPr>
+              <w:pStyle w:val="Compact"/>
+            </w:pPr>
+            <w:r>
+              <w:t xml:space="preserve">2.75</w:t>
+            </w:r>
+            <w:r>
+              <w:t xml:space="preserve">A</w:t>
+            </w:r>
+          </w:p>
+        </w:tc>
+        <w:tc>
+          <w:tcPr/>
+          <w:p>
+            <w:pPr>
+              <w:pStyle w:val="Compact"/>
+            </w:pPr>
+            <w:r>
+              <w:t xml:space="preserve">5.83</w:t>
+            </w:r>
+            <w:r>
+              <w:t xml:space="preserve">B</w:t>
+            </w:r>
+          </w:p>
+        </w:tc>
+        <w:tc>
+          <w:tcPr/>
+          <w:p>
+            <w:pPr>
+              <w:pStyle w:val="Compact"/>
+            </w:pPr>
+            <w:r>
+              <w:t xml:space="preserve">4.83</w:t>
+            </w:r>
+            <w:r>
+              <w:t xml:space="preserve">B</w:t>
+            </w:r>
+          </w:p>
+        </w:tc>
+        <w:tc>
+          <w:tcPr/>
+          <w:p>
+            <w:pPr>
+              <w:pStyle w:val="Compact"/>
+            </w:pPr>
+            <w:r>
+              <w:t xml:space="preserve">2.40</w:t>
+            </w:r>
+            <w:r>
+              <w:t xml:space="preserve">A</w:t>
+            </w:r>
+          </w:p>
+        </w:tc>
+        <w:tc>
+          <w:tcPr/>
+          <w:p>
+            <w:pPr>
+              <w:pStyle w:val="Compact"/>
+            </w:pPr>
+            <w:r>
+              <w:t xml:space="preserve">2.42</w:t>
+            </w:r>
+            <w:r>
+              <w:t xml:space="preserve">A</w:t>
+            </w:r>
+          </w:p>
+        </w:tc>
+      </w:tr>
+      <w:tr>
+        <w:tc>
+          <w:tcPr/>
+          <w:p>
+            <w:pPr>
+              <w:pStyle w:val="Compact"/>
+            </w:pPr>
+            <w:r>
+              <w:t xml:space="preserve">딥러닝 MLP</w:t>
+            </w:r>
+          </w:p>
+        </w:tc>
+        <w:tc>
+          <w:tcPr/>
+          <w:p>
+            <w:pPr>
+              <w:pStyle w:val="Compact"/>
+            </w:pPr>
+            <w:r>
+              <w:t xml:space="preserve">6.13</w:t>
+            </w:r>
+            <w:r>
+              <w:t xml:space="preserve">C</w:t>
+            </w:r>
+          </w:p>
+        </w:tc>
+        <w:tc>
+          <w:tcPr/>
+          <w:p>
+            <w:pPr>
+              <w:pStyle w:val="Compact"/>
+            </w:pPr>
+            <w:r>
+              <w:t xml:space="preserve">5.03</w:t>
+            </w:r>
+            <w:r>
+              <w:t xml:space="preserve">B</w:t>
+            </w:r>
+          </w:p>
+        </w:tc>
+        <w:tc>
+          <w:tcPr/>
+          <w:p>
+            <w:pPr>
+              <w:pStyle w:val="Compact"/>
+            </w:pPr>
+            <w:r>
+              <w:t xml:space="preserve">3.73</w:t>
+            </w:r>
+            <w:r>
+              <w:t xml:space="preserve">A</w:t>
+            </w:r>
+          </w:p>
+        </w:tc>
+        <w:tc>
+          <w:tcPr/>
+          <w:p>
+            <w:pPr>
+              <w:pStyle w:val="Compact"/>
+            </w:pPr>
+            <w:r>
+              <w:t xml:space="preserve">2.60</w:t>
+            </w:r>
+            <w:r>
+              <w:t xml:space="preserve">A</w:t>
+            </w:r>
+          </w:p>
+        </w:tc>
+        <w:tc>
+          <w:tcPr/>
+          <w:p>
+            <w:pPr>
+              <w:pStyle w:val="Compact"/>
+            </w:pPr>
+            <w:r>
+              <w:t xml:space="preserve">5.83</w:t>
+            </w:r>
+            <w:r>
+              <w:t xml:space="preserve">B</w:t>
+            </w:r>
+          </w:p>
+        </w:tc>
+        <w:tc>
+          <w:tcPr/>
+          <w:p>
+            <w:pPr>
+              <w:pStyle w:val="Compact"/>
+            </w:pPr>
+            <w:r>
+              <w:t xml:space="preserve">4.87</w:t>
+            </w:r>
+            <w:r>
+              <w:t xml:space="preserve">B</w:t>
+            </w:r>
+          </w:p>
+        </w:tc>
+        <w:tc>
+          <w:tcPr/>
+          <w:p>
+            <w:pPr>
+              <w:pStyle w:val="Compact"/>
+            </w:pPr>
+            <w:r>
+              <w:t xml:space="preserve">2.26</w:t>
+            </w:r>
+            <w:r>
+              <w:t xml:space="preserve">A</w:t>
+            </w:r>
+          </w:p>
+        </w:tc>
+        <w:tc>
+          <w:tcPr/>
+          <w:p>
+            <w:pPr>
+              <w:pStyle w:val="Compact"/>
+            </w:pPr>
+            <w:r>
+              <w:t xml:space="preserve">2.27</w:t>
+            </w:r>
+            <w:r>
+              <w:t xml:space="preserve">A</w:t>
+            </w:r>
+          </w:p>
+        </w:tc>
+      </w:tr>
+      <w:tr>
+        <w:tc>
+          <w:tcPr/>
+          <w:p>
+            <w:pPr>
+              <w:pStyle w:val="Compact"/>
+            </w:pPr>
+            <w:r>
+              <w:t xml:space="preserve">딥러닝 MLP(multi)</w:t>
+            </w:r>
+          </w:p>
+        </w:tc>
+        <w:tc>
+          <w:tcPr/>
+          <w:p>
+            <w:pPr>
+              <w:pStyle w:val="Compact"/>
+            </w:pPr>
+            <w:r>
+              <w:t xml:space="preserve">6.14</w:t>
+            </w:r>
+            <w:r>
+              <w:t xml:space="preserve">C</w:t>
+            </w:r>
+          </w:p>
+        </w:tc>
+        <w:tc>
+          <w:tcPr/>
+          <w:p>
+            <w:pPr>
+              <w:pStyle w:val="Compact"/>
+            </w:pPr>
+            <w:r>
+              <w:t xml:space="preserve">4.99</w:t>
+            </w:r>
+            <w:r>
+              <w:t xml:space="preserve">B</w:t>
+            </w:r>
+          </w:p>
+        </w:tc>
+        <w:tc>
+          <w:tcPr/>
+          <w:p>
+            <w:pPr>
+              <w:pStyle w:val="Compact"/>
+            </w:pPr>
+            <w:r>
+              <w:t xml:space="preserve">3.72</w:t>
+            </w:r>
+            <w:r>
+              <w:t xml:space="preserve">A</w:t>
+            </w:r>
+          </w:p>
+        </w:tc>
+        <w:tc>
+          <w:tcPr/>
+          <w:p>
+            <w:pPr>
+              <w:pStyle w:val="Compact"/>
+            </w:pPr>
+            <w:r>
+              <w:t xml:space="preserve">2.38</w:t>
+            </w:r>
+            <w:r>
+              <w:t xml:space="preserve">A</w:t>
+            </w:r>
+          </w:p>
+        </w:tc>
+        <w:tc>
+          <w:tcPr/>
+          <w:p>
+            <w:pPr>
+              <w:pStyle w:val="Compact"/>
+            </w:pPr>
+            <w:r>
+              <w:t xml:space="preserve">5.75</w:t>
+            </w:r>
+            <w:r>
+              <w:t xml:space="preserve">B</w:t>
+            </w:r>
+          </w:p>
+        </w:tc>
+        <w:tc>
+          <w:tcPr/>
+          <w:p>
+            <w:pPr>
+              <w:pStyle w:val="Compact"/>
+            </w:pPr>
+            <w:r>
+              <w:t xml:space="preserve">4.74</w:t>
+            </w:r>
+            <w:r>
+              <w:t xml:space="preserve">A</w:t>
+            </w:r>
+          </w:p>
+        </w:tc>
+        <w:tc>
+          <w:tcPr/>
+          <w:p>
+            <w:pPr>
+              <w:pStyle w:val="Compact"/>
+            </w:pPr>
+            <w:r>
+              <w:t xml:space="preserve">2.22</w:t>
+            </w:r>
+            <w:r>
+              <w:t xml:space="preserve">A</w:t>
+            </w:r>
+          </w:p>
+        </w:tc>
+        <w:tc>
+          <w:tcPr/>
+          <w:p>
+            <w:pPr>
+              <w:pStyle w:val="Compact"/>
+            </w:pPr>
+            <w:r>
+              <w:t xml:space="preserve">2.18</w:t>
+            </w:r>
+            <w:r>
+              <w:t xml:space="preserve">A</w:t>
+            </w:r>
+          </w:p>
+        </w:tc>
+      </w:tr>
+    </w:tbl>
+    <w:p>
+      <w:pPr>
+        <w:pStyle w:val="BodyText"/>
+      </w:pPr>
+      <w:r>
+        <w:t xml:space="preserve">세 = 세션 수준, 일 = 일평균 수준. A/B/C 등급은 색으로 표시. 구조적 추정치 E0(수준+위상)가 기준선이며, 챔피언 회귀 Ridge와 동등한 Harmonic+Ridge가 가장 잘 일반화하는 반면 LightGBM/XGBoost는 in-sample 최저·held-out 최악</w:t>
+      </w:r>
+    </w:p>
+    <w:bookmarkEnd w:id="26"/>
+    <w:bookmarkStart w:id="30" w:name="deviation-입력-ablation"/>
+    <w:p>
+      <w:pPr>
+        <w:pStyle w:val="Heading3"/>
+      </w:pPr>
+      <w:r>
+        <w:t xml:space="preserve">4.4 Deviation 입력 ablation</w:t>
+      </w:r>
+    </w:p>
+    <w:p>
+      <w:pPr>
+        <w:pStyle w:val="FirstParagraph"/>
+      </w:pPr>
+      <w:r>
+        <w:t xml:space="preserve">Deviation 입력의 ablation 결과, 웨어러블 신호와 사전 혈압 추정 lag가 상호 보완적임이 나타났다(그림 1). 워치 신호만 사용한 경우 세션 수준 DBP 오차가 감소하였으며(테스트 DBP가 4.81 mmHg, Grade B에서 4.75 mmHg, Grade A로), 급성 변동을 포착하였다. 사전 추정 lag만 사용한 경우 일평균 SBP 오차가 감소하였으며(테스트에서 2.35에서 2.09 mmHg로), 개인 수준의 set-point를 포착하였다. 두 입력을 결합하였을 때 모든 지표에서 가장 낮은 오차가 산출되었으며, 이는 웨어러블 채널이 급성 세션 수준 DBP 변동을 부호화하고 사전 추정 채널이 개인 수준의 일별 구조를 부호화한다는 점과 일치하였다.</w:t>
       </w:r>
     </w:p>
     <w:p>
@@ -748,20 +3681,20 @@
       <w:r>
         <w:drawing>
           <wp:inline>
-            <wp:extent cx="5334000" cy="4265539"/>
+            <wp:extent cx="5334000" cy="2390396"/>
             <wp:effectExtent b="0" l="0" r="0" t="0"/>
-            <wp:docPr descr="" title="" id="17" name="Picture"/>
+            <wp:docPr descr="" title="" id="28" name="Picture"/>
             <a:graphic>
               <a:graphicData uri="http://schemas.openxmlformats.org/drawingml/2006/picture">
                 <pic:pic>
                   <pic:nvPicPr>
-                    <pic:cNvPr descr="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" id="18" name="Picture"/>
+                    <pic:cNvPr descr="fig_p2_ablation.png" id="29" name="Picture"/>
                     <pic:cNvPicPr>
                       <a:picLocks noChangeArrowheads="1" noChangeAspect="1"/>
                     </pic:cNvPicPr>
                   </pic:nvPicPr>
                   <pic:blipFill>
-                    <a:blip r:embed="rId16"/>
+                    <a:blip r:embed="rId27"/>
                     <a:stretch>
                       <a:fillRect/>
                     </a:stretch>
@@ -769,7 +3702,7 @@
                   <pic:spPr bwMode="auto">
                     <a:xfrm>
                       <a:off x="0" y="0"/>
-                      <a:ext cx="5334000" cy="4265539"/>
+                      <a:ext cx="5334000" cy="2390396"/>
                     </a:xfrm>
                     <a:prstGeom prst="rect">
                       <a:avLst/>
@@ -793,378 +3726,43 @@
         <w:pStyle w:val="BodyText"/>
       </w:pPr>
       <w:r>
-        <w:t xml:space="preserve">그림 1. 전체 13개 모형의 테스트(day6) 순위(좌 static / 우 dynamic, 각 모형 최적 구성)와 BHS 등급. 위상/프로파일 계열(초록)이 최저권을 이루며 ML·계절성(보라·주황)과 통계적으로 구분되지 않는다. 하단 표는 dynamic의 BHS 누적비율·등급.</w:t>
-      </w:r>
-    </w:p>
-    <w:p>
-      <w:pPr>
-        <w:pStyle w:val="TableCaption"/>
-      </w:pPr>
-      <w:r>
-        <w:t xml:space="preserve">표 2. 위상 커널의 테스트(day6) 성능 — 예측 지평 × 채널 (mmHg, %)</w:t>
-      </w:r>
-    </w:p>
-    <w:tbl>
-      <w:tblPr>
-        <w:tblStyle w:val="Table"/>
-        <w:tblW w:type="auto" w:w="0"/>
-        <w:tblLook w:firstRow="1" w:lastRow="0" w:firstColumn="0" w:lastColumn="0" w:noHBand="0" w:noVBand="0" w:val="0020"/>
-        <w:tblCaption w:val="표 2. 위상 커널의 테스트(day6) 성능 — 예측 지평 × 채널 (mmHg, %)"/>
-      </w:tblPr>
-      <w:tblGrid>
-        <w:gridCol w:w="1584"/>
-        <w:gridCol w:w="1584"/>
-        <w:gridCol w:w="1584"/>
-        <w:gridCol w:w="1584"/>
-        <w:gridCol w:w="1584"/>
-      </w:tblGrid>
-      <w:tr>
-        <w:trPr>
-          <w:tblHeader w:val="on"/>
-        </w:trPr>
-        <w:tc>
-          <w:tcPr/>
-          <w:p>
-            <w:pPr>
-              <w:pStyle w:val="Compact"/>
-            </w:pPr>
-            <w:r>
-              <w:t xml:space="preserve">지표</w:t>
-            </w:r>
-          </w:p>
-        </w:tc>
-        <w:tc>
-          <w:tcPr>
-            <w:gridSpan w:val="2"/>
-          </w:tcPr>
-          <w:p>
-            <w:pPr>
-              <w:pStyle w:val="Compact"/>
-            </w:pPr>
-            <w:r>
-              <w:t xml:space="preserve">1시간 전방 (static)</w:t>
-            </w:r>
-          </w:p>
-        </w:tc>
-        <w:tc>
-          <w:tcPr>
-            <w:gridSpan w:val="2"/>
-          </w:tcPr>
-          <w:p>
-            <w:pPr>
-              <w:pStyle w:val="Compact"/>
-            </w:pPr>
-            <w:r>
-              <w:t xml:space="preserve">24시간 (dynamic)</w:t>
-            </w:r>
-          </w:p>
-        </w:tc>
-      </w:tr>
-      <w:tr>
-        <w:tc>
-          <w:tcPr/>
-          <w:p>
-            <w:pPr>
-              <w:pStyle w:val="Compact"/>
-            </w:pPr>
-            <w:r>
-              <w:t xml:space="preserve">수축기</w:t>
-            </w:r>
-          </w:p>
-        </w:tc>
-        <w:tc>
-          <w:tcPr/>
-          <w:p>
-            <w:pPr>
-              <w:pStyle w:val="Compact"/>
-            </w:pPr>
-            <w:r>
-              <w:t xml:space="preserve">이완기</w:t>
-            </w:r>
-          </w:p>
-        </w:tc>
-        <w:tc>
-          <w:tcPr/>
-          <w:p>
-            <w:pPr>
-              <w:pStyle w:val="Compact"/>
-            </w:pPr>
-            <w:r>
-              <w:t xml:space="preserve">수축기</w:t>
-            </w:r>
-          </w:p>
-        </w:tc>
-        <w:tc>
-          <w:tcPr/>
-          <w:p>
-            <w:pPr>
-              <w:pStyle w:val="Compact"/>
-            </w:pPr>
-            <w:r>
-              <w:t xml:space="preserve">이완기</w:t>
-            </w:r>
-          </w:p>
-        </w:tc>
-        <w:tc>
-          <w:tcPr/>
-          <w:p>
-            <w:pPr>
-              <w:pStyle w:val="Compact"/>
-            </w:pPr>
-          </w:p>
-        </w:tc>
-      </w:tr>
-      <w:tr>
-        <w:tc>
-          <w:tcPr/>
-          <w:p>
-            <w:pPr>
-              <w:pStyle w:val="Compact"/>
-            </w:pPr>
-            <w:r>
-              <w:t xml:space="preserve">MAE</w:t>
-            </w:r>
-          </w:p>
-        </w:tc>
-        <w:tc>
-          <w:tcPr/>
-          <w:p>
-            <w:pPr>
-              <w:pStyle w:val="Compact"/>
-            </w:pPr>
-            <w:r>
-              <w:rPr>
-                <w:b/>
-                <w:bCs/>
-              </w:rPr>
-              <w:t xml:space="preserve">3.83</w:t>
-            </w:r>
-          </w:p>
-        </w:tc>
-        <w:tc>
-          <w:tcPr/>
-          <w:p>
-            <w:pPr>
-              <w:pStyle w:val="Compact"/>
-            </w:pPr>
-            <w:r>
-              <w:rPr>
-                <w:b/>
-                <w:bCs/>
-              </w:rPr>
-              <w:t xml:space="preserve">2.78</w:t>
-            </w:r>
-          </w:p>
-        </w:tc>
-        <w:tc>
-          <w:tcPr/>
-          <w:p>
-            <w:pPr>
-              <w:pStyle w:val="Compact"/>
-            </w:pPr>
-            <w:r>
-              <w:rPr>
-                <w:b/>
-                <w:bCs/>
-              </w:rPr>
-              <w:t xml:space="preserve">6.10</w:t>
-            </w:r>
-          </w:p>
-        </w:tc>
-        <w:tc>
-          <w:tcPr/>
-          <w:p>
-            <w:pPr>
-              <w:pStyle w:val="Compact"/>
-            </w:pPr>
-            <w:r>
-              <w:rPr>
-                <w:b/>
-                <w:bCs/>
-              </w:rPr>
-              <w:t xml:space="preserve">4.69</w:t>
-            </w:r>
-          </w:p>
-        </w:tc>
-      </w:tr>
-      <w:tr>
-        <w:tc>
-          <w:tcPr/>
-          <w:p>
-            <w:pPr>
-              <w:pStyle w:val="Compact"/>
-            </w:pPr>
-            <w:r>
-              <w:t xml:space="preserve">RMSE</w:t>
-            </w:r>
-          </w:p>
-        </w:tc>
-        <w:tc>
-          <w:tcPr/>
-          <w:p>
-            <w:pPr>
-              <w:pStyle w:val="Compact"/>
-            </w:pPr>
-            <w:r>
-              <w:t xml:space="preserve">4.58</w:t>
-            </w:r>
-          </w:p>
-        </w:tc>
-        <w:tc>
-          <w:tcPr/>
-          <w:p>
-            <w:pPr>
-              <w:pStyle w:val="Compact"/>
-            </w:pPr>
-            <w:r>
-              <w:t xml:space="preserve">3.31</w:t>
-            </w:r>
-          </w:p>
-        </w:tc>
-        <w:tc>
-          <w:tcPr/>
-          <w:p>
-            <w:pPr>
-              <w:pStyle w:val="Compact"/>
-            </w:pPr>
-            <w:r>
-              <w:t xml:space="preserve">7.23</w:t>
-            </w:r>
-          </w:p>
-        </w:tc>
-        <w:tc>
-          <w:tcPr/>
-          <w:p>
-            <w:pPr>
-              <w:pStyle w:val="Compact"/>
-            </w:pPr>
-            <w:r>
-              <w:t xml:space="preserve">5.63</w:t>
-            </w:r>
-          </w:p>
-        </w:tc>
-      </w:tr>
-      <w:tr>
-        <w:tc>
-          <w:tcPr/>
-          <w:p>
-            <w:pPr>
-              <w:pStyle w:val="Compact"/>
-            </w:pPr>
-            <w:r>
-              <w:t xml:space="preserve">MAPE(%)</w:t>
-            </w:r>
-          </w:p>
-        </w:tc>
-        <w:tc>
-          <w:tcPr/>
-          <w:p>
-            <w:pPr>
-              <w:pStyle w:val="Compact"/>
-            </w:pPr>
-            <w:r>
-              <w:t xml:space="preserve">3.44</w:t>
-            </w:r>
-          </w:p>
-        </w:tc>
-        <w:tc>
-          <w:tcPr/>
-          <w:p>
-            <w:pPr>
-              <w:pStyle w:val="Compact"/>
-            </w:pPr>
-            <w:r>
-              <w:t xml:space="preserve">3.81</w:t>
-            </w:r>
-          </w:p>
-        </w:tc>
-        <w:tc>
-          <w:tcPr/>
-          <w:p>
-            <w:pPr>
-              <w:pStyle w:val="Compact"/>
-            </w:pPr>
-            <w:r>
-              <w:t xml:space="preserve">5.48</w:t>
-            </w:r>
-          </w:p>
-        </w:tc>
-        <w:tc>
-          <w:tcPr/>
-          <w:p>
-            <w:pPr>
-              <w:pStyle w:val="Compact"/>
-            </w:pPr>
-            <w:r>
-              <w:t xml:space="preserve">6.50</w:t>
-            </w:r>
-          </w:p>
-        </w:tc>
-      </w:tr>
-      <w:tr>
-        <w:tc>
-          <w:tcPr/>
-          <w:p>
-            <w:pPr>
-              <w:pStyle w:val="Compact"/>
-            </w:pPr>
-            <w:r>
-              <w:t xml:space="preserve">BHS 등급</w:t>
-            </w:r>
-          </w:p>
-        </w:tc>
-        <w:tc>
-          <w:tcPr/>
-          <w:p>
-            <w:pPr>
-              <w:pStyle w:val="Compact"/>
-            </w:pPr>
-            <w:r>
-              <w:t xml:space="preserve">A</w:t>
-            </w:r>
-          </w:p>
-        </w:tc>
-        <w:tc>
-          <w:tcPr/>
-          <w:p>
-            <w:pPr>
-              <w:pStyle w:val="Compact"/>
-            </w:pPr>
-            <w:r>
-              <w:t xml:space="preserve">A</w:t>
-            </w:r>
-          </w:p>
-        </w:tc>
-        <w:tc>
-          <w:tcPr/>
-          <w:p>
-            <w:pPr>
-              <w:pStyle w:val="Compact"/>
-            </w:pPr>
-            <w:r>
-              <w:t xml:space="preserve">C</w:t>
-            </w:r>
-          </w:p>
-        </w:tc>
-        <w:tc>
-          <w:tcPr/>
-          <w:p>
-            <w:pPr>
-              <w:pStyle w:val="Compact"/>
-            </w:pPr>
-            <w:r>
-              <w:t xml:space="preserve">A</w:t>
-            </w:r>
-          </w:p>
-        </w:tc>
-      </w:tr>
-    </w:tbl>
-    <w:p>
-      <w:pPr>
-        <w:pStyle w:val="BodyText"/>
-      </w:pPr>
-      <w:r>
-        <w:t xml:space="preserve">위상 커널은 예측하려는 시각과 같은 시간대일수록 큰 가중치(w = exp(−circ²/2ℓ²), ℓ≈196분)로 과거 실측을 가중평균하여 개인의 전형적 하루를 복원한다(그림 2). 1시간 전방은 이 프로파일에 직전 실측 보정을 더하고, 24시간은 이를 그대로 사용한다.</w:t>
+        <w:t xml:space="preserve">그림 1. 편차 입력 ablation(검증). 워치 신호는 세션 DBP 오차를, 지난 BP 추정 lag은 일평균 SBP level 오차를 줄인다. 둘은 상보적이라 결합이 최선.</w:t>
+      </w:r>
+    </w:p>
+    <w:bookmarkEnd w:id="30"/>
+    <w:bookmarkStart w:id="31" w:name="웨어러블-변수의-적합성"/>
+    <w:p>
+      <w:pPr>
+        <w:pStyle w:val="Heading3"/>
+      </w:pPr>
+      <w:r>
+        <w:t xml:space="preserve">4.5 웨어러블 변수의 적합성</w:t>
+      </w:r>
+    </w:p>
+    <w:p>
+      <w:pPr>
+        <w:pStyle w:val="FirstParagraph"/>
+      </w:pPr>
+      <w:r>
+        <w:t xml:space="preserve">현재 웨어러블 입력(heart rate, weighted heart rate, 안정 시 대비 heart-rate deviation, heart-rate variability, 손목 온도, 활동 및 수면 플래그, METs) 중에서, 급성 심혈관 및 활동 채널이 세션 수준 DBP를 개선하는 deviation 신호를 담고 있었던 반면, 사전 추정 lag는 일 수준 정확도를 좌우하였으며, 이는 ablation 결과를 반영하였다.</w:t>
+      </w:r>
+    </w:p>
+    <w:bookmarkEnd w:id="31"/>
+    <w:bookmarkStart w:id="38" w:name="예측-성능"/>
+    <w:p>
+      <w:pPr>
+        <w:pStyle w:val="Heading3"/>
+      </w:pPr>
+      <w:r>
+        <w:t xml:space="preserve">4.6 예측 성능</w:t>
+      </w:r>
+    </w:p>
+    <w:p>
+      <w:pPr>
+        <w:pStyle w:val="FirstParagraph"/>
+      </w:pPr>
+      <w:r>
+        <w:t xml:space="preserve">예측은 구조적 추정값에 대한 autoregressive residual을 사용하여 검증 제외 7일차에서 평가되었으며, 실제 7일차 혈압은 어떤 지점에서도 사용되지 않았다(그림 2에서 3). 각 세션마다 재고정(re-anchor)되는 static one-step-ahead 방식이 recursive dynamic rollout을 능가하였다. 테스트에서 ridge static은 세션 MAE 5.52 mmHg(Grade B, SBP) 및 4.28 mmHg(Grade A, DBP)와 일평균 MAE 2.55/2.50 mmHg(Grade A)를 달성한 반면, dynamic 예측은 세션 수준에서 5.78 mmHg(Grade C, SBP) 및 4.65 mmHg(Grade B, DBP)로, 일평균에서 3.73/3.37 mmHg로 저하되었다. 검증 결과도 동일한 순서를 보였다(static 5.56/4.99/2.63/1.95 mmHg, dynamic 5.85/5.29/3.78/2.62 mmHg). dynamic 방식은 이후의 일중 세션이 모델 자체의 예측에 의존함에 따라 horizon에 걸쳐 오차가 누적되었으며, 일중 spike를 완전히 포착하지 못하였다.</w:t>
       </w:r>
     </w:p>
     <w:p>
@@ -1174,20 +3772,20 @@
       <w:r>
         <w:drawing>
           <wp:inline>
-            <wp:extent cx="5334000" cy="2832578"/>
+            <wp:extent cx="5334000" cy="2305025"/>
             <wp:effectExtent b="0" l="0" r="0" t="0"/>
-            <wp:docPr descr="" title="" id="20" name="Picture"/>
+            <wp:docPr descr="" title="" id="33" name="Picture"/>
             <a:graphic>
               <a:graphicData uri="http://schemas.openxmlformats.org/drawingml/2006/picture">
                 <pic:pic>
                   <pic:nvPicPr>
-                    <pic:cNvPr descr="data:image/png;base64,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